--- a/public/docs/template-url.docx
+++ b/public/docs/template-url.docx
@@ -272,10 +272,12 @@
         <w:tabs>
           <w:tab w:val="center" w:pos="5184"/>
         </w:tabs>
-        <w:spacing w:after="0" w:line="240" w:lineRule="auto"/>
-        <w:jc w:val="center"/>
-        <w:rPr>
-          <w:rFonts w:ascii="Times New Roman" w:hAnsi="Times New Roman"/>
+        <w:spacing w:after="240" w:line="240" w:lineRule="auto"/>
+        <w:jc w:val="both"/>
+        <w:rPr>
+          <w:rFonts w:ascii="Times New Roman" w:hAnsi="Times New Roman"/>
+          <w:b/>
+          <w:sz w:val="18"/>
         </w:rPr>
       </w:pPr>
     </w:p>
@@ -292,10 +294,11 @@
           <w:sz w:val="18"/>
         </w:rPr>
         <w:sectPr>
-          <w:headerReference w:type="default" r:id="rId8"/>
-          <w:footerReference w:type="default" r:id="rId9"/>
+          <w:headerReference w:type="default" r:id="rId9"/>
+          <w:footerReference w:type="default" r:id="rId10"/>
           <w:pgSz w:w="12240" w:h="15840"/>
           <w:pgMar w:top="1008" w:right="936" w:bottom="1008" w:left="936" w:header="720" w:footer="720" w:gutter="0"/>
+          <w:pgNumType w:start="21"/>
           <w:cols w:space="720"/>
           <w:docGrid w:linePitch="360"/>
         </w:sectPr>
@@ -356,15 +359,7 @@
           <w:b/>
           <w:sz w:val="18"/>
         </w:rPr>
-        <w:t xml:space="preserve">Abstract </w:t>
-      </w:r>
-      <w:r>
-        <w:rPr>
-          <w:rFonts w:ascii="Times New Roman" w:hAnsi="Times New Roman"/>
-          <w:b/>
-          <w:sz w:val="18"/>
-        </w:rPr>
-        <w:t xml:space="preserve">–This article gives the overall view of the articles published in </w:t>
+        <w:t xml:space="preserve">Abstract –This article gives the overall view of the articles published in </w:t>
       </w:r>
       <w:r>
         <w:rPr>
@@ -393,23 +388,7 @@
           <w:b/>
           <w:sz w:val="18"/>
         </w:rPr>
-        <w:t xml:space="preserve"> Abstract should be written in a motivate manner such a way it should make the readers to browse through the article completely. Abstract must be written with Time</w:t>
-      </w:r>
-      <w:r>
-        <w:rPr>
-          <w:rFonts w:ascii="Times New Roman" w:hAnsi="Times New Roman"/>
-          <w:b/>
-          <w:sz w:val="18"/>
-        </w:rPr>
-        <w:t>s</w:t>
-      </w:r>
-      <w:r>
-        <w:rPr>
-          <w:rFonts w:ascii="Times New Roman" w:hAnsi="Times New Roman"/>
-          <w:b/>
-          <w:sz w:val="18"/>
-        </w:rPr>
-        <w:t xml:space="preserve"> New Roman font with font size 9. Authors can make use of this template in preparing their final version of the manuscripts.</w:t>
+        <w:t xml:space="preserve"> Abstract should be written in a motivate manner such a way it should make the readers to browse through the article completely. Abstract must be written with Times New Roman font with font size 9. Authors can make use of this template in preparing their final version of the manuscripts.</w:t>
       </w:r>
     </w:p>
     <w:p>
@@ -534,14 +513,7 @@
           <w:rFonts w:ascii="Times New Roman" w:hAnsi="Times New Roman"/>
           <w:sz w:val="20"/>
         </w:rPr>
-        <w:t xml:space="preserve">This template should be used for final version </w:t>
-      </w:r>
-      <w:r>
-        <w:rPr>
-          <w:rFonts w:ascii="Times New Roman" w:hAnsi="Times New Roman"/>
-          <w:sz w:val="20"/>
-        </w:rPr>
-        <w:t>of each accepted articles.</w:t>
+        <w:t>This template should be used for final version of each accepted articles.</w:t>
       </w:r>
     </w:p>
     <w:p>
@@ -577,105 +549,7 @@
           <w:rFonts w:ascii="Times New Roman" w:hAnsi="Times New Roman"/>
           <w:sz w:val="20"/>
         </w:rPr>
-        <w:t>is timely committed journal</w:t>
-      </w:r>
-      <w:r>
-        <w:rPr>
-          <w:rFonts w:ascii="Times New Roman" w:hAnsi="Times New Roman"/>
-          <w:sz w:val="20"/>
-        </w:rPr>
-        <w:t xml:space="preserve"> [1]</w:t>
-      </w:r>
-      <w:r>
-        <w:rPr>
-          <w:rFonts w:ascii="Times New Roman" w:hAnsi="Times New Roman"/>
-          <w:sz w:val="20"/>
-        </w:rPr>
-        <w:t xml:space="preserve">. It accepts only unpublished manuscripts from the authors. </w:t>
-      </w:r>
-      <w:r>
-        <w:rPr>
-          <w:rFonts w:ascii="Times New Roman" w:hAnsi="Times New Roman"/>
-          <w:sz w:val="20"/>
-        </w:rPr>
-        <w:t>IJ</w:t>
-      </w:r>
-      <w:r>
-        <w:rPr>
-          <w:rFonts w:ascii="Times New Roman" w:hAnsi="Times New Roman"/>
-          <w:sz w:val="20"/>
-        </w:rPr>
-        <w:t>ITEST</w:t>
-      </w:r>
-      <w:r>
-        <w:rPr>
-          <w:rFonts w:ascii="Times New Roman" w:hAnsi="Times New Roman"/>
-          <w:sz w:val="20"/>
-        </w:rPr>
-        <w:t xml:space="preserve"> publishes research articles, survey papers and review articles. All the submitted manuscripts will be admitted in the review process of </w:t>
-      </w:r>
-      <w:r>
-        <w:rPr>
-          <w:rFonts w:ascii="Times New Roman" w:hAnsi="Times New Roman"/>
-          <w:sz w:val="20"/>
-        </w:rPr>
-        <w:t>IJITEST</w:t>
-      </w:r>
-      <w:r>
-        <w:rPr>
-          <w:rFonts w:ascii="Times New Roman" w:hAnsi="Times New Roman"/>
-          <w:sz w:val="20"/>
-        </w:rPr>
-        <w:t xml:space="preserve">. </w:t>
-      </w:r>
-      <w:r>
-        <w:rPr>
-          <w:rFonts w:ascii="Times New Roman" w:hAnsi="Times New Roman"/>
-          <w:sz w:val="20"/>
-        </w:rPr>
-        <w:t>IJITEST</w:t>
-      </w:r>
-      <w:r>
-        <w:rPr>
-          <w:rFonts w:ascii="Times New Roman" w:hAnsi="Times New Roman"/>
-          <w:sz w:val="20"/>
-        </w:rPr>
-        <w:t xml:space="preserve"> follows single blind review process</w:t>
-      </w:r>
-      <w:r>
-        <w:rPr>
-          <w:rFonts w:ascii="Times New Roman" w:hAnsi="Times New Roman"/>
-          <w:sz w:val="20"/>
-        </w:rPr>
-        <w:t xml:space="preserve"> [1, 2]</w:t>
-      </w:r>
-      <w:r>
-        <w:rPr>
-          <w:rFonts w:ascii="Times New Roman" w:hAnsi="Times New Roman"/>
-          <w:sz w:val="20"/>
-        </w:rPr>
-        <w:t xml:space="preserve">. That is the reviewers will know who the authors are and the authors do not know who the reviewers are. Submitted manuscripts will be sent to minimum of two reviewers. Decision will be made based on the reviews received. As soon as decision is made authors will be notified regarding the decision. Once the paper is accepted authors should transfer the copyright from to the </w:t>
-      </w:r>
-      <w:r>
-        <w:rPr>
-          <w:rFonts w:ascii="Times New Roman" w:hAnsi="Times New Roman"/>
-          <w:sz w:val="20"/>
-        </w:rPr>
-        <w:t>IJ</w:t>
-      </w:r>
-      <w:r>
-        <w:rPr>
-          <w:rFonts w:ascii="Times New Roman" w:hAnsi="Times New Roman"/>
-          <w:sz w:val="20"/>
-        </w:rPr>
-        <w:t>ITEST</w:t>
-      </w:r>
-      <w:r>
-        <w:rPr>
-          <w:rFonts w:ascii="Times New Roman" w:hAnsi="Times New Roman"/>
-          <w:sz w:val="20"/>
-        </w:rPr>
-        <w:t xml:space="preserve"> journal.</w:t>
+        <w:t>is timely committed journal [1]. It accepts only unpublished manuscripts from the authors. IJITEST publishes research articles, survey papers and review articles. All the submitted manuscripts will be admitted in the review process of IJITEST. IJITEST follows single blind review process [1, 2]. That is the reviewers will know who the authors are and the authors do not know who the reviewers are. Submitted manuscripts will be sent to minimum of two reviewers. Decision will be made based on the reviews received. As soon as decision is made authors will be notified regarding the decision. Once the paper is accepted authors should transfer the copyright from to the IJITEST journal.</w:t>
       </w:r>
     </w:p>
     <w:p>
@@ -703,14 +577,7 @@
           <w:rFonts w:ascii="Times New Roman" w:hAnsi="Times New Roman"/>
           <w:sz w:val="20"/>
         </w:rPr>
-        <w:t xml:space="preserve">All the related works that have been done by other researchers that are related to the current </w:t>
-      </w:r>
-      <w:r>
-        <w:rPr>
-          <w:rFonts w:ascii="Times New Roman" w:hAnsi="Times New Roman"/>
-          <w:sz w:val="20"/>
-        </w:rPr>
-        <w:t>research problem should be summarized in this section. Times New Roman font with size 10 must be used in this section. Sub topic should be written as given below:</w:t>
+        <w:t>All the related works that have been done by other researchers that are related to the current research problem should be summarized in this section. Times New Roman font with size 10 must be used in this section. Sub topic should be written as given below:</w:t>
       </w:r>
     </w:p>
     <w:p>
@@ -838,21 +705,7 @@
           <w:rFonts w:ascii="Times New Roman" w:hAnsi="Times New Roman"/>
           <w:sz w:val="20"/>
         </w:rPr>
-        <w:t>All the sub topics should be numbered as shown above. Numbering should be made correctly</w:t>
-      </w:r>
-      <w:r>
-        <w:rPr>
-          <w:rFonts w:ascii="Times New Roman" w:hAnsi="Times New Roman"/>
-          <w:sz w:val="20"/>
-        </w:rPr>
-        <w:t xml:space="preserve"> [3]</w:t>
-      </w:r>
-      <w:r>
-        <w:rPr>
-          <w:rFonts w:ascii="Times New Roman" w:hAnsi="Times New Roman"/>
-          <w:sz w:val="20"/>
-        </w:rPr>
-        <w:t>.</w:t>
+        <w:t>All the sub topics should be numbered as shown above. Numbering should be made correctly [3].</w:t>
       </w:r>
     </w:p>
     <w:p>
@@ -1043,7 +896,11 @@
     </w:p>
     <w:p>
       <w:pPr>
-        <w:ind w:firstLine="202"/>
+        <w:tabs>
+          <w:tab w:val="center" w:pos="5184"/>
+        </w:tabs>
+        <w:spacing w:after="120" w:line="240" w:lineRule="auto"/>
+        <w:jc w:val="both"/>
         <w:rPr>
           <w:rFonts w:ascii="Times New Roman" w:hAnsi="Times New Roman"/>
           <w:sz w:val="20"/>
@@ -1056,8 +913,88 @@
           <w:sz w:val="20"/>
           <w:szCs w:val="20"/>
         </w:rPr>
-        <w:t>If you have a figure, simply paste it in the template and adjust the size of the figure as per the requirement.</w:t>
-      </w:r>
+        <w:t>If you have a figure, simply paste it in the template and adjust the size of the figure as per the requirement</w:t>
+      </w:r>
+    </w:p>
+    <w:p>
+      <w:pPr>
+        <w:tabs>
+          <w:tab w:val="center" w:pos="5184"/>
+        </w:tabs>
+        <w:spacing w:after="120" w:line="240" w:lineRule="auto"/>
+        <w:jc w:val="both"/>
+        <w:rPr>
+          <w:rFonts w:ascii="Times New Roman" w:hAnsi="Times New Roman"/>
+          <w:sz w:val="20"/>
+          <w:szCs w:val="20"/>
+        </w:rPr>
+      </w:pPr>
+    </w:p>
+    <w:p>
+      <w:pPr>
+        <w:tabs>
+          <w:tab w:val="center" w:pos="5184"/>
+        </w:tabs>
+        <w:spacing w:after="120" w:line="240" w:lineRule="auto"/>
+        <w:jc w:val="both"/>
+        <w:rPr>
+          <w:rFonts w:ascii="Times New Roman" w:hAnsi="Times New Roman"/>
+          <w:sz w:val="20"/>
+          <w:szCs w:val="20"/>
+        </w:rPr>
+      </w:pPr>
+    </w:p>
+    <w:p>
+      <w:pPr>
+        <w:tabs>
+          <w:tab w:val="center" w:pos="5184"/>
+        </w:tabs>
+        <w:spacing w:after="120" w:line="240" w:lineRule="auto"/>
+        <w:jc w:val="both"/>
+        <w:rPr>
+          <w:rFonts w:ascii="Times New Roman" w:hAnsi="Times New Roman"/>
+          <w:sz w:val="20"/>
+          <w:szCs w:val="20"/>
+        </w:rPr>
+      </w:pPr>
+    </w:p>
+    <w:p>
+      <w:pPr>
+        <w:tabs>
+          <w:tab w:val="center" w:pos="5184"/>
+        </w:tabs>
+        <w:spacing w:after="120" w:line="240" w:lineRule="auto"/>
+        <w:jc w:val="both"/>
+        <w:rPr>
+          <w:rFonts w:ascii="Times New Roman" w:hAnsi="Times New Roman"/>
+          <w:sz w:val="20"/>
+          <w:szCs w:val="20"/>
+        </w:rPr>
+      </w:pPr>
+    </w:p>
+    <w:p>
+      <w:pPr>
+        <w:tabs>
+          <w:tab w:val="center" w:pos="5184"/>
+        </w:tabs>
+        <w:spacing w:after="120" w:line="240" w:lineRule="auto"/>
+        <w:jc w:val="both"/>
+        <w:rPr>
+          <w:rFonts w:ascii="Times New Roman" w:hAnsi="Times New Roman"/>
+          <w:sz w:val="20"/>
+          <w:szCs w:val="20"/>
+        </w:rPr>
+      </w:pPr>
+    </w:p>
+    <w:p>
+      <w:pPr>
+        <w:ind w:firstLine="202"/>
+        <w:rPr>
+          <w:rFonts w:ascii="Times New Roman" w:hAnsi="Times New Roman"/>
+          <w:sz w:val="20"/>
+          <w:szCs w:val="20"/>
+        </w:rPr>
+      </w:pPr>
     </w:p>
     <w:p>
       <w:pPr>
@@ -1083,7 +1020,7 @@
           <wp:inline distT="0" distB="0" distL="0" distR="0">
             <wp:extent cx="3162300" cy="2400300"/>
             <wp:effectExtent l="19050" t="0" r="0" b="0"/>
-            <wp:docPr id="1" name="Picture 4"/>
+            <wp:docPr id="7" name="Picture 4"/>
             <wp:cNvGraphicFramePr>
               <a:graphicFrameLocks xmlns:a="http://schemas.openxmlformats.org/drawingml/2006/main" noChangeAspect="1"/>
             </wp:cNvGraphicFramePr>
@@ -1097,7 +1034,7 @@
                     </pic:cNvPicPr>
                   </pic:nvPicPr>
                   <pic:blipFill>
-                    <a:blip r:embed="rId10">
+                    <a:blip r:embed="rId11">
                       <a:extLst>
                         <a:ext uri="{28A0092B-C50C-407E-A947-70E740481C1C}">
                           <a14:useLocalDpi xmlns:a14="http://schemas.microsoft.com/office/drawing/2010/main" xmlns:wps="http://schemas.microsoft.com/office/word/2010/wordprocessingShape" xmlns:wpi="http://schemas.microsoft.com/office/word/2010/wordprocessingInk" xmlns:wpg="http://schemas.microsoft.com/office/word/2010/wordprocessingGroup" xmlns:w15="http://schemas.microsoft.com/office/word/2012/wordml" xmlns:w14="http://schemas.microsoft.com/office/word/2010/wordml" xmlns:w="http://schemas.openxmlformats.org/wordprocessingml/2006/main" xmlns:w10="urn:schemas-microsoft-com:office:word" xmlns:wp14="http://schemas.microsoft.com/office/word/2010/wordprocessingDrawing" xmlns:v="urn:schemas-microsoft-com:vml" xmlns:o="urn:schemas-microsoft-com:office:office" xmlns:mc="http://schemas.openxmlformats.org/markup-compatibility/2006" xmlns:wpc="http://schemas.microsoft.com/office/word/2010/wordprocessingCanvas" xmlns="" val="0"/>
@@ -1592,11 +1529,11 @@
             <v:path o:extrusionok="f" gradientshapeok="t" o:connecttype="rect"/>
             <o:lock v:ext="edit" aspectratio="t"/>
           </v:shapetype>
-          <v:shape id="_x0000_s1027" type="#_x0000_t75" style="position:absolute;left:0;text-align:left;margin-left:6.55pt;margin-top:2pt;width:191.15pt;height:45.75pt;z-index:-251658240" wrapcoords="239 1770 80 8498 1435 11685 2790 13102 2232 15934 2710 18767 2630 19475 2710 19830 3029 19830 3348 19830 21361 18767 21281 13456 3826 13102 13948 7436 13709 2833 1116 1770 239 1770" fillcolor="window">
-            <v:imagedata r:id="rId11" o:title=""/>
+          <v:shape id="_x0000_s1064" type="#_x0000_t75" style="position:absolute;left:0;text-align:left;margin-left:6.55pt;margin-top:2pt;width:191.15pt;height:45.75pt;z-index:-251658240" wrapcoords="239 1770 80 8498 1435 11685 2790 13102 2232 15934 2710 18767 2630 19475 2710 19830 3029 19830 3348 19830 21361 18767 21281 13456 3826 13102 13948 7436 13709 2833 1116 1770 239 1770" fillcolor="window">
+            <v:imagedata r:id="rId12" o:title=""/>
             <w10:wrap type="through"/>
           </v:shape>
-          <o:OLEObject Type="Embed" ProgID="Equation.3" ShapeID="_x0000_s1027" DrawAspect="Content" ObjectID="_1834683792" r:id="rId12"/>
+          <o:OLEObject Type="Embed" ProgID="Equation.3" ShapeID="_x0000_s1064" DrawAspect="Content" ObjectID="_1837700272" r:id="rId13"/>
         </w:pict>
       </w:r>
       <w:r>
@@ -1833,16 +1770,7 @@
           <w:sz w:val="16"/>
           <w:szCs w:val="16"/>
         </w:rPr>
-        <w:t xml:space="preserve">(Book style with </w:t>
-      </w:r>
-      <w:r>
-        <w:rPr>
-          <w:rFonts w:ascii="Times New Roman" w:hAnsi="Times New Roman"/>
-          <w:sz w:val="16"/>
-          <w:szCs w:val="16"/>
-        </w:rPr>
-        <w:lastRenderedPageBreak/>
-        <w:t xml:space="preserve">paper title and editor),” </w:t>
+        <w:t xml:space="preserve">(Book style with paper title and editor),” </w:t>
       </w:r>
       <w:r>
         <w:rPr>
@@ -2002,6 +1930,7 @@
           <w:sz w:val="16"/>
           <w:szCs w:val="16"/>
         </w:rPr>
+        <w:lastRenderedPageBreak/>
         <w:t>G. O. Young, “</w:t>
       </w:r>
       <w:r>
@@ -2186,15 +2115,7 @@
           <w:sz w:val="16"/>
           <w:szCs w:val="16"/>
         </w:rPr>
-        <w:t>G</w:t>
-      </w:r>
-      <w:r>
-        <w:rPr>
-          <w:rFonts w:ascii="Times New Roman" w:hAnsi="Times New Roman"/>
-          <w:sz w:val="16"/>
-          <w:szCs w:val="16"/>
-        </w:rPr>
-        <w:t xml:space="preserve"> </w:t>
+        <w:t xml:space="preserve">G </w:t>
       </w:r>
       <w:r>
         <w:rPr>
@@ -2683,7 +2604,7 @@
             <wp:extent cx="669290" cy="647065"/>
             <wp:effectExtent l="19050" t="0" r="0" b="0"/>
             <wp:wrapSquare wrapText="bothSides"/>
-            <wp:docPr id="8" name="Picture 4"/>
+            <wp:docPr id="9" name="Picture 4"/>
             <wp:cNvGraphicFramePr>
               <a:graphicFrameLocks xmlns:a="http://schemas.openxmlformats.org/drawingml/2006/main" noChangeAspect="1"/>
             </wp:cNvGraphicFramePr>
@@ -2697,7 +2618,7 @@
                     </pic:cNvPicPr>
                   </pic:nvPicPr>
                   <pic:blipFill>
-                    <a:blip r:embed="rId13"/>
+                    <a:blip r:embed="rId14"/>
                     <a:srcRect/>
                     <a:stretch>
                       <a:fillRect/>
@@ -2751,125 +2672,89 @@
     </w:p>
     <w:p>
       <w:pPr>
-        <w:autoSpaceDE w:val="0"/>
-        <w:autoSpaceDN w:val="0"/>
-        <w:spacing w:after="0" w:line="240" w:lineRule="auto"/>
+        <w:tabs>
+          <w:tab w:val="center" w:pos="5184"/>
+        </w:tabs>
+        <w:spacing w:after="120" w:line="240" w:lineRule="auto"/>
         <w:jc w:val="both"/>
         <w:rPr>
           <w:rFonts w:ascii="Times New Roman" w:hAnsi="Times New Roman"/>
-          <w:sz w:val="16"/>
+          <w:sz w:val="18"/>
         </w:rPr>
       </w:pPr>
     </w:p>
     <w:p>
       <w:pPr>
-        <w:autoSpaceDE w:val="0"/>
-        <w:autoSpaceDN w:val="0"/>
-        <w:spacing w:after="0" w:line="240" w:lineRule="auto"/>
+        <w:tabs>
+          <w:tab w:val="center" w:pos="5184"/>
+        </w:tabs>
+        <w:spacing w:after="120" w:line="240" w:lineRule="auto"/>
         <w:jc w:val="both"/>
         <w:rPr>
           <w:rFonts w:ascii="Times New Roman" w:hAnsi="Times New Roman"/>
-          <w:sz w:val="16"/>
+          <w:sz w:val="18"/>
         </w:rPr>
       </w:pPr>
     </w:p>
     <w:p>
       <w:pPr>
-        <w:autoSpaceDE w:val="0"/>
-        <w:autoSpaceDN w:val="0"/>
-        <w:spacing w:after="0" w:line="240" w:lineRule="auto"/>
-        <w:jc w:val="both"/>
-        <w:rPr>
-          <w:rFonts w:ascii="Times New Roman" w:hAnsi="Times New Roman"/>
-          <w:sz w:val="16"/>
-        </w:rPr>
-      </w:pPr>
+        <w:pStyle w:val="Heading3"/>
+        <w:spacing w:after="120"/>
+        <w:rPr>
+          <w:rFonts w:ascii="Times New Roman" w:hAnsi="Times New Roman" w:cs="Times New Roman"/>
+          <w:i/>
+          <w:iCs/>
+          <w:color w:val="auto"/>
+          <w:sz w:val="16"/>
+          <w:szCs w:val="16"/>
+        </w:rPr>
+      </w:pPr>
+      <w:r>
+        <w:rPr>
+          <w:rStyle w:val="Strong"/>
+          <w:rFonts w:ascii="Times New Roman" w:hAnsi="Times New Roman" w:cs="Times New Roman"/>
+          <w:i/>
+          <w:iCs/>
+          <w:color w:val="auto"/>
+          <w:sz w:val="16"/>
+          <w:szCs w:val="16"/>
+        </w:rPr>
+        <w:t>Funding Declaration</w:t>
+      </w:r>
     </w:p>
     <w:p>
       <w:pPr>
-        <w:autoSpaceDE w:val="0"/>
-        <w:autoSpaceDN w:val="0"/>
-        <w:spacing w:after="0" w:line="240" w:lineRule="auto"/>
         <w:jc w:val="both"/>
         <w:rPr>
           <w:rFonts w:ascii="Times New Roman" w:hAnsi="Times New Roman"/>
           <w:sz w:val="16"/>
-        </w:rPr>
-      </w:pPr>
+          <w:szCs w:val="16"/>
+        </w:rPr>
+      </w:pPr>
+      <w:r>
+        <w:rPr>
+          <w:rFonts w:ascii="Times New Roman" w:hAnsi="Times New Roman"/>
+          <w:sz w:val="16"/>
+          <w:szCs w:val="16"/>
+        </w:rPr>
+        <w:t>The authors declare that no funds, grants, or other forms of financial support were received from any organization or institution for the conduct of this research.</w:t>
+      </w:r>
     </w:p>
     <w:p>
       <w:pPr>
-        <w:autoSpaceDE w:val="0"/>
-        <w:autoSpaceDN w:val="0"/>
-        <w:spacing w:after="0" w:line="240" w:lineRule="auto"/>
         <w:jc w:val="both"/>
         <w:rPr>
           <w:rFonts w:ascii="Times New Roman" w:hAnsi="Times New Roman"/>
-          <w:sz w:val="16"/>
-        </w:rPr>
-      </w:pPr>
-    </w:p>
-    <w:p>
-      <w:pPr>
-        <w:autoSpaceDE w:val="0"/>
-        <w:autoSpaceDN w:val="0"/>
-        <w:spacing w:after="0" w:line="240" w:lineRule="auto"/>
-        <w:jc w:val="both"/>
-        <w:rPr>
-          <w:rFonts w:ascii="Times New Roman" w:hAnsi="Times New Roman"/>
-          <w:sz w:val="16"/>
-        </w:rPr>
-      </w:pPr>
-    </w:p>
-    <w:p>
-      <w:pPr>
-        <w:autoSpaceDE w:val="0"/>
-        <w:autoSpaceDN w:val="0"/>
-        <w:spacing w:after="0" w:line="240" w:lineRule="auto"/>
-        <w:jc w:val="both"/>
-        <w:rPr>
-          <w:rFonts w:ascii="Times New Roman" w:hAnsi="Times New Roman"/>
-          <w:sz w:val="16"/>
-        </w:rPr>
-      </w:pPr>
-    </w:p>
-    <w:p>
-      <w:pPr>
-        <w:autoSpaceDE w:val="0"/>
-        <w:autoSpaceDN w:val="0"/>
-        <w:spacing w:after="0" w:line="240" w:lineRule="auto"/>
-        <w:jc w:val="both"/>
-        <w:rPr>
-          <w:rFonts w:ascii="Times New Roman" w:hAnsi="Times New Roman"/>
-          <w:sz w:val="16"/>
-        </w:rPr>
-      </w:pPr>
-    </w:p>
-    <w:p>
-      <w:pPr>
-        <w:autoSpaceDE w:val="0"/>
-        <w:autoSpaceDN w:val="0"/>
-        <w:spacing w:after="0" w:line="240" w:lineRule="auto"/>
-        <w:jc w:val="both"/>
-        <w:rPr>
-          <w:rFonts w:ascii="Times New Roman" w:hAnsi="Times New Roman"/>
-          <w:sz w:val="16"/>
-        </w:rPr>
-      </w:pPr>
-    </w:p>
-    <w:p>
-      <w:pPr>
-        <w:autoSpaceDE w:val="0"/>
-        <w:autoSpaceDN w:val="0"/>
-        <w:spacing w:after="0" w:line="240" w:lineRule="auto"/>
-        <w:jc w:val="both"/>
-        <w:rPr>
-          <w:rFonts w:ascii="Times New Roman" w:hAnsi="Times New Roman"/>
-          <w:sz w:val="16"/>
+          <w:sz w:val="14"/>
+          <w:szCs w:val="14"/>
         </w:rPr>
       </w:pPr>
     </w:p>
     <w:sectPr>
+      <w:headerReference w:type="even" r:id="rId15"/>
+      <w:headerReference w:type="default" r:id="rId16"/>
+      <w:footerReference w:type="default" r:id="rId17"/>
+      <w:headerReference w:type="first" r:id="rId18"/>
       <w:type w:val="continuous"/>
       <w:pgSz w:w="12240" w:h="15840"/>
       <w:pgMar w:top="1008" w:right="936" w:bottom="1008" w:left="936" w:header="720" w:footer="720" w:gutter="0"/>
@@ -2910,180 +2795,317 @@
   <w:p>
     <w:pPr>
       <w:pStyle w:val="Footer"/>
-      <w:tabs>
-        <w:tab w:val="clear" w:pos="4680"/>
-        <w:tab w:val="clear" w:pos="9360"/>
-      </w:tabs>
-      <w:jc w:val="center"/>
-      <w:rPr>
-        <w:rFonts w:ascii="Times New Roman" w:hAnsi="Times New Roman"/>
-        <w:noProof/>
-      </w:rPr>
     </w:pPr>
     <w:r>
       <w:rPr>
-        <w:rFonts w:ascii="Times New Roman" w:hAnsi="Times New Roman"/>
-      </w:rPr>
-      <w:t>Paper ID: xxxxxxxx</w:t>
+        <w:noProof/>
+        <w:lang w:bidi="te-IN"/>
+      </w:rPr>
+      <w:pict>
+        <v:group id="_x0000_s74759" style="position:absolute;margin-left:47.25pt;margin-top:5.7pt;width:526.7pt;height:27.35pt;z-index:251665408;mso-position-horizontal-relative:page;mso-position-vertical-relative:line" coordorigin="321,14850" coordsize="11601,547">
+          <v:rect id="_x0000_s74760" style="position:absolute;left:374;top:14903;width:9346;height:432;mso-position-horizontal-relative:page;mso-position-vertical:center;mso-position-vertical-relative:bottom-margin-area" o:allowincell="f" fillcolor="#c45911 [2405]" stroked="f" strokecolor="#c45911 [2405]">
+            <v:fill color2="#c45911 [2405]"/>
+            <v:textbox style="mso-next-textbox:#_x0000_s74760">
+              <w:txbxContent>
+                <w:sdt>
+                  <w:sdtPr>
+                    <w:rPr>
+                      <w:rFonts w:ascii="Times New Roman" w:hAnsi="Times New Roman"/>
+                      <w:b/>
+                      <w:bCs/>
+                      <w:color w:val="FFFFFF" w:themeColor="background1"/>
+                    </w:rPr>
+                    <w:alias w:val="Address"/>
+                    <w:id w:val="1109515"/>
+                    <w:dataBinding w:prefixMappings="xmlns:ns0='http://schemas.microsoft.com/office/2006/coverPageProps'" w:xpath="/ns0:CoverPageProperties[1]/ns0:CompanyAddress[1]" w:storeItemID="{55AF091B-3C7A-41E3-B477-F2FDAA23CFDA}"/>
+                    <w:text w:multiLine="1"/>
+                  </w:sdtPr>
+                  <w:sdtContent>
+                    <w:p>
+                      <w:pPr>
+                        <w:pStyle w:val="Footer"/>
+                        <w:rPr>
+                          <w:b/>
+                          <w:bCs/>
+                          <w:color w:val="FFFFFF" w:themeColor="background1"/>
+                          <w:spacing w:val="60"/>
+                        </w:rPr>
+                      </w:pPr>
+                      <w:r>
+                        <w:rPr>
+                          <w:rFonts w:ascii="Times New Roman" w:hAnsi="Times New Roman"/>
+                          <w:b/>
+                          <w:bCs/>
+                          <w:color w:val="FFFFFF" w:themeColor="background1"/>
+                        </w:rPr>
+                        <w:t xml:space="preserve">Paper ID: IJITEST-2026-006        </w:t>
+                      </w:r>
+                      <w:r>
+                        <w:rPr>
+                          <w:rFonts w:ascii="Times New Roman" w:hAnsi="Times New Roman"/>
+                          <w:b/>
+                          <w:bCs/>
+                          <w:color w:val="FFFFFF" w:themeColor="background1"/>
+                        </w:rPr>
+                        <w:t xml:space="preserve">  www.ijitest.org       Volume X</w:t>
+                      </w:r>
+                      <w:r>
+                        <w:rPr>
+                          <w:rFonts w:ascii="Times New Roman" w:hAnsi="Times New Roman"/>
+                          <w:b/>
+                          <w:bCs/>
+                          <w:color w:val="FFFFFF" w:themeColor="background1"/>
+                        </w:rPr>
+                        <w:t xml:space="preserve"> Issue </w:t>
+                      </w:r>
+                      <w:r>
+                        <w:rPr>
+                          <w:rFonts w:ascii="Times New Roman" w:hAnsi="Times New Roman"/>
+                          <w:b/>
+                          <w:bCs/>
+                          <w:color w:val="FFFFFF" w:themeColor="background1"/>
+                        </w:rPr>
+                        <w:t>X</w:t>
+                      </w:r>
+                      <w:r>
+                        <w:rPr>
+                          <w:rFonts w:ascii="Times New Roman" w:hAnsi="Times New Roman"/>
+                          <w:b/>
+                          <w:bCs/>
+                          <w:color w:val="FFFFFF" w:themeColor="background1"/>
+                        </w:rPr>
+                        <w:t>, M</w:t>
+                      </w:r>
+                      <w:r>
+                        <w:rPr>
+                          <w:rFonts w:ascii="Times New Roman" w:hAnsi="Times New Roman"/>
+                          <w:b/>
+                          <w:bCs/>
+                          <w:color w:val="FFFFFF" w:themeColor="background1"/>
+                        </w:rPr>
+                        <w:t>onth</w:t>
+                      </w:r>
+                      <w:r>
+                        <w:rPr>
+                          <w:rFonts w:ascii="Times New Roman" w:hAnsi="Times New Roman"/>
+                          <w:b/>
+                          <w:bCs/>
+                          <w:color w:val="FFFFFF" w:themeColor="background1"/>
+                        </w:rPr>
+                        <w:t xml:space="preserve"> 2026</w:t>
+                      </w:r>
+                      <w:r>
+                        <w:rPr>
+                          <w:rFonts w:ascii="Times New Roman" w:hAnsi="Times New Roman"/>
+                          <w:b/>
+                          <w:bCs/>
+                          <w:color w:val="FFFFFF" w:themeColor="background1"/>
+                        </w:rPr>
+                        <w:br/>
+                      </w:r>
+                    </w:p>
+                  </w:sdtContent>
+                </w:sdt>
+                <w:p>
+                  <w:pPr>
+                    <w:pStyle w:val="Header"/>
+                    <w:jc w:val="center"/>
+                    <w:rPr>
+                      <w:b/>
+                      <w:bCs/>
+                      <w:color w:val="FFFFFF" w:themeColor="background1"/>
+                    </w:rPr>
+                  </w:pPr>
+                </w:p>
+              </w:txbxContent>
+            </v:textbox>
+          </v:rect>
+          <v:rect id="_x0000_s74761" style="position:absolute;left:9763;top:14903;width:2102;height:432;mso-position-horizontal-relative:page;mso-position-vertical:center;mso-position-vertical-relative:bottom-margin-area" o:allowincell="f" fillcolor="#c45911 [2405]" stroked="f">
+            <v:fill color2="#c45911 [2405]"/>
+            <v:textbox style="mso-next-textbox:#_x0000_s74761">
+              <w:txbxContent>
+                <w:p>
+                  <w:pPr>
+                    <w:pStyle w:val="Footer"/>
+                    <w:jc w:val="right"/>
+                    <w:rPr>
+                      <w:b/>
+                      <w:bCs/>
+                      <w:color w:val="FFFFFF" w:themeColor="background1"/>
+                      <w:sz w:val="24"/>
+                      <w:szCs w:val="24"/>
+                    </w:rPr>
+                  </w:pPr>
+                  <w:r>
+                    <w:rPr>
+                      <w:b/>
+                      <w:bCs/>
+                      <w:color w:val="FFFFFF" w:themeColor="background1"/>
+                      <w:sz w:val="24"/>
+                      <w:szCs w:val="24"/>
+                    </w:rPr>
+                    <w:t xml:space="preserve"> </w:t>
+                  </w:r>
+                  <w:r>
+                    <w:rPr>
+                      <w:b/>
+                      <w:bCs/>
+                      <w:color w:val="FFFFFF" w:themeColor="background1"/>
+                      <w:sz w:val="24"/>
+                      <w:szCs w:val="24"/>
+                    </w:rPr>
+                    <w:t>Page No</w:t>
+                  </w:r>
+                </w:p>
+              </w:txbxContent>
+            </v:textbox>
+          </v:rect>
+          <v:rect id="_x0000_s74762" style="position:absolute;left:321;top:14850;width:11601;height:547;mso-width-percent:950;mso-position-horizontal:center;mso-position-horizontal-relative:page;mso-position-vertical:center;mso-position-vertical-relative:bottom-margin-area;mso-width-percent:950" o:allowincell="f" filled="f"/>
+          <w10:wrap type="topAndBottom" anchorx="page"/>
+        </v:group>
+      </w:pict>
     </w:r>
-    <w:r>
-      <w:rPr>
-        <w:rFonts w:ascii="Times New Roman" w:hAnsi="Times New Roman"/>
-      </w:rPr>
-      <w:tab/>
-    </w:r>
-    <w:r>
-      <w:rPr>
-        <w:rFonts w:ascii="Times New Roman" w:hAnsi="Times New Roman"/>
-      </w:rPr>
-      <w:tab/>
-    </w:r>
-    <w:r>
-      <w:rPr>
-        <w:rFonts w:ascii="Times New Roman" w:hAnsi="Times New Roman"/>
-      </w:rPr>
-      <w:tab/>
-      <w:t xml:space="preserve">Volume </w:t>
-    </w:r>
-    <w:r>
-      <w:rPr>
-        <w:rFonts w:ascii="Times New Roman" w:hAnsi="Times New Roman"/>
-      </w:rPr>
-      <w:t>1</w:t>
-    </w:r>
-    <w:r>
-      <w:rPr>
-        <w:rFonts w:ascii="Times New Roman" w:hAnsi="Times New Roman"/>
-      </w:rPr>
-      <w:t xml:space="preserve"> Issue 1, February 2026 </w:t>
-    </w:r>
-    <w:r>
-      <w:rPr>
-        <w:rFonts w:ascii="Times New Roman" w:hAnsi="Times New Roman"/>
-      </w:rPr>
-      <w:tab/>
-    </w:r>
-    <w:sdt>
-      <w:sdtPr>
-        <w:rPr>
-          <w:rFonts w:ascii="Times New Roman" w:hAnsi="Times New Roman"/>
-        </w:rPr>
-        <w:id w:val="-341787656"/>
-        <w:docPartObj>
-          <w:docPartGallery w:val="Page Numbers (Bottom of Page)"/>
-          <w:docPartUnique/>
-        </w:docPartObj>
-      </w:sdtPr>
-      <w:sdtEndPr>
-        <w:rPr>
-          <w:noProof/>
-        </w:rPr>
-      </w:sdtEndPr>
-      <w:sdtContent>
-        <w:r>
-          <w:rPr>
-            <w:rFonts w:ascii="Times New Roman" w:hAnsi="Times New Roman"/>
-          </w:rPr>
-          <w:tab/>
-        </w:r>
-        <w:r>
-          <w:rPr>
-            <w:rFonts w:ascii="Times New Roman" w:hAnsi="Times New Roman"/>
-          </w:rPr>
-          <w:tab/>
-        </w:r>
-        <w:r>
-          <w:rPr>
-            <w:rFonts w:ascii="Times New Roman" w:hAnsi="Times New Roman"/>
-          </w:rPr>
-          <w:tab/>
-        </w:r>
-        <w:r>
-          <w:rPr>
-            <w:rFonts w:ascii="Times New Roman" w:hAnsi="Times New Roman"/>
-          </w:rPr>
-          <w:fldChar w:fldCharType="begin"/>
-        </w:r>
-        <w:r>
-          <w:rPr>
-            <w:rFonts w:ascii="Times New Roman" w:hAnsi="Times New Roman"/>
-          </w:rPr>
-          <w:instrText xml:space="preserve"> PAGE   \* MERGEFORMAT </w:instrText>
-        </w:r>
-        <w:r>
-          <w:rPr>
-            <w:rFonts w:ascii="Times New Roman" w:hAnsi="Times New Roman"/>
-          </w:rPr>
-          <w:fldChar w:fldCharType="separate"/>
-        </w:r>
-        <w:r>
-          <w:rPr>
-            <w:rFonts w:ascii="Times New Roman" w:hAnsi="Times New Roman"/>
-            <w:noProof/>
-          </w:rPr>
-          <w:t>1</w:t>
-        </w:r>
-        <w:r>
-          <w:rPr>
-            <w:rFonts w:ascii="Times New Roman" w:hAnsi="Times New Roman"/>
-            <w:noProof/>
-          </w:rPr>
-          <w:fldChar w:fldCharType="end"/>
-        </w:r>
-      </w:sdtContent>
-    </w:sdt>
   </w:p>
+</w:ftr>
+</file>
+
+<file path=word/footer2.xml><?xml version="1.0" encoding="utf-8"?>
+<w:ftr xmlns:ve="http://schemas.openxmlformats.org/markup-compatibility/2006" xmlns:o="urn:schemas-microsoft-com:office:office" xmlns:r="http://schemas.openxmlformats.org/officeDocument/2006/relationships" xmlns:m="http://schemas.openxmlformats.org/officeDocument/2006/math" xmlns:v="urn:schemas-microsoft-com:vml" xmlns:wp="http://schemas.openxmlformats.org/drawingml/2006/wordprocessingDrawing" xmlns:w10="urn:schemas-microsoft-com:office:word" xmlns:w="http://schemas.openxmlformats.org/wordprocessingml/2006/main" xmlns:wne="http://schemas.microsoft.com/office/word/2006/wordml">
   <w:p>
     <w:pPr>
       <w:pStyle w:val="Footer"/>
-      <w:tabs>
-        <w:tab w:val="clear" w:pos="4680"/>
-        <w:tab w:val="clear" w:pos="9360"/>
-      </w:tabs>
-      <w:jc w:val="center"/>
-      <w:rPr>
-        <w:rFonts w:ascii="Times New Roman" w:hAnsi="Times New Roman"/>
-        <w:b/>
-        <w:bCs/>
-        <w:color w:val="0000FF"/>
-        <w:u w:val="single"/>
-      </w:rPr>
     </w:pPr>
     <w:r>
       <w:rPr>
-        <w:rFonts w:ascii="Times New Roman" w:hAnsi="Times New Roman"/>
-      </w:rPr>
-      <w:t xml:space="preserve">  </w:t>
+        <w:noProof/>
+        <w:lang w:bidi="te-IN"/>
+      </w:rPr>
+      <w:pict>
+        <v:group id="_x0000_s74763" style="position:absolute;margin-left:47.25pt;margin-top:7.1pt;width:516pt;height:27.35pt;z-index:251666432;mso-position-horizontal-relative:page;mso-position-vertical-relative:line" coordorigin="321,14850" coordsize="11601,547">
+          <v:rect id="_x0000_s74764" style="position:absolute;left:374;top:14903;width:9346;height:432;mso-position-horizontal-relative:page;mso-position-vertical:center;mso-position-vertical-relative:bottom-margin-area" o:allowincell="f" fillcolor="#c45911 [2405]" stroked="f" strokecolor="#c45911 [2405]">
+            <v:fill color2="#c45911 [2405]"/>
+            <v:textbox style="mso-next-textbox:#_x0000_s74764">
+              <w:txbxContent>
+                <w:sdt>
+                  <w:sdtPr>
+                    <w:rPr>
+                      <w:rFonts w:ascii="Times New Roman" w:hAnsi="Times New Roman"/>
+                      <w:b/>
+                      <w:bCs/>
+                      <w:color w:val="FFFFFF" w:themeColor="background1"/>
+                    </w:rPr>
+                    <w:alias w:val="Address"/>
+                    <w:id w:val="8095512"/>
+                    <w:dataBinding w:prefixMappings="xmlns:ns0='http://schemas.microsoft.com/office/2006/coverPageProps'" w:xpath="/ns0:CoverPageProperties[1]/ns0:CompanyAddress[1]" w:storeItemID="{55AF091B-3C7A-41E3-B477-F2FDAA23CFDA}"/>
+                    <w:text w:multiLine="1"/>
+                  </w:sdtPr>
+                  <w:sdtContent>
+                    <w:p>
+                      <w:pPr>
+                        <w:pStyle w:val="Footer"/>
+                        <w:jc w:val="center"/>
+                        <w:rPr>
+                          <w:b/>
+                          <w:bCs/>
+                          <w:color w:val="FFFFFF" w:themeColor="background1"/>
+                          <w:spacing w:val="60"/>
+                        </w:rPr>
+                      </w:pPr>
+                      <w:r>
+                        <w:rPr>
+                          <w:rFonts w:ascii="Times New Roman" w:hAnsi="Times New Roman"/>
+                          <w:b/>
+                          <w:bCs/>
+                          <w:color w:val="FFFFFF" w:themeColor="background1"/>
+                          <w:lang w:val="en-IN"/>
+                        </w:rPr>
+                        <w:t>Paper ID: IJITEST-2026-006          www.ijitest.org       Volume X Issue X, Month 2026</w:t>
+                      </w:r>
+                      <w:r>
+                        <w:rPr>
+                          <w:rFonts w:ascii="Times New Roman" w:hAnsi="Times New Roman"/>
+                          <w:b/>
+                          <w:bCs/>
+                          <w:color w:val="FFFFFF" w:themeColor="background1"/>
+                          <w:lang w:val="en-IN"/>
+                        </w:rPr>
+                        <w:br/>
+                      </w:r>
+                    </w:p>
+                  </w:sdtContent>
+                </w:sdt>
+                <w:p>
+                  <w:pPr>
+                    <w:pStyle w:val="Header"/>
+                    <w:jc w:val="center"/>
+                    <w:rPr>
+                      <w:b/>
+                      <w:bCs/>
+                      <w:color w:val="FFFFFF" w:themeColor="background1"/>
+                    </w:rPr>
+                  </w:pPr>
+                </w:p>
+              </w:txbxContent>
+            </v:textbox>
+          </v:rect>
+          <v:rect id="_x0000_s74765" style="position:absolute;left:9763;top:14903;width:2102;height:432;mso-position-horizontal-relative:page;mso-position-vertical:center;mso-position-vertical-relative:bottom-margin-area" o:allowincell="f" fillcolor="#c45911 [2405]" stroked="f">
+            <v:fill color2="#c45911 [2405]"/>
+            <v:textbox style="mso-next-textbox:#_x0000_s74765">
+              <w:txbxContent>
+                <w:p>
+                  <w:pPr>
+                    <w:pStyle w:val="Footer"/>
+                    <w:jc w:val="right"/>
+                    <w:rPr>
+                      <w:b/>
+                      <w:bCs/>
+                      <w:color w:val="FFFFFF" w:themeColor="background1"/>
+                      <w:sz w:val="24"/>
+                      <w:szCs w:val="24"/>
+                    </w:rPr>
+                  </w:pPr>
+                  <w:r>
+                    <w:rPr>
+                      <w:b/>
+                      <w:bCs/>
+                      <w:color w:val="FFFFFF" w:themeColor="background1"/>
+                      <w:sz w:val="24"/>
+                      <w:szCs w:val="24"/>
+                    </w:rPr>
+                    <w:t xml:space="preserve"> </w:t>
+                  </w:r>
+                  <w:r>
+                    <w:rPr>
+                      <w:b/>
+                      <w:bCs/>
+                      <w:color w:val="FFFFFF" w:themeColor="background1"/>
+                      <w:sz w:val="24"/>
+                      <w:szCs w:val="24"/>
+                    </w:rPr>
+                    <w:t>Page No</w:t>
+                  </w:r>
+                </w:p>
+                <w:p>
+                  <w:pPr>
+                    <w:pStyle w:val="Footer"/>
+                    <w:jc w:val="right"/>
+                    <w:rPr>
+                      <w:b/>
+                      <w:bCs/>
+                      <w:color w:val="FFFFFF" w:themeColor="background1"/>
+                      <w:sz w:val="24"/>
+                      <w:szCs w:val="24"/>
+                    </w:rPr>
+                  </w:pPr>
+                </w:p>
+              </w:txbxContent>
+            </v:textbox>
+          </v:rect>
+          <v:rect id="_x0000_s74766" style="position:absolute;left:321;top:14850;width:11601;height:547;mso-width-percent:950;mso-position-horizontal:center;mso-position-horizontal-relative:page;mso-position-vertical:center;mso-position-vertical-relative:bottom-margin-area;mso-width-percent:950" o:allowincell="f" filled="f"/>
+          <w10:wrap type="topAndBottom" anchorx="page"/>
+        </v:group>
+      </w:pict>
     </w:r>
-    <w:r>
-      <w:rPr>
-        <w:rFonts w:ascii="Times New Roman" w:hAnsi="Times New Roman"/>
-        <w:b/>
-        <w:bCs/>
-      </w:rPr>
-      <w:t xml:space="preserve">       </w:t>
-    </w:r>
-    <w:r>
-      <w:rPr>
-        <w:rFonts w:ascii="Times New Roman" w:hAnsi="Times New Roman"/>
-        <w:b/>
-        <w:bCs/>
-        <w:color w:val="0066FF"/>
-      </w:rPr>
-      <w:t xml:space="preserve"> </w:t>
-    </w:r>
-    <w:hyperlink r:id="rId1" w:history="1">
-      <w:r>
-        <w:rPr>
-          <w:rStyle w:val="Hyperlink"/>
-          <w:rFonts w:ascii="Times New Roman" w:hAnsi="Times New Roman"/>
-          <w:b/>
-          <w:bCs/>
-          <w:color w:val="0000FF"/>
-        </w:rPr>
-        <w:t>www.ijitest.org</w:t>
-      </w:r>
-    </w:hyperlink>
   </w:p>
 </w:ftr>
 </file>
@@ -3118,40 +3140,43 @@
   <w:p>
     <w:pPr>
       <w:spacing w:after="0" w:line="240" w:lineRule="auto"/>
-      <w:ind w:left="720" w:firstLine="720"/>
-      <w:jc w:val="center"/>
+      <w:ind w:left="720"/>
       <w:rPr>
         <w:rFonts w:ascii="Times New Roman" w:hAnsi="Times New Roman"/>
+        <w:b/>
+        <w:bCs/>
+        <w:color w:val="B10F92"/>
+        <w:spacing w:val="20"/>
+        <w:position w:val="-2"/>
         <w:sz w:val="16"/>
         <w:szCs w:val="16"/>
       </w:rPr>
     </w:pPr>
     <w:r>
       <w:rPr>
+        <w:b/>
+        <w:bCs/>
         <w:noProof/>
-        <w:color w:val="000000" w:themeColor="text1"/>
-        <w:sz w:val="16"/>
-        <w:szCs w:val="16"/>
         <w:lang w:bidi="te-IN"/>
       </w:rPr>
       <w:drawing>
         <wp:anchor distT="0" distB="0" distL="114300" distR="114300" simplePos="0" relativeHeight="251658240" behindDoc="1" locked="0" layoutInCell="1" allowOverlap="1">
           <wp:simplePos x="0" y="0"/>
           <wp:positionH relativeFrom="column">
-            <wp:posOffset>-27940</wp:posOffset>
+            <wp:posOffset>-108585</wp:posOffset>
           </wp:positionH>
           <wp:positionV relativeFrom="paragraph">
-            <wp:posOffset>-45720</wp:posOffset>
+            <wp:posOffset>-52070</wp:posOffset>
           </wp:positionV>
-          <wp:extent cx="1066800" cy="479425"/>
-          <wp:effectExtent l="19050" t="0" r="0" b="0"/>
+          <wp:extent cx="904875" cy="400050"/>
+          <wp:effectExtent l="19050" t="0" r="9525" b="0"/>
           <wp:wrapTight wrapText="bothSides">
             <wp:wrapPolygon edited="0">
-              <wp:start x="-386" y="0"/>
-              <wp:lineTo x="-386" y="20599"/>
-              <wp:lineTo x="21600" y="20599"/>
-              <wp:lineTo x="21600" y="0"/>
-              <wp:lineTo x="-386" y="0"/>
+              <wp:start x="-455" y="0"/>
+              <wp:lineTo x="-455" y="20571"/>
+              <wp:lineTo x="21827" y="20571"/>
+              <wp:lineTo x="21827" y="0"/>
+              <wp:lineTo x="-455" y="0"/>
             </wp:wrapPolygon>
           </wp:wrapTight>
           <wp:docPr id="3" name="Picture 2" descr="C:\Users\win\Downloads\WhatsApp Image 2026-03-07 at 8.06.10 PM.jpeg"/>
@@ -3177,7 +3202,7 @@
                 <pic:spPr bwMode="auto">
                   <a:xfrm>
                     <a:off x="0" y="0"/>
-                    <a:ext cx="1066800" cy="479425"/>
+                    <a:ext cx="904875" cy="400050"/>
                   </a:xfrm>
                   <a:prstGeom prst="rect">
                     <a:avLst/>
@@ -3198,46 +3223,67 @@
     </w:r>
     <w:r>
       <w:rPr>
-        <w:rFonts w:ascii="Times New Roman" w:hAnsi="Times New Roman"/>
-        <w:color w:val="000000" w:themeColor="text1"/>
-      </w:rPr>
-      <w:t>International Journal of Innovative Trends in Engineering Science and Technology</w:t>
+        <w:rStyle w:val="Strong"/>
+        <w:color w:val="B10F92"/>
+        <w:spacing w:val="20"/>
+        <w:position w:val="-2"/>
+      </w:rPr>
+      <w:t xml:space="preserve">         </w:t>
     </w:r>
     <w:r>
       <w:rPr>
-        <w:rFonts w:ascii="Times New Roman" w:hAnsi="Times New Roman"/>
-      </w:rPr>
-      <w:t xml:space="preserve"> </w:t>
+        <w:rStyle w:val="Strong"/>
+        <w:color w:val="B10F92"/>
+        <w:spacing w:val="20"/>
+        <w:position w:val="-2"/>
+      </w:rPr>
+      <w:t xml:space="preserve">International Journal of Innovative Trends in Engineering Science and </w:t>
     </w:r>
     <w:r>
       <w:rPr>
-        <w:rFonts w:ascii="Times New Roman" w:hAnsi="Times New Roman"/>
-      </w:rPr>
-      <w:t>(IJ</w:t>
+        <w:rStyle w:val="Strong"/>
+        <w:color w:val="B10F92"/>
+        <w:spacing w:val="20"/>
+        <w:position w:val="-2"/>
+      </w:rPr>
+      <w:t>T</w:t>
     </w:r>
     <w:r>
       <w:rPr>
-        <w:rFonts w:ascii="Times New Roman" w:hAnsi="Times New Roman"/>
-      </w:rPr>
-      <w:t>I</w:t>
+        <w:rStyle w:val="Strong"/>
+        <w:color w:val="B10F92"/>
+        <w:spacing w:val="20"/>
+        <w:position w:val="-2"/>
+      </w:rPr>
+      <w:t>echnology</w:t>
     </w:r>
     <w:r>
       <w:rPr>
-        <w:rFonts w:ascii="Times New Roman" w:hAnsi="Times New Roman"/>
-      </w:rPr>
-      <w:t>TE</w:t>
+        <w:b/>
+        <w:bCs/>
+        <w:color w:val="B10F92"/>
+        <w:spacing w:val="20"/>
+        <w:position w:val="-2"/>
+      </w:rPr>
+      <w:br/>
     </w:r>
     <w:r>
       <w:rPr>
-        <w:rFonts w:ascii="Times New Roman" w:hAnsi="Times New Roman"/>
-      </w:rPr>
-      <w:t>ST</w:t>
+        <w:rStyle w:val="Strong"/>
+        <w:color w:val="B10F92"/>
+        <w:spacing w:val="20"/>
+        <w:position w:val="-2"/>
+      </w:rPr>
+      <w:t xml:space="preserve">         </w:t>
     </w:r>
     <w:r>
       <w:rPr>
-        <w:rFonts w:ascii="Times New Roman" w:hAnsi="Times New Roman"/>
-      </w:rPr>
-      <w:t>)</w:t>
+        <w:rStyle w:val="Strong"/>
+        <w:color w:val="B10F92"/>
+        <w:spacing w:val="20"/>
+        <w:position w:val="-2"/>
+      </w:rPr>
+      <w:t>A Peer-Reviewed International Research Journal (IJITEST)</w:t>
     </w:r>
   </w:p>
   <w:p>
@@ -3248,101 +3294,29 @@
         <w:tab w:val="clear" w:pos="9360"/>
         <w:tab w:val="right" w:pos="10368"/>
       </w:tabs>
-      <w:rPr>
-        <w:rFonts w:ascii="Times New Roman" w:hAnsi="Times New Roman"/>
+      <w:ind w:left="720"/>
+      <w:jc w:val="center"/>
+      <w:rPr>
+        <w:rFonts w:cs="Calibri"/>
+        <w:b/>
+        <w:bCs/>
+        <w:color w:val="B10F92"/>
+        <w:spacing w:val="20"/>
+        <w:position w:val="-2"/>
         <w:szCs w:val="20"/>
       </w:rPr>
     </w:pPr>
     <w:r>
       <w:rPr>
-        <w:rFonts w:ascii="Times New Roman" w:hAnsi="Times New Roman"/>
-        <w:sz w:val="24"/>
-      </w:rPr>
-      <w:t xml:space="preserve">                             </w:t>
-    </w:r>
-    <w:r>
-      <w:rPr>
-        <w:rFonts w:ascii="Times New Roman" w:hAnsi="Times New Roman"/>
+        <w:rFonts w:cs="Calibri"/>
+        <w:b/>
+        <w:bCs/>
+        <w:color w:val="B10F92"/>
+        <w:spacing w:val="20"/>
+        <w:position w:val="-2"/>
         <w:szCs w:val="20"/>
       </w:rPr>
-      <w:t>V</w:t>
-    </w:r>
-    <w:r>
-      <w:rPr>
-        <w:rFonts w:ascii="Times New Roman" w:hAnsi="Times New Roman"/>
-        <w:szCs w:val="20"/>
-      </w:rPr>
-      <w:t xml:space="preserve">olume </w:t>
-    </w:r>
-    <w:r>
-      <w:rPr>
-        <w:rFonts w:ascii="Times New Roman" w:hAnsi="Times New Roman"/>
-        <w:szCs w:val="20"/>
-      </w:rPr>
-      <w:t>XX</w:t>
-    </w:r>
-    <w:r>
-      <w:rPr>
-        <w:rFonts w:ascii="Times New Roman" w:hAnsi="Times New Roman"/>
-        <w:szCs w:val="20"/>
-      </w:rPr>
-      <w:t xml:space="preserve">, Issue </w:t>
-    </w:r>
-    <w:r>
-      <w:rPr>
-        <w:rFonts w:ascii="Times New Roman" w:hAnsi="Times New Roman"/>
-        <w:szCs w:val="20"/>
-      </w:rPr>
-      <w:t>XX</w:t>
-    </w:r>
-    <w:r>
-      <w:rPr>
-        <w:rFonts w:ascii="Times New Roman" w:hAnsi="Times New Roman"/>
-        <w:szCs w:val="20"/>
-      </w:rPr>
-      <w:t xml:space="preserve">, </w:t>
-    </w:r>
-    <w:r>
-      <w:rPr>
-        <w:rFonts w:ascii="Times New Roman" w:hAnsi="Times New Roman"/>
-        <w:szCs w:val="20"/>
-      </w:rPr>
-      <w:t>M</w:t>
-    </w:r>
-    <w:r>
-      <w:rPr>
-        <w:rFonts w:ascii="Times New Roman" w:hAnsi="Times New Roman"/>
-        <w:szCs w:val="20"/>
-      </w:rPr>
-      <w:t>onth</w:t>
-    </w:r>
-    <w:r>
-      <w:rPr>
-        <w:rFonts w:ascii="Times New Roman" w:hAnsi="Times New Roman"/>
-        <w:szCs w:val="20"/>
-      </w:rPr>
-      <w:t xml:space="preserve"> (</w:t>
-    </w:r>
-    <w:r>
-      <w:rPr>
-        <w:rFonts w:ascii="Times New Roman" w:hAnsi="Times New Roman"/>
-        <w:szCs w:val="20"/>
-      </w:rPr>
-      <w:t>year</w:t>
-    </w:r>
-    <w:r>
-      <w:rPr>
-        <w:rFonts w:ascii="Times New Roman" w:hAnsi="Times New Roman"/>
-        <w:szCs w:val="20"/>
-      </w:rPr>
-      <w:t>)</w:t>
-    </w:r>
-    <w:r>
-      <w:rPr>
-        <w:rFonts w:ascii="Times New Roman" w:hAnsi="Times New Roman"/>
-        <w:szCs w:val="20"/>
-      </w:rPr>
-      <w:tab/>
+      <w:t>www.ijitest.org | E-ISSN: XXXX-XXXX</w:t>
     </w:r>
   </w:p>
   <w:p>
@@ -3351,47 +3325,61 @@
       <w:tabs>
         <w:tab w:val="clear" w:pos="4680"/>
         <w:tab w:val="clear" w:pos="9360"/>
-        <w:tab w:val="left" w:pos="2970"/>
+        <w:tab w:val="right" w:pos="10368"/>
       </w:tabs>
-      <w:rPr>
-        <w:rFonts w:ascii="Times New Roman" w:hAnsi="Times New Roman"/>
+      <w:ind w:left="720"/>
+      <w:jc w:val="center"/>
+      <w:rPr>
+        <w:rFonts w:cs="Calibri"/>
+        <w:b/>
+        <w:bCs/>
+        <w:color w:val="B10F92"/>
+        <w:spacing w:val="20"/>
+        <w:position w:val="-2"/>
         <w:sz w:val="24"/>
       </w:rPr>
     </w:pPr>
     <w:r>
       <w:rPr>
-        <w:rFonts w:ascii="Times New Roman" w:hAnsi="Times New Roman"/>
-        <w:szCs w:val="20"/>
-      </w:rPr>
-      <w:t xml:space="preserve">                                www.ijitest.</w:t>
-    </w:r>
-    <w:r>
-      <w:rPr>
-        <w:rFonts w:ascii="Times New Roman" w:hAnsi="Times New Roman"/>
-        <w:szCs w:val="20"/>
-      </w:rPr>
-      <w:t>org</w:t>
-    </w:r>
-    <w:r>
-      <w:rPr>
-        <w:rFonts w:ascii="Times New Roman" w:hAnsi="Times New Roman"/>
-        <w:szCs w:val="20"/>
-      </w:rPr>
-      <w:t xml:space="preserve"> | E-ISSN: XXXX-XXXX</w:t>
+        <w:rFonts w:cs="Calibri"/>
+        <w:b/>
+        <w:bCs/>
+        <w:color w:val="B10F92"/>
+        <w:spacing w:val="20"/>
+        <w:position w:val="-2"/>
+        <w:sz w:val="24"/>
+      </w:rPr>
+      <w:t>-------------------------------------------------------------------------------------------------------</w:t>
     </w:r>
   </w:p>
+</w:hdr>
+</file>
+
+<file path=word/header2.xml><?xml version="1.0" encoding="utf-8"?>
+<w:hdr xmlns:ve="http://schemas.openxmlformats.org/markup-compatibility/2006" xmlns:o="urn:schemas-microsoft-com:office:office" xmlns:r="http://schemas.openxmlformats.org/officeDocument/2006/relationships" xmlns:m="http://schemas.openxmlformats.org/officeDocument/2006/math" xmlns:v="urn:schemas-microsoft-com:vml" xmlns:wp="http://schemas.openxmlformats.org/drawingml/2006/wordprocessingDrawing" xmlns:w10="urn:schemas-microsoft-com:office:word" xmlns:w="http://schemas.openxmlformats.org/wordprocessingml/2006/main" xmlns:wne="http://schemas.microsoft.com/office/word/2006/wordml">
   <w:p>
     <w:pPr>
       <w:pStyle w:val="Header"/>
-      <w:tabs>
-        <w:tab w:val="clear" w:pos="4680"/>
-        <w:tab w:val="clear" w:pos="9360"/>
-        <w:tab w:val="left" w:pos="2970"/>
-      </w:tabs>
-      <w:rPr>
-        <w:rFonts w:ascii="Times New Roman" w:hAnsi="Times New Roman"/>
-        <w:sz w:val="24"/>
-      </w:rPr>
+    </w:pPr>
+  </w:p>
+</w:hdr>
+</file>
+
+<file path=word/header3.xml><?xml version="1.0" encoding="utf-8"?>
+<w:hdr xmlns:ve="http://schemas.openxmlformats.org/markup-compatibility/2006" xmlns:o="urn:schemas-microsoft-com:office:office" xmlns:r="http://schemas.openxmlformats.org/officeDocument/2006/relationships" xmlns:m="http://schemas.openxmlformats.org/officeDocument/2006/math" xmlns:v="urn:schemas-microsoft-com:vml" xmlns:wp="http://schemas.openxmlformats.org/drawingml/2006/wordprocessingDrawing" xmlns:w10="urn:schemas-microsoft-com:office:word" xmlns:w="http://schemas.openxmlformats.org/wordprocessingml/2006/main" xmlns:wne="http://schemas.microsoft.com/office/word/2006/wordml">
+  <w:p>
+    <w:pPr>
+      <w:pStyle w:val="Header"/>
+    </w:pPr>
+  </w:p>
+</w:hdr>
+</file>
+
+<file path=word/header4.xml><?xml version="1.0" encoding="utf-8"?>
+<w:hdr xmlns:ve="http://schemas.openxmlformats.org/markup-compatibility/2006" xmlns:o="urn:schemas-microsoft-com:office:office" xmlns:r="http://schemas.openxmlformats.org/officeDocument/2006/relationships" xmlns:m="http://schemas.openxmlformats.org/officeDocument/2006/math" xmlns:v="urn:schemas-microsoft-com:vml" xmlns:wp="http://schemas.openxmlformats.org/drawingml/2006/wordprocessingDrawing" xmlns:w10="urn:schemas-microsoft-com:office:word" xmlns:w="http://schemas.openxmlformats.org/wordprocessingml/2006/main" xmlns:wne="http://schemas.microsoft.com/office/word/2006/wordml">
+  <w:p>
+    <w:pPr>
+      <w:pStyle w:val="Header"/>
     </w:pPr>
   </w:p>
 </w:hdr>
@@ -3400,6 +3388,119 @@
 <file path=word/numbering.xml><?xml version="1.0" encoding="utf-8"?>
 <w:numbering xmlns:ve="http://schemas.openxmlformats.org/markup-compatibility/2006" xmlns:o="urn:schemas-microsoft-com:office:office" xmlns:r="http://schemas.openxmlformats.org/officeDocument/2006/relationships" xmlns:m="http://schemas.openxmlformats.org/officeDocument/2006/math" xmlns:v="urn:schemas-microsoft-com:vml" xmlns:wp="http://schemas.openxmlformats.org/drawingml/2006/wordprocessingDrawing" xmlns:w10="urn:schemas-microsoft-com:office:word" xmlns:w="http://schemas.openxmlformats.org/wordprocessingml/2006/main" xmlns:wne="http://schemas.microsoft.com/office/word/2006/wordml">
   <w:abstractNum w:abstractNumId="0">
+    <w:nsid w:val="0052081E"/>
+    <w:multiLevelType w:val="multilevel"/>
+    <w:tmpl w:val="2F7031FC"/>
+    <w:lvl w:ilvl="0">
+      <w:start w:val="1"/>
+      <w:numFmt w:val="decimal"/>
+      <w:lvlText w:val="%1."/>
+      <w:lvlJc w:val="left"/>
+      <w:pPr>
+        <w:tabs>
+          <w:tab w:val="num" w:pos="360"/>
+        </w:tabs>
+        <w:ind w:left="360" w:hanging="360"/>
+      </w:pPr>
+    </w:lvl>
+    <w:lvl w:ilvl="1" w:tentative="1">
+      <w:start w:val="1"/>
+      <w:numFmt w:val="decimal"/>
+      <w:lvlText w:val="%2."/>
+      <w:lvlJc w:val="left"/>
+      <w:pPr>
+        <w:tabs>
+          <w:tab w:val="num" w:pos="1080"/>
+        </w:tabs>
+        <w:ind w:left="1080" w:hanging="360"/>
+      </w:pPr>
+    </w:lvl>
+    <w:lvl w:ilvl="2" w:tentative="1">
+      <w:start w:val="1"/>
+      <w:numFmt w:val="decimal"/>
+      <w:lvlText w:val="%3."/>
+      <w:lvlJc w:val="left"/>
+      <w:pPr>
+        <w:tabs>
+          <w:tab w:val="num" w:pos="1800"/>
+        </w:tabs>
+        <w:ind w:left="1800" w:hanging="360"/>
+      </w:pPr>
+    </w:lvl>
+    <w:lvl w:ilvl="3" w:tentative="1">
+      <w:start w:val="1"/>
+      <w:numFmt w:val="decimal"/>
+      <w:lvlText w:val="%4."/>
+      <w:lvlJc w:val="left"/>
+      <w:pPr>
+        <w:tabs>
+          <w:tab w:val="num" w:pos="2520"/>
+        </w:tabs>
+        <w:ind w:left="2520" w:hanging="360"/>
+      </w:pPr>
+    </w:lvl>
+    <w:lvl w:ilvl="4" w:tentative="1">
+      <w:start w:val="1"/>
+      <w:numFmt w:val="decimal"/>
+      <w:lvlText w:val="%5."/>
+      <w:lvlJc w:val="left"/>
+      <w:pPr>
+        <w:tabs>
+          <w:tab w:val="num" w:pos="3240"/>
+        </w:tabs>
+        <w:ind w:left="3240" w:hanging="360"/>
+      </w:pPr>
+    </w:lvl>
+    <w:lvl w:ilvl="5" w:tentative="1">
+      <w:start w:val="1"/>
+      <w:numFmt w:val="decimal"/>
+      <w:lvlText w:val="%6."/>
+      <w:lvlJc w:val="left"/>
+      <w:pPr>
+        <w:tabs>
+          <w:tab w:val="num" w:pos="3960"/>
+        </w:tabs>
+        <w:ind w:left="3960" w:hanging="360"/>
+      </w:pPr>
+    </w:lvl>
+    <w:lvl w:ilvl="6" w:tentative="1">
+      <w:start w:val="1"/>
+      <w:numFmt w:val="decimal"/>
+      <w:lvlText w:val="%7."/>
+      <w:lvlJc w:val="left"/>
+      <w:pPr>
+        <w:tabs>
+          <w:tab w:val="num" w:pos="4680"/>
+        </w:tabs>
+        <w:ind w:left="4680" w:hanging="360"/>
+      </w:pPr>
+    </w:lvl>
+    <w:lvl w:ilvl="7" w:tentative="1">
+      <w:start w:val="1"/>
+      <w:numFmt w:val="decimal"/>
+      <w:lvlText w:val="%8."/>
+      <w:lvlJc w:val="left"/>
+      <w:pPr>
+        <w:tabs>
+          <w:tab w:val="num" w:pos="5400"/>
+        </w:tabs>
+        <w:ind w:left="5400" w:hanging="360"/>
+      </w:pPr>
+    </w:lvl>
+    <w:lvl w:ilvl="8" w:tentative="1">
+      <w:start w:val="1"/>
+      <w:numFmt w:val="decimal"/>
+      <w:lvlText w:val="%9."/>
+      <w:lvlJc w:val="left"/>
+      <w:pPr>
+        <w:tabs>
+          <w:tab w:val="num" w:pos="6120"/>
+        </w:tabs>
+        <w:ind w:left="6120" w:hanging="360"/>
+      </w:pPr>
+    </w:lvl>
+  </w:abstractNum>
+  <w:abstractNum w:abstractNumId="1">
     <w:nsid w:val="00DE60D7"/>
     <w:multiLevelType w:val="hybridMultilevel"/>
     <w:tmpl w:val="A95E1048"/>
@@ -3512,10 +3613,10 @@
       </w:rPr>
     </w:lvl>
   </w:abstractNum>
-  <w:abstractNum w:abstractNumId="1">
+  <w:abstractNum w:abstractNumId="2">
     <w:nsid w:val="023E2E4D"/>
     <w:multiLevelType w:val="multilevel"/>
-    <w:tmpl w:val="129C5206"/>
+    <w:tmpl w:val="0FE4F45E"/>
     <w:lvl w:ilvl="0">
       <w:start w:val="1"/>
       <w:numFmt w:val="upperRoman"/>
@@ -3530,8 +3631,8 @@
       </w:pPr>
       <w:rPr>
         <w:rFonts w:ascii="Times New Roman" w:eastAsia="Arial Unicode MS" w:hAnsi="Times New Roman" w:cs="Times New Roman" w:hint="default"/>
-        <w:b w:val="0"/>
-        <w:bCs w:val="0"/>
+        <w:b/>
+        <w:bCs/>
         <w:i w:val="0"/>
         <w:iCs w:val="0"/>
         <w:caps/>
@@ -3566,7 +3667,8 @@
       </w:pPr>
       <w:rPr>
         <w:rFonts w:ascii="Times New Roman" w:hAnsi="Times New Roman" w:hint="default"/>
-        <w:b w:val="0"/>
+        <w:b/>
+        <w:bCs/>
         <w:i w:val="0"/>
         <w:sz w:val="20"/>
       </w:rPr>
@@ -3677,7 +3779,120 @@
       </w:rPr>
     </w:lvl>
   </w:abstractNum>
-  <w:abstractNum w:abstractNumId="2">
+  <w:abstractNum w:abstractNumId="3">
+    <w:nsid w:val="03D8357C"/>
+    <w:multiLevelType w:val="multilevel"/>
+    <w:tmpl w:val="10527008"/>
+    <w:lvl w:ilvl="0">
+      <w:start w:val="16"/>
+      <w:numFmt w:val="decimal"/>
+      <w:lvlText w:val="%1."/>
+      <w:lvlJc w:val="left"/>
+      <w:pPr>
+        <w:tabs>
+          <w:tab w:val="num" w:pos="720"/>
+        </w:tabs>
+        <w:ind w:left="720" w:hanging="360"/>
+      </w:pPr>
+    </w:lvl>
+    <w:lvl w:ilvl="1" w:tentative="1">
+      <w:start w:val="1"/>
+      <w:numFmt w:val="decimal"/>
+      <w:lvlText w:val="%2."/>
+      <w:lvlJc w:val="left"/>
+      <w:pPr>
+        <w:tabs>
+          <w:tab w:val="num" w:pos="1440"/>
+        </w:tabs>
+        <w:ind w:left="1440" w:hanging="360"/>
+      </w:pPr>
+    </w:lvl>
+    <w:lvl w:ilvl="2" w:tentative="1">
+      <w:start w:val="1"/>
+      <w:numFmt w:val="decimal"/>
+      <w:lvlText w:val="%3."/>
+      <w:lvlJc w:val="left"/>
+      <w:pPr>
+        <w:tabs>
+          <w:tab w:val="num" w:pos="2160"/>
+        </w:tabs>
+        <w:ind w:left="2160" w:hanging="360"/>
+      </w:pPr>
+    </w:lvl>
+    <w:lvl w:ilvl="3" w:tentative="1">
+      <w:start w:val="1"/>
+      <w:numFmt w:val="decimal"/>
+      <w:lvlText w:val="%4."/>
+      <w:lvlJc w:val="left"/>
+      <w:pPr>
+        <w:tabs>
+          <w:tab w:val="num" w:pos="2880"/>
+        </w:tabs>
+        <w:ind w:left="2880" w:hanging="360"/>
+      </w:pPr>
+    </w:lvl>
+    <w:lvl w:ilvl="4" w:tentative="1">
+      <w:start w:val="1"/>
+      <w:numFmt w:val="decimal"/>
+      <w:lvlText w:val="%5."/>
+      <w:lvlJc w:val="left"/>
+      <w:pPr>
+        <w:tabs>
+          <w:tab w:val="num" w:pos="3600"/>
+        </w:tabs>
+        <w:ind w:left="3600" w:hanging="360"/>
+      </w:pPr>
+    </w:lvl>
+    <w:lvl w:ilvl="5" w:tentative="1">
+      <w:start w:val="1"/>
+      <w:numFmt w:val="decimal"/>
+      <w:lvlText w:val="%6."/>
+      <w:lvlJc w:val="left"/>
+      <w:pPr>
+        <w:tabs>
+          <w:tab w:val="num" w:pos="4320"/>
+        </w:tabs>
+        <w:ind w:left="4320" w:hanging="360"/>
+      </w:pPr>
+    </w:lvl>
+    <w:lvl w:ilvl="6" w:tentative="1">
+      <w:start w:val="1"/>
+      <w:numFmt w:val="decimal"/>
+      <w:lvlText w:val="%7."/>
+      <w:lvlJc w:val="left"/>
+      <w:pPr>
+        <w:tabs>
+          <w:tab w:val="num" w:pos="5040"/>
+        </w:tabs>
+        <w:ind w:left="5040" w:hanging="360"/>
+      </w:pPr>
+    </w:lvl>
+    <w:lvl w:ilvl="7" w:tentative="1">
+      <w:start w:val="1"/>
+      <w:numFmt w:val="decimal"/>
+      <w:lvlText w:val="%8."/>
+      <w:lvlJc w:val="left"/>
+      <w:pPr>
+        <w:tabs>
+          <w:tab w:val="num" w:pos="5760"/>
+        </w:tabs>
+        <w:ind w:left="5760" w:hanging="360"/>
+      </w:pPr>
+    </w:lvl>
+    <w:lvl w:ilvl="8" w:tentative="1">
+      <w:start w:val="1"/>
+      <w:numFmt w:val="decimal"/>
+      <w:lvlText w:val="%9."/>
+      <w:lvlJc w:val="left"/>
+      <w:pPr>
+        <w:tabs>
+          <w:tab w:val="num" w:pos="6480"/>
+        </w:tabs>
+        <w:ind w:left="6480" w:hanging="360"/>
+      </w:pPr>
+    </w:lvl>
+  </w:abstractNum>
+  <w:abstractNum w:abstractNumId="4">
     <w:nsid w:val="0F3347AB"/>
     <w:multiLevelType w:val="hybridMultilevel"/>
     <w:tmpl w:val="61E2A0F8"/>
@@ -3766,7 +3981,7 @@
       </w:pPr>
     </w:lvl>
   </w:abstractNum>
-  <w:abstractNum w:abstractNumId="3">
+  <w:abstractNum w:abstractNumId="5">
     <w:nsid w:val="10F779F8"/>
     <w:multiLevelType w:val="hybridMultilevel"/>
     <w:tmpl w:val="94EA81A6"/>
@@ -3855,7 +4070,208 @@
       </w:pPr>
     </w:lvl>
   </w:abstractNum>
-  <w:abstractNum w:abstractNumId="4">
+  <w:abstractNum w:abstractNumId="6">
+    <w:nsid w:val="11A214D1"/>
+    <w:multiLevelType w:val="hybridMultilevel"/>
+    <w:tmpl w:val="288CF2CC"/>
+    <w:lvl w:ilvl="0" w:tplc="B8FC4FA0">
+      <w:numFmt w:val="bullet"/>
+      <w:lvlText w:val=""/>
+      <w:lvlJc w:val="left"/>
+      <w:pPr>
+        <w:ind w:left="720" w:hanging="360"/>
+      </w:pPr>
+      <w:rPr>
+        <w:rFonts w:ascii="Times New Roman" w:eastAsia="Times New Roman" w:hAnsi="Times New Roman" w:cs="Times New Roman" w:hint="default"/>
+      </w:rPr>
+    </w:lvl>
+    <w:lvl w:ilvl="1" w:tplc="04090003" w:tentative="1">
+      <w:start w:val="1"/>
+      <w:numFmt w:val="bullet"/>
+      <w:lvlText w:val="o"/>
+      <w:lvlJc w:val="left"/>
+      <w:pPr>
+        <w:ind w:left="1440" w:hanging="360"/>
+      </w:pPr>
+      <w:rPr>
+        <w:rFonts w:ascii="Courier New" w:hAnsi="Courier New" w:cs="Courier New" w:hint="default"/>
+      </w:rPr>
+    </w:lvl>
+    <w:lvl w:ilvl="2" w:tplc="04090005" w:tentative="1">
+      <w:start w:val="1"/>
+      <w:numFmt w:val="bullet"/>
+      <w:lvlText w:val=""/>
+      <w:lvlJc w:val="left"/>
+      <w:pPr>
+        <w:ind w:left="2160" w:hanging="360"/>
+      </w:pPr>
+      <w:rPr>
+        <w:rFonts w:ascii="Wingdings" w:hAnsi="Wingdings" w:hint="default"/>
+      </w:rPr>
+    </w:lvl>
+    <w:lvl w:ilvl="3" w:tplc="04090001" w:tentative="1">
+      <w:start w:val="1"/>
+      <w:numFmt w:val="bullet"/>
+      <w:lvlText w:val=""/>
+      <w:lvlJc w:val="left"/>
+      <w:pPr>
+        <w:ind w:left="2880" w:hanging="360"/>
+      </w:pPr>
+      <w:rPr>
+        <w:rFonts w:ascii="Symbol" w:hAnsi="Symbol" w:hint="default"/>
+      </w:rPr>
+    </w:lvl>
+    <w:lvl w:ilvl="4" w:tplc="04090003" w:tentative="1">
+      <w:start w:val="1"/>
+      <w:numFmt w:val="bullet"/>
+      <w:lvlText w:val="o"/>
+      <w:lvlJc w:val="left"/>
+      <w:pPr>
+        <w:ind w:left="3600" w:hanging="360"/>
+      </w:pPr>
+      <w:rPr>
+        <w:rFonts w:ascii="Courier New" w:hAnsi="Courier New" w:cs="Courier New" w:hint="default"/>
+      </w:rPr>
+    </w:lvl>
+    <w:lvl w:ilvl="5" w:tplc="04090005" w:tentative="1">
+      <w:start w:val="1"/>
+      <w:numFmt w:val="bullet"/>
+      <w:lvlText w:val=""/>
+      <w:lvlJc w:val="left"/>
+      <w:pPr>
+        <w:ind w:left="4320" w:hanging="360"/>
+      </w:pPr>
+      <w:rPr>
+        <w:rFonts w:ascii="Wingdings" w:hAnsi="Wingdings" w:hint="default"/>
+      </w:rPr>
+    </w:lvl>
+    <w:lvl w:ilvl="6" w:tplc="04090001" w:tentative="1">
+      <w:start w:val="1"/>
+      <w:numFmt w:val="bullet"/>
+      <w:lvlText w:val=""/>
+      <w:lvlJc w:val="left"/>
+      <w:pPr>
+        <w:ind w:left="5040" w:hanging="360"/>
+      </w:pPr>
+      <w:rPr>
+        <w:rFonts w:ascii="Symbol" w:hAnsi="Symbol" w:hint="default"/>
+      </w:rPr>
+    </w:lvl>
+    <w:lvl w:ilvl="7" w:tplc="04090003" w:tentative="1">
+      <w:start w:val="1"/>
+      <w:numFmt w:val="bullet"/>
+      <w:lvlText w:val="o"/>
+      <w:lvlJc w:val="left"/>
+      <w:pPr>
+        <w:ind w:left="5760" w:hanging="360"/>
+      </w:pPr>
+      <w:rPr>
+        <w:rFonts w:ascii="Courier New" w:hAnsi="Courier New" w:cs="Courier New" w:hint="default"/>
+      </w:rPr>
+    </w:lvl>
+    <w:lvl w:ilvl="8" w:tplc="04090005" w:tentative="1">
+      <w:start w:val="1"/>
+      <w:numFmt w:val="bullet"/>
+      <w:lvlText w:val=""/>
+      <w:lvlJc w:val="left"/>
+      <w:pPr>
+        <w:ind w:left="6480" w:hanging="360"/>
+      </w:pPr>
+      <w:rPr>
+        <w:rFonts w:ascii="Wingdings" w:hAnsi="Wingdings" w:hint="default"/>
+      </w:rPr>
+    </w:lvl>
+  </w:abstractNum>
+  <w:abstractNum w:abstractNumId="7">
+    <w:nsid w:val="14AC41AF"/>
+    <w:multiLevelType w:val="hybridMultilevel"/>
+    <w:tmpl w:val="1B76DAC6"/>
+    <w:lvl w:ilvl="0" w:tplc="0409000F">
+      <w:start w:val="1"/>
+      <w:numFmt w:val="decimal"/>
+      <w:lvlText w:val="%1."/>
+      <w:lvlJc w:val="left"/>
+      <w:pPr>
+        <w:ind w:left="720" w:hanging="360"/>
+      </w:pPr>
+      <w:rPr>
+        <w:rFonts w:hint="default"/>
+      </w:rPr>
+    </w:lvl>
+    <w:lvl w:ilvl="1" w:tplc="04090019" w:tentative="1">
+      <w:start w:val="1"/>
+      <w:numFmt w:val="lowerLetter"/>
+      <w:lvlText w:val="%2."/>
+      <w:lvlJc w:val="left"/>
+      <w:pPr>
+        <w:ind w:left="1440" w:hanging="360"/>
+      </w:pPr>
+    </w:lvl>
+    <w:lvl w:ilvl="2" w:tplc="0409001B" w:tentative="1">
+      <w:start w:val="1"/>
+      <w:numFmt w:val="lowerRoman"/>
+      <w:lvlText w:val="%3."/>
+      <w:lvlJc w:val="right"/>
+      <w:pPr>
+        <w:ind w:left="2160" w:hanging="180"/>
+      </w:pPr>
+    </w:lvl>
+    <w:lvl w:ilvl="3" w:tplc="0409000F" w:tentative="1">
+      <w:start w:val="1"/>
+      <w:numFmt w:val="decimal"/>
+      <w:lvlText w:val="%4."/>
+      <w:lvlJc w:val="left"/>
+      <w:pPr>
+        <w:ind w:left="2880" w:hanging="360"/>
+      </w:pPr>
+    </w:lvl>
+    <w:lvl w:ilvl="4" w:tplc="04090019" w:tentative="1">
+      <w:start w:val="1"/>
+      <w:numFmt w:val="lowerLetter"/>
+      <w:lvlText w:val="%5."/>
+      <w:lvlJc w:val="left"/>
+      <w:pPr>
+        <w:ind w:left="3600" w:hanging="360"/>
+      </w:pPr>
+    </w:lvl>
+    <w:lvl w:ilvl="5" w:tplc="0409001B" w:tentative="1">
+      <w:start w:val="1"/>
+      <w:numFmt w:val="lowerRoman"/>
+      <w:lvlText w:val="%6."/>
+      <w:lvlJc w:val="right"/>
+      <w:pPr>
+        <w:ind w:left="4320" w:hanging="180"/>
+      </w:pPr>
+    </w:lvl>
+    <w:lvl w:ilvl="6" w:tplc="0409000F" w:tentative="1">
+      <w:start w:val="1"/>
+      <w:numFmt w:val="decimal"/>
+      <w:lvlText w:val="%7."/>
+      <w:lvlJc w:val="left"/>
+      <w:pPr>
+        <w:ind w:left="5040" w:hanging="360"/>
+      </w:pPr>
+    </w:lvl>
+    <w:lvl w:ilvl="7" w:tplc="04090019" w:tentative="1">
+      <w:start w:val="1"/>
+      <w:numFmt w:val="lowerLetter"/>
+      <w:lvlText w:val="%8."/>
+      <w:lvlJc w:val="left"/>
+      <w:pPr>
+        <w:ind w:left="5760" w:hanging="360"/>
+      </w:pPr>
+    </w:lvl>
+    <w:lvl w:ilvl="8" w:tplc="0409001B" w:tentative="1">
+      <w:start w:val="1"/>
+      <w:numFmt w:val="lowerRoman"/>
+      <w:lvlText w:val="%9."/>
+      <w:lvlJc w:val="right"/>
+      <w:pPr>
+        <w:ind w:left="6480" w:hanging="180"/>
+      </w:pPr>
+    </w:lvl>
+  </w:abstractNum>
+  <w:abstractNum w:abstractNumId="8">
     <w:nsid w:val="177F1754"/>
     <w:multiLevelType w:val="hybridMultilevel"/>
     <w:tmpl w:val="5058BF50"/>
@@ -3968,7 +4384,269 @@
       </w:rPr>
     </w:lvl>
   </w:abstractNum>
-  <w:abstractNum w:abstractNumId="5">
+  <w:abstractNum w:abstractNumId="9">
+    <w:nsid w:val="23ED04BC"/>
+    <w:multiLevelType w:val="multilevel"/>
+    <w:tmpl w:val="8EEA4482"/>
+    <w:lvl w:ilvl="0">
+      <w:start w:val="1"/>
+      <w:numFmt w:val="decimal"/>
+      <w:lvlText w:val="%1."/>
+      <w:lvlJc w:val="left"/>
+      <w:pPr>
+        <w:tabs>
+          <w:tab w:val="num" w:pos="720"/>
+        </w:tabs>
+        <w:ind w:left="720" w:hanging="360"/>
+      </w:pPr>
+    </w:lvl>
+    <w:lvl w:ilvl="1" w:tentative="1">
+      <w:start w:val="1"/>
+      <w:numFmt w:val="decimal"/>
+      <w:lvlText w:val="%2."/>
+      <w:lvlJc w:val="left"/>
+      <w:pPr>
+        <w:tabs>
+          <w:tab w:val="num" w:pos="1440"/>
+        </w:tabs>
+        <w:ind w:left="1440" w:hanging="360"/>
+      </w:pPr>
+    </w:lvl>
+    <w:lvl w:ilvl="2" w:tentative="1">
+      <w:start w:val="1"/>
+      <w:numFmt w:val="decimal"/>
+      <w:lvlText w:val="%3."/>
+      <w:lvlJc w:val="left"/>
+      <w:pPr>
+        <w:tabs>
+          <w:tab w:val="num" w:pos="2160"/>
+        </w:tabs>
+        <w:ind w:left="2160" w:hanging="360"/>
+      </w:pPr>
+    </w:lvl>
+    <w:lvl w:ilvl="3" w:tentative="1">
+      <w:start w:val="1"/>
+      <w:numFmt w:val="decimal"/>
+      <w:lvlText w:val="%4."/>
+      <w:lvlJc w:val="left"/>
+      <w:pPr>
+        <w:tabs>
+          <w:tab w:val="num" w:pos="2880"/>
+        </w:tabs>
+        <w:ind w:left="2880" w:hanging="360"/>
+      </w:pPr>
+    </w:lvl>
+    <w:lvl w:ilvl="4" w:tentative="1">
+      <w:start w:val="1"/>
+      <w:numFmt w:val="decimal"/>
+      <w:lvlText w:val="%5."/>
+      <w:lvlJc w:val="left"/>
+      <w:pPr>
+        <w:tabs>
+          <w:tab w:val="num" w:pos="3600"/>
+        </w:tabs>
+        <w:ind w:left="3600" w:hanging="360"/>
+      </w:pPr>
+    </w:lvl>
+    <w:lvl w:ilvl="5" w:tentative="1">
+      <w:start w:val="1"/>
+      <w:numFmt w:val="decimal"/>
+      <w:lvlText w:val="%6."/>
+      <w:lvlJc w:val="left"/>
+      <w:pPr>
+        <w:tabs>
+          <w:tab w:val="num" w:pos="4320"/>
+        </w:tabs>
+        <w:ind w:left="4320" w:hanging="360"/>
+      </w:pPr>
+    </w:lvl>
+    <w:lvl w:ilvl="6" w:tentative="1">
+      <w:start w:val="1"/>
+      <w:numFmt w:val="decimal"/>
+      <w:lvlText w:val="%7."/>
+      <w:lvlJc w:val="left"/>
+      <w:pPr>
+        <w:tabs>
+          <w:tab w:val="num" w:pos="5040"/>
+        </w:tabs>
+        <w:ind w:left="5040" w:hanging="360"/>
+      </w:pPr>
+    </w:lvl>
+    <w:lvl w:ilvl="7" w:tentative="1">
+      <w:start w:val="1"/>
+      <w:numFmt w:val="decimal"/>
+      <w:lvlText w:val="%8."/>
+      <w:lvlJc w:val="left"/>
+      <w:pPr>
+        <w:tabs>
+          <w:tab w:val="num" w:pos="5760"/>
+        </w:tabs>
+        <w:ind w:left="5760" w:hanging="360"/>
+      </w:pPr>
+    </w:lvl>
+    <w:lvl w:ilvl="8" w:tentative="1">
+      <w:start w:val="1"/>
+      <w:numFmt w:val="decimal"/>
+      <w:lvlText w:val="%9."/>
+      <w:lvlJc w:val="left"/>
+      <w:pPr>
+        <w:tabs>
+          <w:tab w:val="num" w:pos="6480"/>
+        </w:tabs>
+        <w:ind w:left="6480" w:hanging="360"/>
+      </w:pPr>
+    </w:lvl>
+  </w:abstractNum>
+  <w:abstractNum w:abstractNumId="10">
+    <w:nsid w:val="28882BAB"/>
+    <w:multiLevelType w:val="multilevel"/>
+    <w:tmpl w:val="E8F0CCA4"/>
+    <w:lvl w:ilvl="0">
+      <w:start w:val="1"/>
+      <w:numFmt w:val="bullet"/>
+      <w:lvlText w:val=""/>
+      <w:lvlJc w:val="left"/>
+      <w:pPr>
+        <w:tabs>
+          <w:tab w:val="num" w:pos="720"/>
+        </w:tabs>
+        <w:ind w:left="720" w:hanging="360"/>
+      </w:pPr>
+      <w:rPr>
+        <w:rFonts w:ascii="Symbol" w:hAnsi="Symbol" w:hint="default"/>
+        <w:sz w:val="20"/>
+      </w:rPr>
+    </w:lvl>
+    <w:lvl w:ilvl="1" w:tentative="1">
+      <w:start w:val="1"/>
+      <w:numFmt w:val="bullet"/>
+      <w:lvlText w:val="o"/>
+      <w:lvlJc w:val="left"/>
+      <w:pPr>
+        <w:tabs>
+          <w:tab w:val="num" w:pos="1440"/>
+        </w:tabs>
+        <w:ind w:left="1440" w:hanging="360"/>
+      </w:pPr>
+      <w:rPr>
+        <w:rFonts w:ascii="Courier New" w:hAnsi="Courier New" w:hint="default"/>
+        <w:sz w:val="20"/>
+      </w:rPr>
+    </w:lvl>
+    <w:lvl w:ilvl="2" w:tentative="1">
+      <w:start w:val="1"/>
+      <w:numFmt w:val="bullet"/>
+      <w:lvlText w:val=""/>
+      <w:lvlJc w:val="left"/>
+      <w:pPr>
+        <w:tabs>
+          <w:tab w:val="num" w:pos="2160"/>
+        </w:tabs>
+        <w:ind w:left="2160" w:hanging="360"/>
+      </w:pPr>
+      <w:rPr>
+        <w:rFonts w:ascii="Wingdings" w:hAnsi="Wingdings" w:hint="default"/>
+        <w:sz w:val="20"/>
+      </w:rPr>
+    </w:lvl>
+    <w:lvl w:ilvl="3" w:tentative="1">
+      <w:start w:val="1"/>
+      <w:numFmt w:val="bullet"/>
+      <w:lvlText w:val=""/>
+      <w:lvlJc w:val="left"/>
+      <w:pPr>
+        <w:tabs>
+          <w:tab w:val="num" w:pos="2880"/>
+        </w:tabs>
+        <w:ind w:left="2880" w:hanging="360"/>
+      </w:pPr>
+      <w:rPr>
+        <w:rFonts w:ascii="Wingdings" w:hAnsi="Wingdings" w:hint="default"/>
+        <w:sz w:val="20"/>
+      </w:rPr>
+    </w:lvl>
+    <w:lvl w:ilvl="4" w:tentative="1">
+      <w:start w:val="1"/>
+      <w:numFmt w:val="bullet"/>
+      <w:lvlText w:val=""/>
+      <w:lvlJc w:val="left"/>
+      <w:pPr>
+        <w:tabs>
+          <w:tab w:val="num" w:pos="3600"/>
+        </w:tabs>
+        <w:ind w:left="3600" w:hanging="360"/>
+      </w:pPr>
+      <w:rPr>
+        <w:rFonts w:ascii="Wingdings" w:hAnsi="Wingdings" w:hint="default"/>
+        <w:sz w:val="20"/>
+      </w:rPr>
+    </w:lvl>
+    <w:lvl w:ilvl="5" w:tentative="1">
+      <w:start w:val="1"/>
+      <w:numFmt w:val="bullet"/>
+      <w:lvlText w:val=""/>
+      <w:lvlJc w:val="left"/>
+      <w:pPr>
+        <w:tabs>
+          <w:tab w:val="num" w:pos="4320"/>
+        </w:tabs>
+        <w:ind w:left="4320" w:hanging="360"/>
+      </w:pPr>
+      <w:rPr>
+        <w:rFonts w:ascii="Wingdings" w:hAnsi="Wingdings" w:hint="default"/>
+        <w:sz w:val="20"/>
+      </w:rPr>
+    </w:lvl>
+    <w:lvl w:ilvl="6" w:tentative="1">
+      <w:start w:val="1"/>
+      <w:numFmt w:val="bullet"/>
+      <w:lvlText w:val=""/>
+      <w:lvlJc w:val="left"/>
+      <w:pPr>
+        <w:tabs>
+          <w:tab w:val="num" w:pos="5040"/>
+        </w:tabs>
+        <w:ind w:left="5040" w:hanging="360"/>
+      </w:pPr>
+      <w:rPr>
+        <w:rFonts w:ascii="Wingdings" w:hAnsi="Wingdings" w:hint="default"/>
+        <w:sz w:val="20"/>
+      </w:rPr>
+    </w:lvl>
+    <w:lvl w:ilvl="7" w:tentative="1">
+      <w:start w:val="1"/>
+      <w:numFmt w:val="bullet"/>
+      <w:lvlText w:val=""/>
+      <w:lvlJc w:val="left"/>
+      <w:pPr>
+        <w:tabs>
+          <w:tab w:val="num" w:pos="5760"/>
+        </w:tabs>
+        <w:ind w:left="5760" w:hanging="360"/>
+      </w:pPr>
+      <w:rPr>
+        <w:rFonts w:ascii="Wingdings" w:hAnsi="Wingdings" w:hint="default"/>
+        <w:sz w:val="20"/>
+      </w:rPr>
+    </w:lvl>
+    <w:lvl w:ilvl="8" w:tentative="1">
+      <w:start w:val="1"/>
+      <w:numFmt w:val="bullet"/>
+      <w:lvlText w:val=""/>
+      <w:lvlJc w:val="left"/>
+      <w:pPr>
+        <w:tabs>
+          <w:tab w:val="num" w:pos="6480"/>
+        </w:tabs>
+        <w:ind w:left="6480" w:hanging="360"/>
+      </w:pPr>
+      <w:rPr>
+        <w:rFonts w:ascii="Wingdings" w:hAnsi="Wingdings" w:hint="default"/>
+        <w:sz w:val="20"/>
+      </w:rPr>
+    </w:lvl>
+  </w:abstractNum>
+  <w:abstractNum w:abstractNumId="11">
     <w:nsid w:val="2B115474"/>
     <w:multiLevelType w:val="hybridMultilevel"/>
     <w:tmpl w:val="2C980A1C"/>
@@ -4057,7 +4735,2506 @@
       </w:pPr>
     </w:lvl>
   </w:abstractNum>
-  <w:abstractNum w:abstractNumId="6">
+  <w:abstractNum w:abstractNumId="12">
+    <w:nsid w:val="2EE42833"/>
+    <w:multiLevelType w:val="multilevel"/>
+    <w:tmpl w:val="DAF6C340"/>
+    <w:lvl w:ilvl="0">
+      <w:start w:val="1"/>
+      <w:numFmt w:val="bullet"/>
+      <w:lvlText w:val=""/>
+      <w:lvlJc w:val="left"/>
+      <w:pPr>
+        <w:tabs>
+          <w:tab w:val="num" w:pos="720"/>
+        </w:tabs>
+        <w:ind w:left="720" w:hanging="360"/>
+      </w:pPr>
+      <w:rPr>
+        <w:rFonts w:ascii="Symbol" w:hAnsi="Symbol" w:hint="default"/>
+        <w:sz w:val="20"/>
+      </w:rPr>
+    </w:lvl>
+    <w:lvl w:ilvl="1" w:tentative="1">
+      <w:start w:val="1"/>
+      <w:numFmt w:val="bullet"/>
+      <w:lvlText w:val="o"/>
+      <w:lvlJc w:val="left"/>
+      <w:pPr>
+        <w:tabs>
+          <w:tab w:val="num" w:pos="1440"/>
+        </w:tabs>
+        <w:ind w:left="1440" w:hanging="360"/>
+      </w:pPr>
+      <w:rPr>
+        <w:rFonts w:ascii="Courier New" w:hAnsi="Courier New" w:hint="default"/>
+        <w:sz w:val="20"/>
+      </w:rPr>
+    </w:lvl>
+    <w:lvl w:ilvl="2" w:tentative="1">
+      <w:start w:val="1"/>
+      <w:numFmt w:val="bullet"/>
+      <w:lvlText w:val=""/>
+      <w:lvlJc w:val="left"/>
+      <w:pPr>
+        <w:tabs>
+          <w:tab w:val="num" w:pos="2160"/>
+        </w:tabs>
+        <w:ind w:left="2160" w:hanging="360"/>
+      </w:pPr>
+      <w:rPr>
+        <w:rFonts w:ascii="Wingdings" w:hAnsi="Wingdings" w:hint="default"/>
+        <w:sz w:val="20"/>
+      </w:rPr>
+    </w:lvl>
+    <w:lvl w:ilvl="3" w:tentative="1">
+      <w:start w:val="1"/>
+      <w:numFmt w:val="bullet"/>
+      <w:lvlText w:val=""/>
+      <w:lvlJc w:val="left"/>
+      <w:pPr>
+        <w:tabs>
+          <w:tab w:val="num" w:pos="2880"/>
+        </w:tabs>
+        <w:ind w:left="2880" w:hanging="360"/>
+      </w:pPr>
+      <w:rPr>
+        <w:rFonts w:ascii="Wingdings" w:hAnsi="Wingdings" w:hint="default"/>
+        <w:sz w:val="20"/>
+      </w:rPr>
+    </w:lvl>
+    <w:lvl w:ilvl="4" w:tentative="1">
+      <w:start w:val="1"/>
+      <w:numFmt w:val="bullet"/>
+      <w:lvlText w:val=""/>
+      <w:lvlJc w:val="left"/>
+      <w:pPr>
+        <w:tabs>
+          <w:tab w:val="num" w:pos="3600"/>
+        </w:tabs>
+        <w:ind w:left="3600" w:hanging="360"/>
+      </w:pPr>
+      <w:rPr>
+        <w:rFonts w:ascii="Wingdings" w:hAnsi="Wingdings" w:hint="default"/>
+        <w:sz w:val="20"/>
+      </w:rPr>
+    </w:lvl>
+    <w:lvl w:ilvl="5" w:tentative="1">
+      <w:start w:val="1"/>
+      <w:numFmt w:val="bullet"/>
+      <w:lvlText w:val=""/>
+      <w:lvlJc w:val="left"/>
+      <w:pPr>
+        <w:tabs>
+          <w:tab w:val="num" w:pos="4320"/>
+        </w:tabs>
+        <w:ind w:left="4320" w:hanging="360"/>
+      </w:pPr>
+      <w:rPr>
+        <w:rFonts w:ascii="Wingdings" w:hAnsi="Wingdings" w:hint="default"/>
+        <w:sz w:val="20"/>
+      </w:rPr>
+    </w:lvl>
+    <w:lvl w:ilvl="6" w:tentative="1">
+      <w:start w:val="1"/>
+      <w:numFmt w:val="bullet"/>
+      <w:lvlText w:val=""/>
+      <w:lvlJc w:val="left"/>
+      <w:pPr>
+        <w:tabs>
+          <w:tab w:val="num" w:pos="5040"/>
+        </w:tabs>
+        <w:ind w:left="5040" w:hanging="360"/>
+      </w:pPr>
+      <w:rPr>
+        <w:rFonts w:ascii="Wingdings" w:hAnsi="Wingdings" w:hint="default"/>
+        <w:sz w:val="20"/>
+      </w:rPr>
+    </w:lvl>
+    <w:lvl w:ilvl="7" w:tentative="1">
+      <w:start w:val="1"/>
+      <w:numFmt w:val="bullet"/>
+      <w:lvlText w:val=""/>
+      <w:lvlJc w:val="left"/>
+      <w:pPr>
+        <w:tabs>
+          <w:tab w:val="num" w:pos="5760"/>
+        </w:tabs>
+        <w:ind w:left="5760" w:hanging="360"/>
+      </w:pPr>
+      <w:rPr>
+        <w:rFonts w:ascii="Wingdings" w:hAnsi="Wingdings" w:hint="default"/>
+        <w:sz w:val="20"/>
+      </w:rPr>
+    </w:lvl>
+    <w:lvl w:ilvl="8" w:tentative="1">
+      <w:start w:val="1"/>
+      <w:numFmt w:val="bullet"/>
+      <w:lvlText w:val=""/>
+      <w:lvlJc w:val="left"/>
+      <w:pPr>
+        <w:tabs>
+          <w:tab w:val="num" w:pos="6480"/>
+        </w:tabs>
+        <w:ind w:left="6480" w:hanging="360"/>
+      </w:pPr>
+      <w:rPr>
+        <w:rFonts w:ascii="Wingdings" w:hAnsi="Wingdings" w:hint="default"/>
+        <w:sz w:val="20"/>
+      </w:rPr>
+    </w:lvl>
+  </w:abstractNum>
+  <w:abstractNum w:abstractNumId="13">
+    <w:nsid w:val="31F00287"/>
+    <w:multiLevelType w:val="multilevel"/>
+    <w:tmpl w:val="26BEB2B8"/>
+    <w:lvl w:ilvl="0">
+      <w:start w:val="23"/>
+      <w:numFmt w:val="decimal"/>
+      <w:lvlText w:val="%1."/>
+      <w:lvlJc w:val="left"/>
+      <w:pPr>
+        <w:tabs>
+          <w:tab w:val="num" w:pos="720"/>
+        </w:tabs>
+        <w:ind w:left="720" w:hanging="360"/>
+      </w:pPr>
+    </w:lvl>
+    <w:lvl w:ilvl="1" w:tentative="1">
+      <w:start w:val="1"/>
+      <w:numFmt w:val="decimal"/>
+      <w:lvlText w:val="%2."/>
+      <w:lvlJc w:val="left"/>
+      <w:pPr>
+        <w:tabs>
+          <w:tab w:val="num" w:pos="1440"/>
+        </w:tabs>
+        <w:ind w:left="1440" w:hanging="360"/>
+      </w:pPr>
+    </w:lvl>
+    <w:lvl w:ilvl="2" w:tentative="1">
+      <w:start w:val="1"/>
+      <w:numFmt w:val="decimal"/>
+      <w:lvlText w:val="%3."/>
+      <w:lvlJc w:val="left"/>
+      <w:pPr>
+        <w:tabs>
+          <w:tab w:val="num" w:pos="2160"/>
+        </w:tabs>
+        <w:ind w:left="2160" w:hanging="360"/>
+      </w:pPr>
+    </w:lvl>
+    <w:lvl w:ilvl="3" w:tentative="1">
+      <w:start w:val="1"/>
+      <w:numFmt w:val="decimal"/>
+      <w:lvlText w:val="%4."/>
+      <w:lvlJc w:val="left"/>
+      <w:pPr>
+        <w:tabs>
+          <w:tab w:val="num" w:pos="2880"/>
+        </w:tabs>
+        <w:ind w:left="2880" w:hanging="360"/>
+      </w:pPr>
+    </w:lvl>
+    <w:lvl w:ilvl="4" w:tentative="1">
+      <w:start w:val="1"/>
+      <w:numFmt w:val="decimal"/>
+      <w:lvlText w:val="%5."/>
+      <w:lvlJc w:val="left"/>
+      <w:pPr>
+        <w:tabs>
+          <w:tab w:val="num" w:pos="3600"/>
+        </w:tabs>
+        <w:ind w:left="3600" w:hanging="360"/>
+      </w:pPr>
+    </w:lvl>
+    <w:lvl w:ilvl="5" w:tentative="1">
+      <w:start w:val="1"/>
+      <w:numFmt w:val="decimal"/>
+      <w:lvlText w:val="%6."/>
+      <w:lvlJc w:val="left"/>
+      <w:pPr>
+        <w:tabs>
+          <w:tab w:val="num" w:pos="4320"/>
+        </w:tabs>
+        <w:ind w:left="4320" w:hanging="360"/>
+      </w:pPr>
+    </w:lvl>
+    <w:lvl w:ilvl="6" w:tentative="1">
+      <w:start w:val="1"/>
+      <w:numFmt w:val="decimal"/>
+      <w:lvlText w:val="%7."/>
+      <w:lvlJc w:val="left"/>
+      <w:pPr>
+        <w:tabs>
+          <w:tab w:val="num" w:pos="5040"/>
+        </w:tabs>
+        <w:ind w:left="5040" w:hanging="360"/>
+      </w:pPr>
+    </w:lvl>
+    <w:lvl w:ilvl="7" w:tentative="1">
+      <w:start w:val="1"/>
+      <w:numFmt w:val="decimal"/>
+      <w:lvlText w:val="%8."/>
+      <w:lvlJc w:val="left"/>
+      <w:pPr>
+        <w:tabs>
+          <w:tab w:val="num" w:pos="5760"/>
+        </w:tabs>
+        <w:ind w:left="5760" w:hanging="360"/>
+      </w:pPr>
+    </w:lvl>
+    <w:lvl w:ilvl="8" w:tentative="1">
+      <w:start w:val="1"/>
+      <w:numFmt w:val="decimal"/>
+      <w:lvlText w:val="%9."/>
+      <w:lvlJc w:val="left"/>
+      <w:pPr>
+        <w:tabs>
+          <w:tab w:val="num" w:pos="6480"/>
+        </w:tabs>
+        <w:ind w:left="6480" w:hanging="360"/>
+      </w:pPr>
+    </w:lvl>
+  </w:abstractNum>
+  <w:abstractNum w:abstractNumId="14">
+    <w:nsid w:val="3B84729C"/>
+    <w:multiLevelType w:val="multilevel"/>
+    <w:tmpl w:val="1100A950"/>
+    <w:lvl w:ilvl="0">
+      <w:start w:val="1"/>
+      <w:numFmt w:val="bullet"/>
+      <w:lvlText w:val=""/>
+      <w:lvlJc w:val="left"/>
+      <w:pPr>
+        <w:tabs>
+          <w:tab w:val="num" w:pos="720"/>
+        </w:tabs>
+        <w:ind w:left="720" w:hanging="360"/>
+      </w:pPr>
+      <w:rPr>
+        <w:rFonts w:ascii="Symbol" w:hAnsi="Symbol" w:hint="default"/>
+        <w:sz w:val="20"/>
+      </w:rPr>
+    </w:lvl>
+    <w:lvl w:ilvl="1" w:tentative="1">
+      <w:start w:val="1"/>
+      <w:numFmt w:val="bullet"/>
+      <w:lvlText w:val="o"/>
+      <w:lvlJc w:val="left"/>
+      <w:pPr>
+        <w:tabs>
+          <w:tab w:val="num" w:pos="1440"/>
+        </w:tabs>
+        <w:ind w:left="1440" w:hanging="360"/>
+      </w:pPr>
+      <w:rPr>
+        <w:rFonts w:ascii="Courier New" w:hAnsi="Courier New" w:hint="default"/>
+        <w:sz w:val="20"/>
+      </w:rPr>
+    </w:lvl>
+    <w:lvl w:ilvl="2" w:tentative="1">
+      <w:start w:val="1"/>
+      <w:numFmt w:val="bullet"/>
+      <w:lvlText w:val=""/>
+      <w:lvlJc w:val="left"/>
+      <w:pPr>
+        <w:tabs>
+          <w:tab w:val="num" w:pos="2160"/>
+        </w:tabs>
+        <w:ind w:left="2160" w:hanging="360"/>
+      </w:pPr>
+      <w:rPr>
+        <w:rFonts w:ascii="Wingdings" w:hAnsi="Wingdings" w:hint="default"/>
+        <w:sz w:val="20"/>
+      </w:rPr>
+    </w:lvl>
+    <w:lvl w:ilvl="3" w:tentative="1">
+      <w:start w:val="1"/>
+      <w:numFmt w:val="bullet"/>
+      <w:lvlText w:val=""/>
+      <w:lvlJc w:val="left"/>
+      <w:pPr>
+        <w:tabs>
+          <w:tab w:val="num" w:pos="2880"/>
+        </w:tabs>
+        <w:ind w:left="2880" w:hanging="360"/>
+      </w:pPr>
+      <w:rPr>
+        <w:rFonts w:ascii="Wingdings" w:hAnsi="Wingdings" w:hint="default"/>
+        <w:sz w:val="20"/>
+      </w:rPr>
+    </w:lvl>
+    <w:lvl w:ilvl="4" w:tentative="1">
+      <w:start w:val="1"/>
+      <w:numFmt w:val="bullet"/>
+      <w:lvlText w:val=""/>
+      <w:lvlJc w:val="left"/>
+      <w:pPr>
+        <w:tabs>
+          <w:tab w:val="num" w:pos="3600"/>
+        </w:tabs>
+        <w:ind w:left="3600" w:hanging="360"/>
+      </w:pPr>
+      <w:rPr>
+        <w:rFonts w:ascii="Wingdings" w:hAnsi="Wingdings" w:hint="default"/>
+        <w:sz w:val="20"/>
+      </w:rPr>
+    </w:lvl>
+    <w:lvl w:ilvl="5" w:tentative="1">
+      <w:start w:val="1"/>
+      <w:numFmt w:val="bullet"/>
+      <w:lvlText w:val=""/>
+      <w:lvlJc w:val="left"/>
+      <w:pPr>
+        <w:tabs>
+          <w:tab w:val="num" w:pos="4320"/>
+        </w:tabs>
+        <w:ind w:left="4320" w:hanging="360"/>
+      </w:pPr>
+      <w:rPr>
+        <w:rFonts w:ascii="Wingdings" w:hAnsi="Wingdings" w:hint="default"/>
+        <w:sz w:val="20"/>
+      </w:rPr>
+    </w:lvl>
+    <w:lvl w:ilvl="6" w:tentative="1">
+      <w:start w:val="1"/>
+      <w:numFmt w:val="bullet"/>
+      <w:lvlText w:val=""/>
+      <w:lvlJc w:val="left"/>
+      <w:pPr>
+        <w:tabs>
+          <w:tab w:val="num" w:pos="5040"/>
+        </w:tabs>
+        <w:ind w:left="5040" w:hanging="360"/>
+      </w:pPr>
+      <w:rPr>
+        <w:rFonts w:ascii="Wingdings" w:hAnsi="Wingdings" w:hint="default"/>
+        <w:sz w:val="20"/>
+      </w:rPr>
+    </w:lvl>
+    <w:lvl w:ilvl="7" w:tentative="1">
+      <w:start w:val="1"/>
+      <w:numFmt w:val="bullet"/>
+      <w:lvlText w:val=""/>
+      <w:lvlJc w:val="left"/>
+      <w:pPr>
+        <w:tabs>
+          <w:tab w:val="num" w:pos="5760"/>
+        </w:tabs>
+        <w:ind w:left="5760" w:hanging="360"/>
+      </w:pPr>
+      <w:rPr>
+        <w:rFonts w:ascii="Wingdings" w:hAnsi="Wingdings" w:hint="default"/>
+        <w:sz w:val="20"/>
+      </w:rPr>
+    </w:lvl>
+    <w:lvl w:ilvl="8" w:tentative="1">
+      <w:start w:val="1"/>
+      <w:numFmt w:val="bullet"/>
+      <w:lvlText w:val=""/>
+      <w:lvlJc w:val="left"/>
+      <w:pPr>
+        <w:tabs>
+          <w:tab w:val="num" w:pos="6480"/>
+        </w:tabs>
+        <w:ind w:left="6480" w:hanging="360"/>
+      </w:pPr>
+      <w:rPr>
+        <w:rFonts w:ascii="Wingdings" w:hAnsi="Wingdings" w:hint="default"/>
+        <w:sz w:val="20"/>
+      </w:rPr>
+    </w:lvl>
+  </w:abstractNum>
+  <w:abstractNum w:abstractNumId="15">
+    <w:nsid w:val="40FC4047"/>
+    <w:multiLevelType w:val="multilevel"/>
+    <w:tmpl w:val="5F443760"/>
+    <w:lvl w:ilvl="0">
+      <w:start w:val="1"/>
+      <w:numFmt w:val="bullet"/>
+      <w:lvlText w:val=""/>
+      <w:lvlJc w:val="left"/>
+      <w:pPr>
+        <w:tabs>
+          <w:tab w:val="num" w:pos="720"/>
+        </w:tabs>
+        <w:ind w:left="720" w:hanging="360"/>
+      </w:pPr>
+      <w:rPr>
+        <w:rFonts w:ascii="Symbol" w:hAnsi="Symbol" w:hint="default"/>
+        <w:sz w:val="20"/>
+      </w:rPr>
+    </w:lvl>
+    <w:lvl w:ilvl="1" w:tentative="1">
+      <w:start w:val="1"/>
+      <w:numFmt w:val="bullet"/>
+      <w:lvlText w:val="o"/>
+      <w:lvlJc w:val="left"/>
+      <w:pPr>
+        <w:tabs>
+          <w:tab w:val="num" w:pos="1440"/>
+        </w:tabs>
+        <w:ind w:left="1440" w:hanging="360"/>
+      </w:pPr>
+      <w:rPr>
+        <w:rFonts w:ascii="Courier New" w:hAnsi="Courier New" w:hint="default"/>
+        <w:sz w:val="20"/>
+      </w:rPr>
+    </w:lvl>
+    <w:lvl w:ilvl="2" w:tentative="1">
+      <w:start w:val="1"/>
+      <w:numFmt w:val="bullet"/>
+      <w:lvlText w:val=""/>
+      <w:lvlJc w:val="left"/>
+      <w:pPr>
+        <w:tabs>
+          <w:tab w:val="num" w:pos="2160"/>
+        </w:tabs>
+        <w:ind w:left="2160" w:hanging="360"/>
+      </w:pPr>
+      <w:rPr>
+        <w:rFonts w:ascii="Wingdings" w:hAnsi="Wingdings" w:hint="default"/>
+        <w:sz w:val="20"/>
+      </w:rPr>
+    </w:lvl>
+    <w:lvl w:ilvl="3" w:tentative="1">
+      <w:start w:val="1"/>
+      <w:numFmt w:val="bullet"/>
+      <w:lvlText w:val=""/>
+      <w:lvlJc w:val="left"/>
+      <w:pPr>
+        <w:tabs>
+          <w:tab w:val="num" w:pos="2880"/>
+        </w:tabs>
+        <w:ind w:left="2880" w:hanging="360"/>
+      </w:pPr>
+      <w:rPr>
+        <w:rFonts w:ascii="Wingdings" w:hAnsi="Wingdings" w:hint="default"/>
+        <w:sz w:val="20"/>
+      </w:rPr>
+    </w:lvl>
+    <w:lvl w:ilvl="4" w:tentative="1">
+      <w:start w:val="1"/>
+      <w:numFmt w:val="bullet"/>
+      <w:lvlText w:val=""/>
+      <w:lvlJc w:val="left"/>
+      <w:pPr>
+        <w:tabs>
+          <w:tab w:val="num" w:pos="3600"/>
+        </w:tabs>
+        <w:ind w:left="3600" w:hanging="360"/>
+      </w:pPr>
+      <w:rPr>
+        <w:rFonts w:ascii="Wingdings" w:hAnsi="Wingdings" w:hint="default"/>
+        <w:sz w:val="20"/>
+      </w:rPr>
+    </w:lvl>
+    <w:lvl w:ilvl="5" w:tentative="1">
+      <w:start w:val="1"/>
+      <w:numFmt w:val="bullet"/>
+      <w:lvlText w:val=""/>
+      <w:lvlJc w:val="left"/>
+      <w:pPr>
+        <w:tabs>
+          <w:tab w:val="num" w:pos="4320"/>
+        </w:tabs>
+        <w:ind w:left="4320" w:hanging="360"/>
+      </w:pPr>
+      <w:rPr>
+        <w:rFonts w:ascii="Wingdings" w:hAnsi="Wingdings" w:hint="default"/>
+        <w:sz w:val="20"/>
+      </w:rPr>
+    </w:lvl>
+    <w:lvl w:ilvl="6" w:tentative="1">
+      <w:start w:val="1"/>
+      <w:numFmt w:val="bullet"/>
+      <w:lvlText w:val=""/>
+      <w:lvlJc w:val="left"/>
+      <w:pPr>
+        <w:tabs>
+          <w:tab w:val="num" w:pos="5040"/>
+        </w:tabs>
+        <w:ind w:left="5040" w:hanging="360"/>
+      </w:pPr>
+      <w:rPr>
+        <w:rFonts w:ascii="Wingdings" w:hAnsi="Wingdings" w:hint="default"/>
+        <w:sz w:val="20"/>
+      </w:rPr>
+    </w:lvl>
+    <w:lvl w:ilvl="7" w:tentative="1">
+      <w:start w:val="1"/>
+      <w:numFmt w:val="bullet"/>
+      <w:lvlText w:val=""/>
+      <w:lvlJc w:val="left"/>
+      <w:pPr>
+        <w:tabs>
+          <w:tab w:val="num" w:pos="5760"/>
+        </w:tabs>
+        <w:ind w:left="5760" w:hanging="360"/>
+      </w:pPr>
+      <w:rPr>
+        <w:rFonts w:ascii="Wingdings" w:hAnsi="Wingdings" w:hint="default"/>
+        <w:sz w:val="20"/>
+      </w:rPr>
+    </w:lvl>
+    <w:lvl w:ilvl="8" w:tentative="1">
+      <w:start w:val="1"/>
+      <w:numFmt w:val="bullet"/>
+      <w:lvlText w:val=""/>
+      <w:lvlJc w:val="left"/>
+      <w:pPr>
+        <w:tabs>
+          <w:tab w:val="num" w:pos="6480"/>
+        </w:tabs>
+        <w:ind w:left="6480" w:hanging="360"/>
+      </w:pPr>
+      <w:rPr>
+        <w:rFonts w:ascii="Wingdings" w:hAnsi="Wingdings" w:hint="default"/>
+        <w:sz w:val="20"/>
+      </w:rPr>
+    </w:lvl>
+  </w:abstractNum>
+  <w:abstractNum w:abstractNumId="16">
+    <w:nsid w:val="41227CD2"/>
+    <w:multiLevelType w:val="multilevel"/>
+    <w:tmpl w:val="D5E66848"/>
+    <w:lvl w:ilvl="0">
+      <w:start w:val="1"/>
+      <w:numFmt w:val="bullet"/>
+      <w:lvlText w:val=""/>
+      <w:lvlJc w:val="left"/>
+      <w:pPr>
+        <w:tabs>
+          <w:tab w:val="num" w:pos="720"/>
+        </w:tabs>
+        <w:ind w:left="720" w:hanging="360"/>
+      </w:pPr>
+      <w:rPr>
+        <w:rFonts w:ascii="Symbol" w:hAnsi="Symbol" w:hint="default"/>
+        <w:sz w:val="20"/>
+      </w:rPr>
+    </w:lvl>
+    <w:lvl w:ilvl="1" w:tentative="1">
+      <w:start w:val="1"/>
+      <w:numFmt w:val="bullet"/>
+      <w:lvlText w:val="o"/>
+      <w:lvlJc w:val="left"/>
+      <w:pPr>
+        <w:tabs>
+          <w:tab w:val="num" w:pos="1440"/>
+        </w:tabs>
+        <w:ind w:left="1440" w:hanging="360"/>
+      </w:pPr>
+      <w:rPr>
+        <w:rFonts w:ascii="Courier New" w:hAnsi="Courier New" w:hint="default"/>
+        <w:sz w:val="20"/>
+      </w:rPr>
+    </w:lvl>
+    <w:lvl w:ilvl="2" w:tentative="1">
+      <w:start w:val="1"/>
+      <w:numFmt w:val="bullet"/>
+      <w:lvlText w:val=""/>
+      <w:lvlJc w:val="left"/>
+      <w:pPr>
+        <w:tabs>
+          <w:tab w:val="num" w:pos="2160"/>
+        </w:tabs>
+        <w:ind w:left="2160" w:hanging="360"/>
+      </w:pPr>
+      <w:rPr>
+        <w:rFonts w:ascii="Wingdings" w:hAnsi="Wingdings" w:hint="default"/>
+        <w:sz w:val="20"/>
+      </w:rPr>
+    </w:lvl>
+    <w:lvl w:ilvl="3" w:tentative="1">
+      <w:start w:val="1"/>
+      <w:numFmt w:val="bullet"/>
+      <w:lvlText w:val=""/>
+      <w:lvlJc w:val="left"/>
+      <w:pPr>
+        <w:tabs>
+          <w:tab w:val="num" w:pos="2880"/>
+        </w:tabs>
+        <w:ind w:left="2880" w:hanging="360"/>
+      </w:pPr>
+      <w:rPr>
+        <w:rFonts w:ascii="Wingdings" w:hAnsi="Wingdings" w:hint="default"/>
+        <w:sz w:val="20"/>
+      </w:rPr>
+    </w:lvl>
+    <w:lvl w:ilvl="4" w:tentative="1">
+      <w:start w:val="1"/>
+      <w:numFmt w:val="bullet"/>
+      <w:lvlText w:val=""/>
+      <w:lvlJc w:val="left"/>
+      <w:pPr>
+        <w:tabs>
+          <w:tab w:val="num" w:pos="3600"/>
+        </w:tabs>
+        <w:ind w:left="3600" w:hanging="360"/>
+      </w:pPr>
+      <w:rPr>
+        <w:rFonts w:ascii="Wingdings" w:hAnsi="Wingdings" w:hint="default"/>
+        <w:sz w:val="20"/>
+      </w:rPr>
+    </w:lvl>
+    <w:lvl w:ilvl="5" w:tentative="1">
+      <w:start w:val="1"/>
+      <w:numFmt w:val="bullet"/>
+      <w:lvlText w:val=""/>
+      <w:lvlJc w:val="left"/>
+      <w:pPr>
+        <w:tabs>
+          <w:tab w:val="num" w:pos="4320"/>
+        </w:tabs>
+        <w:ind w:left="4320" w:hanging="360"/>
+      </w:pPr>
+      <w:rPr>
+        <w:rFonts w:ascii="Wingdings" w:hAnsi="Wingdings" w:hint="default"/>
+        <w:sz w:val="20"/>
+      </w:rPr>
+    </w:lvl>
+    <w:lvl w:ilvl="6" w:tentative="1">
+      <w:start w:val="1"/>
+      <w:numFmt w:val="bullet"/>
+      <w:lvlText w:val=""/>
+      <w:lvlJc w:val="left"/>
+      <w:pPr>
+        <w:tabs>
+          <w:tab w:val="num" w:pos="5040"/>
+        </w:tabs>
+        <w:ind w:left="5040" w:hanging="360"/>
+      </w:pPr>
+      <w:rPr>
+        <w:rFonts w:ascii="Wingdings" w:hAnsi="Wingdings" w:hint="default"/>
+        <w:sz w:val="20"/>
+      </w:rPr>
+    </w:lvl>
+    <w:lvl w:ilvl="7" w:tentative="1">
+      <w:start w:val="1"/>
+      <w:numFmt w:val="bullet"/>
+      <w:lvlText w:val=""/>
+      <w:lvlJc w:val="left"/>
+      <w:pPr>
+        <w:tabs>
+          <w:tab w:val="num" w:pos="5760"/>
+        </w:tabs>
+        <w:ind w:left="5760" w:hanging="360"/>
+      </w:pPr>
+      <w:rPr>
+        <w:rFonts w:ascii="Wingdings" w:hAnsi="Wingdings" w:hint="default"/>
+        <w:sz w:val="20"/>
+      </w:rPr>
+    </w:lvl>
+    <w:lvl w:ilvl="8" w:tentative="1">
+      <w:start w:val="1"/>
+      <w:numFmt w:val="bullet"/>
+      <w:lvlText w:val=""/>
+      <w:lvlJc w:val="left"/>
+      <w:pPr>
+        <w:tabs>
+          <w:tab w:val="num" w:pos="6480"/>
+        </w:tabs>
+        <w:ind w:left="6480" w:hanging="360"/>
+      </w:pPr>
+      <w:rPr>
+        <w:rFonts w:ascii="Wingdings" w:hAnsi="Wingdings" w:hint="default"/>
+        <w:sz w:val="20"/>
+      </w:rPr>
+    </w:lvl>
+  </w:abstractNum>
+  <w:abstractNum w:abstractNumId="17">
+    <w:nsid w:val="41A5246D"/>
+    <w:multiLevelType w:val="multilevel"/>
+    <w:tmpl w:val="26620A9E"/>
+    <w:lvl w:ilvl="0">
+      <w:start w:val="1"/>
+      <w:numFmt w:val="bullet"/>
+      <w:lvlText w:val=""/>
+      <w:lvlJc w:val="left"/>
+      <w:pPr>
+        <w:tabs>
+          <w:tab w:val="num" w:pos="720"/>
+        </w:tabs>
+        <w:ind w:left="720" w:hanging="360"/>
+      </w:pPr>
+      <w:rPr>
+        <w:rFonts w:ascii="Symbol" w:hAnsi="Symbol" w:hint="default"/>
+        <w:sz w:val="20"/>
+      </w:rPr>
+    </w:lvl>
+    <w:lvl w:ilvl="1" w:tentative="1">
+      <w:start w:val="1"/>
+      <w:numFmt w:val="bullet"/>
+      <w:lvlText w:val="o"/>
+      <w:lvlJc w:val="left"/>
+      <w:pPr>
+        <w:tabs>
+          <w:tab w:val="num" w:pos="1440"/>
+        </w:tabs>
+        <w:ind w:left="1440" w:hanging="360"/>
+      </w:pPr>
+      <w:rPr>
+        <w:rFonts w:ascii="Courier New" w:hAnsi="Courier New" w:hint="default"/>
+        <w:sz w:val="20"/>
+      </w:rPr>
+    </w:lvl>
+    <w:lvl w:ilvl="2" w:tentative="1">
+      <w:start w:val="1"/>
+      <w:numFmt w:val="bullet"/>
+      <w:lvlText w:val=""/>
+      <w:lvlJc w:val="left"/>
+      <w:pPr>
+        <w:tabs>
+          <w:tab w:val="num" w:pos="2160"/>
+        </w:tabs>
+        <w:ind w:left="2160" w:hanging="360"/>
+      </w:pPr>
+      <w:rPr>
+        <w:rFonts w:ascii="Wingdings" w:hAnsi="Wingdings" w:hint="default"/>
+        <w:sz w:val="20"/>
+      </w:rPr>
+    </w:lvl>
+    <w:lvl w:ilvl="3" w:tentative="1">
+      <w:start w:val="1"/>
+      <w:numFmt w:val="bullet"/>
+      <w:lvlText w:val=""/>
+      <w:lvlJc w:val="left"/>
+      <w:pPr>
+        <w:tabs>
+          <w:tab w:val="num" w:pos="2880"/>
+        </w:tabs>
+        <w:ind w:left="2880" w:hanging="360"/>
+      </w:pPr>
+      <w:rPr>
+        <w:rFonts w:ascii="Wingdings" w:hAnsi="Wingdings" w:hint="default"/>
+        <w:sz w:val="20"/>
+      </w:rPr>
+    </w:lvl>
+    <w:lvl w:ilvl="4" w:tentative="1">
+      <w:start w:val="1"/>
+      <w:numFmt w:val="bullet"/>
+      <w:lvlText w:val=""/>
+      <w:lvlJc w:val="left"/>
+      <w:pPr>
+        <w:tabs>
+          <w:tab w:val="num" w:pos="3600"/>
+        </w:tabs>
+        <w:ind w:left="3600" w:hanging="360"/>
+      </w:pPr>
+      <w:rPr>
+        <w:rFonts w:ascii="Wingdings" w:hAnsi="Wingdings" w:hint="default"/>
+        <w:sz w:val="20"/>
+      </w:rPr>
+    </w:lvl>
+    <w:lvl w:ilvl="5" w:tentative="1">
+      <w:start w:val="1"/>
+      <w:numFmt w:val="bullet"/>
+      <w:lvlText w:val=""/>
+      <w:lvlJc w:val="left"/>
+      <w:pPr>
+        <w:tabs>
+          <w:tab w:val="num" w:pos="4320"/>
+        </w:tabs>
+        <w:ind w:left="4320" w:hanging="360"/>
+      </w:pPr>
+      <w:rPr>
+        <w:rFonts w:ascii="Wingdings" w:hAnsi="Wingdings" w:hint="default"/>
+        <w:sz w:val="20"/>
+      </w:rPr>
+    </w:lvl>
+    <w:lvl w:ilvl="6" w:tentative="1">
+      <w:start w:val="1"/>
+      <w:numFmt w:val="bullet"/>
+      <w:lvlText w:val=""/>
+      <w:lvlJc w:val="left"/>
+      <w:pPr>
+        <w:tabs>
+          <w:tab w:val="num" w:pos="5040"/>
+        </w:tabs>
+        <w:ind w:left="5040" w:hanging="360"/>
+      </w:pPr>
+      <w:rPr>
+        <w:rFonts w:ascii="Wingdings" w:hAnsi="Wingdings" w:hint="default"/>
+        <w:sz w:val="20"/>
+      </w:rPr>
+    </w:lvl>
+    <w:lvl w:ilvl="7" w:tentative="1">
+      <w:start w:val="1"/>
+      <w:numFmt w:val="bullet"/>
+      <w:lvlText w:val=""/>
+      <w:lvlJc w:val="left"/>
+      <w:pPr>
+        <w:tabs>
+          <w:tab w:val="num" w:pos="5760"/>
+        </w:tabs>
+        <w:ind w:left="5760" w:hanging="360"/>
+      </w:pPr>
+      <w:rPr>
+        <w:rFonts w:ascii="Wingdings" w:hAnsi="Wingdings" w:hint="default"/>
+        <w:sz w:val="20"/>
+      </w:rPr>
+    </w:lvl>
+    <w:lvl w:ilvl="8" w:tentative="1">
+      <w:start w:val="1"/>
+      <w:numFmt w:val="bullet"/>
+      <w:lvlText w:val=""/>
+      <w:lvlJc w:val="left"/>
+      <w:pPr>
+        <w:tabs>
+          <w:tab w:val="num" w:pos="6480"/>
+        </w:tabs>
+        <w:ind w:left="6480" w:hanging="360"/>
+      </w:pPr>
+      <w:rPr>
+        <w:rFonts w:ascii="Wingdings" w:hAnsi="Wingdings" w:hint="default"/>
+        <w:sz w:val="20"/>
+      </w:rPr>
+    </w:lvl>
+  </w:abstractNum>
+  <w:abstractNum w:abstractNumId="18">
+    <w:nsid w:val="428E79BC"/>
+    <w:multiLevelType w:val="multilevel"/>
+    <w:tmpl w:val="F1FE2578"/>
+    <w:lvl w:ilvl="0">
+      <w:start w:val="1"/>
+      <w:numFmt w:val="bullet"/>
+      <w:lvlText w:val=""/>
+      <w:lvlJc w:val="left"/>
+      <w:pPr>
+        <w:tabs>
+          <w:tab w:val="num" w:pos="720"/>
+        </w:tabs>
+        <w:ind w:left="720" w:hanging="360"/>
+      </w:pPr>
+      <w:rPr>
+        <w:rFonts w:ascii="Symbol" w:hAnsi="Symbol" w:hint="default"/>
+        <w:sz w:val="20"/>
+      </w:rPr>
+    </w:lvl>
+    <w:lvl w:ilvl="1" w:tentative="1">
+      <w:start w:val="1"/>
+      <w:numFmt w:val="bullet"/>
+      <w:lvlText w:val="o"/>
+      <w:lvlJc w:val="left"/>
+      <w:pPr>
+        <w:tabs>
+          <w:tab w:val="num" w:pos="1440"/>
+        </w:tabs>
+        <w:ind w:left="1440" w:hanging="360"/>
+      </w:pPr>
+      <w:rPr>
+        <w:rFonts w:ascii="Courier New" w:hAnsi="Courier New" w:hint="default"/>
+        <w:sz w:val="20"/>
+      </w:rPr>
+    </w:lvl>
+    <w:lvl w:ilvl="2" w:tentative="1">
+      <w:start w:val="1"/>
+      <w:numFmt w:val="bullet"/>
+      <w:lvlText w:val=""/>
+      <w:lvlJc w:val="left"/>
+      <w:pPr>
+        <w:tabs>
+          <w:tab w:val="num" w:pos="2160"/>
+        </w:tabs>
+        <w:ind w:left="2160" w:hanging="360"/>
+      </w:pPr>
+      <w:rPr>
+        <w:rFonts w:ascii="Wingdings" w:hAnsi="Wingdings" w:hint="default"/>
+        <w:sz w:val="20"/>
+      </w:rPr>
+    </w:lvl>
+    <w:lvl w:ilvl="3" w:tentative="1">
+      <w:start w:val="1"/>
+      <w:numFmt w:val="bullet"/>
+      <w:lvlText w:val=""/>
+      <w:lvlJc w:val="left"/>
+      <w:pPr>
+        <w:tabs>
+          <w:tab w:val="num" w:pos="2880"/>
+        </w:tabs>
+        <w:ind w:left="2880" w:hanging="360"/>
+      </w:pPr>
+      <w:rPr>
+        <w:rFonts w:ascii="Wingdings" w:hAnsi="Wingdings" w:hint="default"/>
+        <w:sz w:val="20"/>
+      </w:rPr>
+    </w:lvl>
+    <w:lvl w:ilvl="4" w:tentative="1">
+      <w:start w:val="1"/>
+      <w:numFmt w:val="bullet"/>
+      <w:lvlText w:val=""/>
+      <w:lvlJc w:val="left"/>
+      <w:pPr>
+        <w:tabs>
+          <w:tab w:val="num" w:pos="3600"/>
+        </w:tabs>
+        <w:ind w:left="3600" w:hanging="360"/>
+      </w:pPr>
+      <w:rPr>
+        <w:rFonts w:ascii="Wingdings" w:hAnsi="Wingdings" w:hint="default"/>
+        <w:sz w:val="20"/>
+      </w:rPr>
+    </w:lvl>
+    <w:lvl w:ilvl="5" w:tentative="1">
+      <w:start w:val="1"/>
+      <w:numFmt w:val="bullet"/>
+      <w:lvlText w:val=""/>
+      <w:lvlJc w:val="left"/>
+      <w:pPr>
+        <w:tabs>
+          <w:tab w:val="num" w:pos="4320"/>
+        </w:tabs>
+        <w:ind w:left="4320" w:hanging="360"/>
+      </w:pPr>
+      <w:rPr>
+        <w:rFonts w:ascii="Wingdings" w:hAnsi="Wingdings" w:hint="default"/>
+        <w:sz w:val="20"/>
+      </w:rPr>
+    </w:lvl>
+    <w:lvl w:ilvl="6" w:tentative="1">
+      <w:start w:val="1"/>
+      <w:numFmt w:val="bullet"/>
+      <w:lvlText w:val=""/>
+      <w:lvlJc w:val="left"/>
+      <w:pPr>
+        <w:tabs>
+          <w:tab w:val="num" w:pos="5040"/>
+        </w:tabs>
+        <w:ind w:left="5040" w:hanging="360"/>
+      </w:pPr>
+      <w:rPr>
+        <w:rFonts w:ascii="Wingdings" w:hAnsi="Wingdings" w:hint="default"/>
+        <w:sz w:val="20"/>
+      </w:rPr>
+    </w:lvl>
+    <w:lvl w:ilvl="7" w:tentative="1">
+      <w:start w:val="1"/>
+      <w:numFmt w:val="bullet"/>
+      <w:lvlText w:val=""/>
+      <w:lvlJc w:val="left"/>
+      <w:pPr>
+        <w:tabs>
+          <w:tab w:val="num" w:pos="5760"/>
+        </w:tabs>
+        <w:ind w:left="5760" w:hanging="360"/>
+      </w:pPr>
+      <w:rPr>
+        <w:rFonts w:ascii="Wingdings" w:hAnsi="Wingdings" w:hint="default"/>
+        <w:sz w:val="20"/>
+      </w:rPr>
+    </w:lvl>
+    <w:lvl w:ilvl="8" w:tentative="1">
+      <w:start w:val="1"/>
+      <w:numFmt w:val="bullet"/>
+      <w:lvlText w:val=""/>
+      <w:lvlJc w:val="left"/>
+      <w:pPr>
+        <w:tabs>
+          <w:tab w:val="num" w:pos="6480"/>
+        </w:tabs>
+        <w:ind w:left="6480" w:hanging="360"/>
+      </w:pPr>
+      <w:rPr>
+        <w:rFonts w:ascii="Wingdings" w:hAnsi="Wingdings" w:hint="default"/>
+        <w:sz w:val="20"/>
+      </w:rPr>
+    </w:lvl>
+  </w:abstractNum>
+  <w:abstractNum w:abstractNumId="19">
+    <w:nsid w:val="43346487"/>
+    <w:multiLevelType w:val="multilevel"/>
+    <w:tmpl w:val="C4E88BA2"/>
+    <w:lvl w:ilvl="0">
+      <w:start w:val="21"/>
+      <w:numFmt w:val="decimal"/>
+      <w:lvlText w:val="%1."/>
+      <w:lvlJc w:val="left"/>
+      <w:pPr>
+        <w:tabs>
+          <w:tab w:val="num" w:pos="720"/>
+        </w:tabs>
+        <w:ind w:left="720" w:hanging="360"/>
+      </w:pPr>
+    </w:lvl>
+    <w:lvl w:ilvl="1" w:tentative="1">
+      <w:start w:val="1"/>
+      <w:numFmt w:val="decimal"/>
+      <w:lvlText w:val="%2."/>
+      <w:lvlJc w:val="left"/>
+      <w:pPr>
+        <w:tabs>
+          <w:tab w:val="num" w:pos="1440"/>
+        </w:tabs>
+        <w:ind w:left="1440" w:hanging="360"/>
+      </w:pPr>
+    </w:lvl>
+    <w:lvl w:ilvl="2" w:tentative="1">
+      <w:start w:val="1"/>
+      <w:numFmt w:val="decimal"/>
+      <w:lvlText w:val="%3."/>
+      <w:lvlJc w:val="left"/>
+      <w:pPr>
+        <w:tabs>
+          <w:tab w:val="num" w:pos="2160"/>
+        </w:tabs>
+        <w:ind w:left="2160" w:hanging="360"/>
+      </w:pPr>
+    </w:lvl>
+    <w:lvl w:ilvl="3" w:tentative="1">
+      <w:start w:val="1"/>
+      <w:numFmt w:val="decimal"/>
+      <w:lvlText w:val="%4."/>
+      <w:lvlJc w:val="left"/>
+      <w:pPr>
+        <w:tabs>
+          <w:tab w:val="num" w:pos="2880"/>
+        </w:tabs>
+        <w:ind w:left="2880" w:hanging="360"/>
+      </w:pPr>
+    </w:lvl>
+    <w:lvl w:ilvl="4" w:tentative="1">
+      <w:start w:val="1"/>
+      <w:numFmt w:val="decimal"/>
+      <w:lvlText w:val="%5."/>
+      <w:lvlJc w:val="left"/>
+      <w:pPr>
+        <w:tabs>
+          <w:tab w:val="num" w:pos="3600"/>
+        </w:tabs>
+        <w:ind w:left="3600" w:hanging="360"/>
+      </w:pPr>
+    </w:lvl>
+    <w:lvl w:ilvl="5" w:tentative="1">
+      <w:start w:val="1"/>
+      <w:numFmt w:val="decimal"/>
+      <w:lvlText w:val="%6."/>
+      <w:lvlJc w:val="left"/>
+      <w:pPr>
+        <w:tabs>
+          <w:tab w:val="num" w:pos="4320"/>
+        </w:tabs>
+        <w:ind w:left="4320" w:hanging="360"/>
+      </w:pPr>
+    </w:lvl>
+    <w:lvl w:ilvl="6" w:tentative="1">
+      <w:start w:val="1"/>
+      <w:numFmt w:val="decimal"/>
+      <w:lvlText w:val="%7."/>
+      <w:lvlJc w:val="left"/>
+      <w:pPr>
+        <w:tabs>
+          <w:tab w:val="num" w:pos="5040"/>
+        </w:tabs>
+        <w:ind w:left="5040" w:hanging="360"/>
+      </w:pPr>
+    </w:lvl>
+    <w:lvl w:ilvl="7" w:tentative="1">
+      <w:start w:val="1"/>
+      <w:numFmt w:val="decimal"/>
+      <w:lvlText w:val="%8."/>
+      <w:lvlJc w:val="left"/>
+      <w:pPr>
+        <w:tabs>
+          <w:tab w:val="num" w:pos="5760"/>
+        </w:tabs>
+        <w:ind w:left="5760" w:hanging="360"/>
+      </w:pPr>
+    </w:lvl>
+    <w:lvl w:ilvl="8" w:tentative="1">
+      <w:start w:val="1"/>
+      <w:numFmt w:val="decimal"/>
+      <w:lvlText w:val="%9."/>
+      <w:lvlJc w:val="left"/>
+      <w:pPr>
+        <w:tabs>
+          <w:tab w:val="num" w:pos="6480"/>
+        </w:tabs>
+        <w:ind w:left="6480" w:hanging="360"/>
+      </w:pPr>
+    </w:lvl>
+  </w:abstractNum>
+  <w:abstractNum w:abstractNumId="20">
+    <w:nsid w:val="45DF50FC"/>
+    <w:multiLevelType w:val="multilevel"/>
+    <w:tmpl w:val="3C8EA29A"/>
+    <w:lvl w:ilvl="0">
+      <w:start w:val="1"/>
+      <w:numFmt w:val="bullet"/>
+      <w:lvlText w:val=""/>
+      <w:lvlJc w:val="left"/>
+      <w:pPr>
+        <w:tabs>
+          <w:tab w:val="num" w:pos="720"/>
+        </w:tabs>
+        <w:ind w:left="720" w:hanging="360"/>
+      </w:pPr>
+      <w:rPr>
+        <w:rFonts w:ascii="Symbol" w:hAnsi="Symbol" w:hint="default"/>
+        <w:sz w:val="20"/>
+      </w:rPr>
+    </w:lvl>
+    <w:lvl w:ilvl="1" w:tentative="1">
+      <w:start w:val="1"/>
+      <w:numFmt w:val="bullet"/>
+      <w:lvlText w:val="o"/>
+      <w:lvlJc w:val="left"/>
+      <w:pPr>
+        <w:tabs>
+          <w:tab w:val="num" w:pos="1440"/>
+        </w:tabs>
+        <w:ind w:left="1440" w:hanging="360"/>
+      </w:pPr>
+      <w:rPr>
+        <w:rFonts w:ascii="Courier New" w:hAnsi="Courier New" w:hint="default"/>
+        <w:sz w:val="20"/>
+      </w:rPr>
+    </w:lvl>
+    <w:lvl w:ilvl="2" w:tentative="1">
+      <w:start w:val="1"/>
+      <w:numFmt w:val="bullet"/>
+      <w:lvlText w:val=""/>
+      <w:lvlJc w:val="left"/>
+      <w:pPr>
+        <w:tabs>
+          <w:tab w:val="num" w:pos="2160"/>
+        </w:tabs>
+        <w:ind w:left="2160" w:hanging="360"/>
+      </w:pPr>
+      <w:rPr>
+        <w:rFonts w:ascii="Wingdings" w:hAnsi="Wingdings" w:hint="default"/>
+        <w:sz w:val="20"/>
+      </w:rPr>
+    </w:lvl>
+    <w:lvl w:ilvl="3" w:tentative="1">
+      <w:start w:val="1"/>
+      <w:numFmt w:val="bullet"/>
+      <w:lvlText w:val=""/>
+      <w:lvlJc w:val="left"/>
+      <w:pPr>
+        <w:tabs>
+          <w:tab w:val="num" w:pos="2880"/>
+        </w:tabs>
+        <w:ind w:left="2880" w:hanging="360"/>
+      </w:pPr>
+      <w:rPr>
+        <w:rFonts w:ascii="Wingdings" w:hAnsi="Wingdings" w:hint="default"/>
+        <w:sz w:val="20"/>
+      </w:rPr>
+    </w:lvl>
+    <w:lvl w:ilvl="4" w:tentative="1">
+      <w:start w:val="1"/>
+      <w:numFmt w:val="bullet"/>
+      <w:lvlText w:val=""/>
+      <w:lvlJc w:val="left"/>
+      <w:pPr>
+        <w:tabs>
+          <w:tab w:val="num" w:pos="3600"/>
+        </w:tabs>
+        <w:ind w:left="3600" w:hanging="360"/>
+      </w:pPr>
+      <w:rPr>
+        <w:rFonts w:ascii="Wingdings" w:hAnsi="Wingdings" w:hint="default"/>
+        <w:sz w:val="20"/>
+      </w:rPr>
+    </w:lvl>
+    <w:lvl w:ilvl="5" w:tentative="1">
+      <w:start w:val="1"/>
+      <w:numFmt w:val="bullet"/>
+      <w:lvlText w:val=""/>
+      <w:lvlJc w:val="left"/>
+      <w:pPr>
+        <w:tabs>
+          <w:tab w:val="num" w:pos="4320"/>
+        </w:tabs>
+        <w:ind w:left="4320" w:hanging="360"/>
+      </w:pPr>
+      <w:rPr>
+        <w:rFonts w:ascii="Wingdings" w:hAnsi="Wingdings" w:hint="default"/>
+        <w:sz w:val="20"/>
+      </w:rPr>
+    </w:lvl>
+    <w:lvl w:ilvl="6" w:tentative="1">
+      <w:start w:val="1"/>
+      <w:numFmt w:val="bullet"/>
+      <w:lvlText w:val=""/>
+      <w:lvlJc w:val="left"/>
+      <w:pPr>
+        <w:tabs>
+          <w:tab w:val="num" w:pos="5040"/>
+        </w:tabs>
+        <w:ind w:left="5040" w:hanging="360"/>
+      </w:pPr>
+      <w:rPr>
+        <w:rFonts w:ascii="Wingdings" w:hAnsi="Wingdings" w:hint="default"/>
+        <w:sz w:val="20"/>
+      </w:rPr>
+    </w:lvl>
+    <w:lvl w:ilvl="7" w:tentative="1">
+      <w:start w:val="1"/>
+      <w:numFmt w:val="bullet"/>
+      <w:lvlText w:val=""/>
+      <w:lvlJc w:val="left"/>
+      <w:pPr>
+        <w:tabs>
+          <w:tab w:val="num" w:pos="5760"/>
+        </w:tabs>
+        <w:ind w:left="5760" w:hanging="360"/>
+      </w:pPr>
+      <w:rPr>
+        <w:rFonts w:ascii="Wingdings" w:hAnsi="Wingdings" w:hint="default"/>
+        <w:sz w:val="20"/>
+      </w:rPr>
+    </w:lvl>
+    <w:lvl w:ilvl="8" w:tentative="1">
+      <w:start w:val="1"/>
+      <w:numFmt w:val="bullet"/>
+      <w:lvlText w:val=""/>
+      <w:lvlJc w:val="left"/>
+      <w:pPr>
+        <w:tabs>
+          <w:tab w:val="num" w:pos="6480"/>
+        </w:tabs>
+        <w:ind w:left="6480" w:hanging="360"/>
+      </w:pPr>
+      <w:rPr>
+        <w:rFonts w:ascii="Wingdings" w:hAnsi="Wingdings" w:hint="default"/>
+        <w:sz w:val="20"/>
+      </w:rPr>
+    </w:lvl>
+  </w:abstractNum>
+  <w:abstractNum w:abstractNumId="21">
+    <w:nsid w:val="47A83C58"/>
+    <w:multiLevelType w:val="multilevel"/>
+    <w:tmpl w:val="94CCEB28"/>
+    <w:lvl w:ilvl="0">
+      <w:start w:val="1"/>
+      <w:numFmt w:val="bullet"/>
+      <w:lvlText w:val=""/>
+      <w:lvlJc w:val="left"/>
+      <w:pPr>
+        <w:tabs>
+          <w:tab w:val="num" w:pos="720"/>
+        </w:tabs>
+        <w:ind w:left="720" w:hanging="360"/>
+      </w:pPr>
+      <w:rPr>
+        <w:rFonts w:ascii="Symbol" w:hAnsi="Symbol" w:hint="default"/>
+        <w:sz w:val="20"/>
+      </w:rPr>
+    </w:lvl>
+    <w:lvl w:ilvl="1" w:tentative="1">
+      <w:start w:val="1"/>
+      <w:numFmt w:val="bullet"/>
+      <w:lvlText w:val="o"/>
+      <w:lvlJc w:val="left"/>
+      <w:pPr>
+        <w:tabs>
+          <w:tab w:val="num" w:pos="1440"/>
+        </w:tabs>
+        <w:ind w:left="1440" w:hanging="360"/>
+      </w:pPr>
+      <w:rPr>
+        <w:rFonts w:ascii="Courier New" w:hAnsi="Courier New" w:hint="default"/>
+        <w:sz w:val="20"/>
+      </w:rPr>
+    </w:lvl>
+    <w:lvl w:ilvl="2" w:tentative="1">
+      <w:start w:val="1"/>
+      <w:numFmt w:val="bullet"/>
+      <w:lvlText w:val=""/>
+      <w:lvlJc w:val="left"/>
+      <w:pPr>
+        <w:tabs>
+          <w:tab w:val="num" w:pos="2160"/>
+        </w:tabs>
+        <w:ind w:left="2160" w:hanging="360"/>
+      </w:pPr>
+      <w:rPr>
+        <w:rFonts w:ascii="Wingdings" w:hAnsi="Wingdings" w:hint="default"/>
+        <w:sz w:val="20"/>
+      </w:rPr>
+    </w:lvl>
+    <w:lvl w:ilvl="3" w:tentative="1">
+      <w:start w:val="1"/>
+      <w:numFmt w:val="bullet"/>
+      <w:lvlText w:val=""/>
+      <w:lvlJc w:val="left"/>
+      <w:pPr>
+        <w:tabs>
+          <w:tab w:val="num" w:pos="2880"/>
+        </w:tabs>
+        <w:ind w:left="2880" w:hanging="360"/>
+      </w:pPr>
+      <w:rPr>
+        <w:rFonts w:ascii="Wingdings" w:hAnsi="Wingdings" w:hint="default"/>
+        <w:sz w:val="20"/>
+      </w:rPr>
+    </w:lvl>
+    <w:lvl w:ilvl="4" w:tentative="1">
+      <w:start w:val="1"/>
+      <w:numFmt w:val="bullet"/>
+      <w:lvlText w:val=""/>
+      <w:lvlJc w:val="left"/>
+      <w:pPr>
+        <w:tabs>
+          <w:tab w:val="num" w:pos="3600"/>
+        </w:tabs>
+        <w:ind w:left="3600" w:hanging="360"/>
+      </w:pPr>
+      <w:rPr>
+        <w:rFonts w:ascii="Wingdings" w:hAnsi="Wingdings" w:hint="default"/>
+        <w:sz w:val="20"/>
+      </w:rPr>
+    </w:lvl>
+    <w:lvl w:ilvl="5" w:tentative="1">
+      <w:start w:val="1"/>
+      <w:numFmt w:val="bullet"/>
+      <w:lvlText w:val=""/>
+      <w:lvlJc w:val="left"/>
+      <w:pPr>
+        <w:tabs>
+          <w:tab w:val="num" w:pos="4320"/>
+        </w:tabs>
+        <w:ind w:left="4320" w:hanging="360"/>
+      </w:pPr>
+      <w:rPr>
+        <w:rFonts w:ascii="Wingdings" w:hAnsi="Wingdings" w:hint="default"/>
+        <w:sz w:val="20"/>
+      </w:rPr>
+    </w:lvl>
+    <w:lvl w:ilvl="6" w:tentative="1">
+      <w:start w:val="1"/>
+      <w:numFmt w:val="bullet"/>
+      <w:lvlText w:val=""/>
+      <w:lvlJc w:val="left"/>
+      <w:pPr>
+        <w:tabs>
+          <w:tab w:val="num" w:pos="5040"/>
+        </w:tabs>
+        <w:ind w:left="5040" w:hanging="360"/>
+      </w:pPr>
+      <w:rPr>
+        <w:rFonts w:ascii="Wingdings" w:hAnsi="Wingdings" w:hint="default"/>
+        <w:sz w:val="20"/>
+      </w:rPr>
+    </w:lvl>
+    <w:lvl w:ilvl="7" w:tentative="1">
+      <w:start w:val="1"/>
+      <w:numFmt w:val="bullet"/>
+      <w:lvlText w:val=""/>
+      <w:lvlJc w:val="left"/>
+      <w:pPr>
+        <w:tabs>
+          <w:tab w:val="num" w:pos="5760"/>
+        </w:tabs>
+        <w:ind w:left="5760" w:hanging="360"/>
+      </w:pPr>
+      <w:rPr>
+        <w:rFonts w:ascii="Wingdings" w:hAnsi="Wingdings" w:hint="default"/>
+        <w:sz w:val="20"/>
+      </w:rPr>
+    </w:lvl>
+    <w:lvl w:ilvl="8" w:tentative="1">
+      <w:start w:val="1"/>
+      <w:numFmt w:val="bullet"/>
+      <w:lvlText w:val=""/>
+      <w:lvlJc w:val="left"/>
+      <w:pPr>
+        <w:tabs>
+          <w:tab w:val="num" w:pos="6480"/>
+        </w:tabs>
+        <w:ind w:left="6480" w:hanging="360"/>
+      </w:pPr>
+      <w:rPr>
+        <w:rFonts w:ascii="Wingdings" w:hAnsi="Wingdings" w:hint="default"/>
+        <w:sz w:val="20"/>
+      </w:rPr>
+    </w:lvl>
+  </w:abstractNum>
+  <w:abstractNum w:abstractNumId="22">
+    <w:nsid w:val="4B21720B"/>
+    <w:multiLevelType w:val="multilevel"/>
+    <w:tmpl w:val="D8B091BA"/>
+    <w:lvl w:ilvl="0">
+      <w:start w:val="1"/>
+      <w:numFmt w:val="bullet"/>
+      <w:lvlText w:val=""/>
+      <w:lvlJc w:val="left"/>
+      <w:pPr>
+        <w:tabs>
+          <w:tab w:val="num" w:pos="720"/>
+        </w:tabs>
+        <w:ind w:left="720" w:hanging="360"/>
+      </w:pPr>
+      <w:rPr>
+        <w:rFonts w:ascii="Symbol" w:hAnsi="Symbol" w:hint="default"/>
+        <w:sz w:val="20"/>
+      </w:rPr>
+    </w:lvl>
+    <w:lvl w:ilvl="1" w:tentative="1">
+      <w:start w:val="1"/>
+      <w:numFmt w:val="bullet"/>
+      <w:lvlText w:val="o"/>
+      <w:lvlJc w:val="left"/>
+      <w:pPr>
+        <w:tabs>
+          <w:tab w:val="num" w:pos="1440"/>
+        </w:tabs>
+        <w:ind w:left="1440" w:hanging="360"/>
+      </w:pPr>
+      <w:rPr>
+        <w:rFonts w:ascii="Courier New" w:hAnsi="Courier New" w:hint="default"/>
+        <w:sz w:val="20"/>
+      </w:rPr>
+    </w:lvl>
+    <w:lvl w:ilvl="2" w:tentative="1">
+      <w:start w:val="1"/>
+      <w:numFmt w:val="bullet"/>
+      <w:lvlText w:val=""/>
+      <w:lvlJc w:val="left"/>
+      <w:pPr>
+        <w:tabs>
+          <w:tab w:val="num" w:pos="2160"/>
+        </w:tabs>
+        <w:ind w:left="2160" w:hanging="360"/>
+      </w:pPr>
+      <w:rPr>
+        <w:rFonts w:ascii="Wingdings" w:hAnsi="Wingdings" w:hint="default"/>
+        <w:sz w:val="20"/>
+      </w:rPr>
+    </w:lvl>
+    <w:lvl w:ilvl="3" w:tentative="1">
+      <w:start w:val="1"/>
+      <w:numFmt w:val="bullet"/>
+      <w:lvlText w:val=""/>
+      <w:lvlJc w:val="left"/>
+      <w:pPr>
+        <w:tabs>
+          <w:tab w:val="num" w:pos="2880"/>
+        </w:tabs>
+        <w:ind w:left="2880" w:hanging="360"/>
+      </w:pPr>
+      <w:rPr>
+        <w:rFonts w:ascii="Wingdings" w:hAnsi="Wingdings" w:hint="default"/>
+        <w:sz w:val="20"/>
+      </w:rPr>
+    </w:lvl>
+    <w:lvl w:ilvl="4" w:tentative="1">
+      <w:start w:val="1"/>
+      <w:numFmt w:val="bullet"/>
+      <w:lvlText w:val=""/>
+      <w:lvlJc w:val="left"/>
+      <w:pPr>
+        <w:tabs>
+          <w:tab w:val="num" w:pos="3600"/>
+        </w:tabs>
+        <w:ind w:left="3600" w:hanging="360"/>
+      </w:pPr>
+      <w:rPr>
+        <w:rFonts w:ascii="Wingdings" w:hAnsi="Wingdings" w:hint="default"/>
+        <w:sz w:val="20"/>
+      </w:rPr>
+    </w:lvl>
+    <w:lvl w:ilvl="5" w:tentative="1">
+      <w:start w:val="1"/>
+      <w:numFmt w:val="bullet"/>
+      <w:lvlText w:val=""/>
+      <w:lvlJc w:val="left"/>
+      <w:pPr>
+        <w:tabs>
+          <w:tab w:val="num" w:pos="4320"/>
+        </w:tabs>
+        <w:ind w:left="4320" w:hanging="360"/>
+      </w:pPr>
+      <w:rPr>
+        <w:rFonts w:ascii="Wingdings" w:hAnsi="Wingdings" w:hint="default"/>
+        <w:sz w:val="20"/>
+      </w:rPr>
+    </w:lvl>
+    <w:lvl w:ilvl="6" w:tentative="1">
+      <w:start w:val="1"/>
+      <w:numFmt w:val="bullet"/>
+      <w:lvlText w:val=""/>
+      <w:lvlJc w:val="left"/>
+      <w:pPr>
+        <w:tabs>
+          <w:tab w:val="num" w:pos="5040"/>
+        </w:tabs>
+        <w:ind w:left="5040" w:hanging="360"/>
+      </w:pPr>
+      <w:rPr>
+        <w:rFonts w:ascii="Wingdings" w:hAnsi="Wingdings" w:hint="default"/>
+        <w:sz w:val="20"/>
+      </w:rPr>
+    </w:lvl>
+    <w:lvl w:ilvl="7" w:tentative="1">
+      <w:start w:val="1"/>
+      <w:numFmt w:val="bullet"/>
+      <w:lvlText w:val=""/>
+      <w:lvlJc w:val="left"/>
+      <w:pPr>
+        <w:tabs>
+          <w:tab w:val="num" w:pos="5760"/>
+        </w:tabs>
+        <w:ind w:left="5760" w:hanging="360"/>
+      </w:pPr>
+      <w:rPr>
+        <w:rFonts w:ascii="Wingdings" w:hAnsi="Wingdings" w:hint="default"/>
+        <w:sz w:val="20"/>
+      </w:rPr>
+    </w:lvl>
+    <w:lvl w:ilvl="8" w:tentative="1">
+      <w:start w:val="1"/>
+      <w:numFmt w:val="bullet"/>
+      <w:lvlText w:val=""/>
+      <w:lvlJc w:val="left"/>
+      <w:pPr>
+        <w:tabs>
+          <w:tab w:val="num" w:pos="6480"/>
+        </w:tabs>
+        <w:ind w:left="6480" w:hanging="360"/>
+      </w:pPr>
+      <w:rPr>
+        <w:rFonts w:ascii="Wingdings" w:hAnsi="Wingdings" w:hint="default"/>
+        <w:sz w:val="20"/>
+      </w:rPr>
+    </w:lvl>
+  </w:abstractNum>
+  <w:abstractNum w:abstractNumId="23">
+    <w:nsid w:val="57B638C8"/>
+    <w:multiLevelType w:val="multilevel"/>
+    <w:tmpl w:val="32CACEC0"/>
+    <w:lvl w:ilvl="0">
+      <w:start w:val="1"/>
+      <w:numFmt w:val="decimal"/>
+      <w:lvlText w:val="%1."/>
+      <w:lvlJc w:val="left"/>
+      <w:pPr>
+        <w:tabs>
+          <w:tab w:val="num" w:pos="720"/>
+        </w:tabs>
+        <w:ind w:left="720" w:hanging="360"/>
+      </w:pPr>
+    </w:lvl>
+    <w:lvl w:ilvl="1" w:tentative="1">
+      <w:start w:val="1"/>
+      <w:numFmt w:val="decimal"/>
+      <w:lvlText w:val="%2."/>
+      <w:lvlJc w:val="left"/>
+      <w:pPr>
+        <w:tabs>
+          <w:tab w:val="num" w:pos="1440"/>
+        </w:tabs>
+        <w:ind w:left="1440" w:hanging="360"/>
+      </w:pPr>
+    </w:lvl>
+    <w:lvl w:ilvl="2" w:tentative="1">
+      <w:start w:val="1"/>
+      <w:numFmt w:val="decimal"/>
+      <w:lvlText w:val="%3."/>
+      <w:lvlJc w:val="left"/>
+      <w:pPr>
+        <w:tabs>
+          <w:tab w:val="num" w:pos="2160"/>
+        </w:tabs>
+        <w:ind w:left="2160" w:hanging="360"/>
+      </w:pPr>
+    </w:lvl>
+    <w:lvl w:ilvl="3" w:tentative="1">
+      <w:start w:val="1"/>
+      <w:numFmt w:val="decimal"/>
+      <w:lvlText w:val="%4."/>
+      <w:lvlJc w:val="left"/>
+      <w:pPr>
+        <w:tabs>
+          <w:tab w:val="num" w:pos="2880"/>
+        </w:tabs>
+        <w:ind w:left="2880" w:hanging="360"/>
+      </w:pPr>
+    </w:lvl>
+    <w:lvl w:ilvl="4" w:tentative="1">
+      <w:start w:val="1"/>
+      <w:numFmt w:val="decimal"/>
+      <w:lvlText w:val="%5."/>
+      <w:lvlJc w:val="left"/>
+      <w:pPr>
+        <w:tabs>
+          <w:tab w:val="num" w:pos="3600"/>
+        </w:tabs>
+        <w:ind w:left="3600" w:hanging="360"/>
+      </w:pPr>
+    </w:lvl>
+    <w:lvl w:ilvl="5" w:tentative="1">
+      <w:start w:val="1"/>
+      <w:numFmt w:val="decimal"/>
+      <w:lvlText w:val="%6."/>
+      <w:lvlJc w:val="left"/>
+      <w:pPr>
+        <w:tabs>
+          <w:tab w:val="num" w:pos="4320"/>
+        </w:tabs>
+        <w:ind w:left="4320" w:hanging="360"/>
+      </w:pPr>
+    </w:lvl>
+    <w:lvl w:ilvl="6" w:tentative="1">
+      <w:start w:val="1"/>
+      <w:numFmt w:val="decimal"/>
+      <w:lvlText w:val="%7."/>
+      <w:lvlJc w:val="left"/>
+      <w:pPr>
+        <w:tabs>
+          <w:tab w:val="num" w:pos="5040"/>
+        </w:tabs>
+        <w:ind w:left="5040" w:hanging="360"/>
+      </w:pPr>
+    </w:lvl>
+    <w:lvl w:ilvl="7" w:tentative="1">
+      <w:start w:val="1"/>
+      <w:numFmt w:val="decimal"/>
+      <w:lvlText w:val="%8."/>
+      <w:lvlJc w:val="left"/>
+      <w:pPr>
+        <w:tabs>
+          <w:tab w:val="num" w:pos="5760"/>
+        </w:tabs>
+        <w:ind w:left="5760" w:hanging="360"/>
+      </w:pPr>
+    </w:lvl>
+    <w:lvl w:ilvl="8" w:tentative="1">
+      <w:start w:val="1"/>
+      <w:numFmt w:val="decimal"/>
+      <w:lvlText w:val="%9."/>
+      <w:lvlJc w:val="left"/>
+      <w:pPr>
+        <w:tabs>
+          <w:tab w:val="num" w:pos="6480"/>
+        </w:tabs>
+        <w:ind w:left="6480" w:hanging="360"/>
+      </w:pPr>
+    </w:lvl>
+  </w:abstractNum>
+  <w:abstractNum w:abstractNumId="24">
+    <w:nsid w:val="59850DCD"/>
+    <w:multiLevelType w:val="multilevel"/>
+    <w:tmpl w:val="61A8F400"/>
+    <w:lvl w:ilvl="0">
+      <w:start w:val="1"/>
+      <w:numFmt w:val="decimal"/>
+      <w:lvlText w:val="%1."/>
+      <w:lvlJc w:val="left"/>
+      <w:pPr>
+        <w:tabs>
+          <w:tab w:val="num" w:pos="720"/>
+        </w:tabs>
+        <w:ind w:left="720" w:hanging="360"/>
+      </w:pPr>
+    </w:lvl>
+    <w:lvl w:ilvl="1" w:tentative="1">
+      <w:start w:val="1"/>
+      <w:numFmt w:val="decimal"/>
+      <w:lvlText w:val="%2."/>
+      <w:lvlJc w:val="left"/>
+      <w:pPr>
+        <w:tabs>
+          <w:tab w:val="num" w:pos="1440"/>
+        </w:tabs>
+        <w:ind w:left="1440" w:hanging="360"/>
+      </w:pPr>
+    </w:lvl>
+    <w:lvl w:ilvl="2" w:tentative="1">
+      <w:start w:val="1"/>
+      <w:numFmt w:val="decimal"/>
+      <w:lvlText w:val="%3."/>
+      <w:lvlJc w:val="left"/>
+      <w:pPr>
+        <w:tabs>
+          <w:tab w:val="num" w:pos="2160"/>
+        </w:tabs>
+        <w:ind w:left="2160" w:hanging="360"/>
+      </w:pPr>
+    </w:lvl>
+    <w:lvl w:ilvl="3" w:tentative="1">
+      <w:start w:val="1"/>
+      <w:numFmt w:val="decimal"/>
+      <w:lvlText w:val="%4."/>
+      <w:lvlJc w:val="left"/>
+      <w:pPr>
+        <w:tabs>
+          <w:tab w:val="num" w:pos="2880"/>
+        </w:tabs>
+        <w:ind w:left="2880" w:hanging="360"/>
+      </w:pPr>
+    </w:lvl>
+    <w:lvl w:ilvl="4" w:tentative="1">
+      <w:start w:val="1"/>
+      <w:numFmt w:val="decimal"/>
+      <w:lvlText w:val="%5."/>
+      <w:lvlJc w:val="left"/>
+      <w:pPr>
+        <w:tabs>
+          <w:tab w:val="num" w:pos="3600"/>
+        </w:tabs>
+        <w:ind w:left="3600" w:hanging="360"/>
+      </w:pPr>
+    </w:lvl>
+    <w:lvl w:ilvl="5" w:tentative="1">
+      <w:start w:val="1"/>
+      <w:numFmt w:val="decimal"/>
+      <w:lvlText w:val="%6."/>
+      <w:lvlJc w:val="left"/>
+      <w:pPr>
+        <w:tabs>
+          <w:tab w:val="num" w:pos="4320"/>
+        </w:tabs>
+        <w:ind w:left="4320" w:hanging="360"/>
+      </w:pPr>
+    </w:lvl>
+    <w:lvl w:ilvl="6" w:tentative="1">
+      <w:start w:val="1"/>
+      <w:numFmt w:val="decimal"/>
+      <w:lvlText w:val="%7."/>
+      <w:lvlJc w:val="left"/>
+      <w:pPr>
+        <w:tabs>
+          <w:tab w:val="num" w:pos="5040"/>
+        </w:tabs>
+        <w:ind w:left="5040" w:hanging="360"/>
+      </w:pPr>
+    </w:lvl>
+    <w:lvl w:ilvl="7" w:tentative="1">
+      <w:start w:val="1"/>
+      <w:numFmt w:val="decimal"/>
+      <w:lvlText w:val="%8."/>
+      <w:lvlJc w:val="left"/>
+      <w:pPr>
+        <w:tabs>
+          <w:tab w:val="num" w:pos="5760"/>
+        </w:tabs>
+        <w:ind w:left="5760" w:hanging="360"/>
+      </w:pPr>
+    </w:lvl>
+    <w:lvl w:ilvl="8" w:tentative="1">
+      <w:start w:val="1"/>
+      <w:numFmt w:val="decimal"/>
+      <w:lvlText w:val="%9."/>
+      <w:lvlJc w:val="left"/>
+      <w:pPr>
+        <w:tabs>
+          <w:tab w:val="num" w:pos="6480"/>
+        </w:tabs>
+        <w:ind w:left="6480" w:hanging="360"/>
+      </w:pPr>
+    </w:lvl>
+  </w:abstractNum>
+  <w:abstractNum w:abstractNumId="25">
+    <w:nsid w:val="59944CC0"/>
+    <w:multiLevelType w:val="hybridMultilevel"/>
+    <w:tmpl w:val="75D2752E"/>
+    <w:lvl w:ilvl="0" w:tplc="4F90BAF8">
+      <w:start w:val="1"/>
+      <w:numFmt w:val="decimal"/>
+      <w:lvlText w:val="[%1]"/>
+      <w:lvlJc w:val="left"/>
+      <w:pPr>
+        <w:ind w:left="360" w:hanging="360"/>
+      </w:pPr>
+      <w:rPr>
+        <w:rFonts w:hint="default"/>
+      </w:rPr>
+    </w:lvl>
+    <w:lvl w:ilvl="1" w:tplc="04090019" w:tentative="1">
+      <w:start w:val="1"/>
+      <w:numFmt w:val="lowerLetter"/>
+      <w:lvlText w:val="%2."/>
+      <w:lvlJc w:val="left"/>
+      <w:pPr>
+        <w:ind w:left="1080" w:hanging="360"/>
+      </w:pPr>
+    </w:lvl>
+    <w:lvl w:ilvl="2" w:tplc="0409001B" w:tentative="1">
+      <w:start w:val="1"/>
+      <w:numFmt w:val="lowerRoman"/>
+      <w:lvlText w:val="%3."/>
+      <w:lvlJc w:val="right"/>
+      <w:pPr>
+        <w:ind w:left="1800" w:hanging="180"/>
+      </w:pPr>
+    </w:lvl>
+    <w:lvl w:ilvl="3" w:tplc="0409000F" w:tentative="1">
+      <w:start w:val="1"/>
+      <w:numFmt w:val="decimal"/>
+      <w:lvlText w:val="%4."/>
+      <w:lvlJc w:val="left"/>
+      <w:pPr>
+        <w:ind w:left="2520" w:hanging="360"/>
+      </w:pPr>
+    </w:lvl>
+    <w:lvl w:ilvl="4" w:tplc="04090019" w:tentative="1">
+      <w:start w:val="1"/>
+      <w:numFmt w:val="lowerLetter"/>
+      <w:lvlText w:val="%5."/>
+      <w:lvlJc w:val="left"/>
+      <w:pPr>
+        <w:ind w:left="3240" w:hanging="360"/>
+      </w:pPr>
+    </w:lvl>
+    <w:lvl w:ilvl="5" w:tplc="0409001B" w:tentative="1">
+      <w:start w:val="1"/>
+      <w:numFmt w:val="lowerRoman"/>
+      <w:lvlText w:val="%6."/>
+      <w:lvlJc w:val="right"/>
+      <w:pPr>
+        <w:ind w:left="3960" w:hanging="180"/>
+      </w:pPr>
+    </w:lvl>
+    <w:lvl w:ilvl="6" w:tplc="0409000F" w:tentative="1">
+      <w:start w:val="1"/>
+      <w:numFmt w:val="decimal"/>
+      <w:lvlText w:val="%7."/>
+      <w:lvlJc w:val="left"/>
+      <w:pPr>
+        <w:ind w:left="4680" w:hanging="360"/>
+      </w:pPr>
+    </w:lvl>
+    <w:lvl w:ilvl="7" w:tplc="04090019" w:tentative="1">
+      <w:start w:val="1"/>
+      <w:numFmt w:val="lowerLetter"/>
+      <w:lvlText w:val="%8."/>
+      <w:lvlJc w:val="left"/>
+      <w:pPr>
+        <w:ind w:left="5400" w:hanging="360"/>
+      </w:pPr>
+    </w:lvl>
+    <w:lvl w:ilvl="8" w:tplc="0409001B" w:tentative="1">
+      <w:start w:val="1"/>
+      <w:numFmt w:val="lowerRoman"/>
+      <w:lvlText w:val="%9."/>
+      <w:lvlJc w:val="right"/>
+      <w:pPr>
+        <w:ind w:left="6120" w:hanging="180"/>
+      </w:pPr>
+    </w:lvl>
+  </w:abstractNum>
+  <w:abstractNum w:abstractNumId="26">
+    <w:nsid w:val="5AB9392C"/>
+    <w:multiLevelType w:val="multilevel"/>
+    <w:tmpl w:val="28EC4B1A"/>
+    <w:lvl w:ilvl="0">
+      <w:start w:val="1"/>
+      <w:numFmt w:val="bullet"/>
+      <w:lvlText w:val=""/>
+      <w:lvlJc w:val="left"/>
+      <w:pPr>
+        <w:tabs>
+          <w:tab w:val="num" w:pos="720"/>
+        </w:tabs>
+        <w:ind w:left="720" w:hanging="360"/>
+      </w:pPr>
+      <w:rPr>
+        <w:rFonts w:ascii="Symbol" w:hAnsi="Symbol" w:hint="default"/>
+        <w:sz w:val="20"/>
+      </w:rPr>
+    </w:lvl>
+    <w:lvl w:ilvl="1" w:tentative="1">
+      <w:start w:val="1"/>
+      <w:numFmt w:val="bullet"/>
+      <w:lvlText w:val="o"/>
+      <w:lvlJc w:val="left"/>
+      <w:pPr>
+        <w:tabs>
+          <w:tab w:val="num" w:pos="1440"/>
+        </w:tabs>
+        <w:ind w:left="1440" w:hanging="360"/>
+      </w:pPr>
+      <w:rPr>
+        <w:rFonts w:ascii="Courier New" w:hAnsi="Courier New" w:hint="default"/>
+        <w:sz w:val="20"/>
+      </w:rPr>
+    </w:lvl>
+    <w:lvl w:ilvl="2" w:tentative="1">
+      <w:start w:val="1"/>
+      <w:numFmt w:val="bullet"/>
+      <w:lvlText w:val=""/>
+      <w:lvlJc w:val="left"/>
+      <w:pPr>
+        <w:tabs>
+          <w:tab w:val="num" w:pos="2160"/>
+        </w:tabs>
+        <w:ind w:left="2160" w:hanging="360"/>
+      </w:pPr>
+      <w:rPr>
+        <w:rFonts w:ascii="Wingdings" w:hAnsi="Wingdings" w:hint="default"/>
+        <w:sz w:val="20"/>
+      </w:rPr>
+    </w:lvl>
+    <w:lvl w:ilvl="3" w:tentative="1">
+      <w:start w:val="1"/>
+      <w:numFmt w:val="bullet"/>
+      <w:lvlText w:val=""/>
+      <w:lvlJc w:val="left"/>
+      <w:pPr>
+        <w:tabs>
+          <w:tab w:val="num" w:pos="2880"/>
+        </w:tabs>
+        <w:ind w:left="2880" w:hanging="360"/>
+      </w:pPr>
+      <w:rPr>
+        <w:rFonts w:ascii="Wingdings" w:hAnsi="Wingdings" w:hint="default"/>
+        <w:sz w:val="20"/>
+      </w:rPr>
+    </w:lvl>
+    <w:lvl w:ilvl="4" w:tentative="1">
+      <w:start w:val="1"/>
+      <w:numFmt w:val="bullet"/>
+      <w:lvlText w:val=""/>
+      <w:lvlJc w:val="left"/>
+      <w:pPr>
+        <w:tabs>
+          <w:tab w:val="num" w:pos="3600"/>
+        </w:tabs>
+        <w:ind w:left="3600" w:hanging="360"/>
+      </w:pPr>
+      <w:rPr>
+        <w:rFonts w:ascii="Wingdings" w:hAnsi="Wingdings" w:hint="default"/>
+        <w:sz w:val="20"/>
+      </w:rPr>
+    </w:lvl>
+    <w:lvl w:ilvl="5" w:tentative="1">
+      <w:start w:val="1"/>
+      <w:numFmt w:val="bullet"/>
+      <w:lvlText w:val=""/>
+      <w:lvlJc w:val="left"/>
+      <w:pPr>
+        <w:tabs>
+          <w:tab w:val="num" w:pos="4320"/>
+        </w:tabs>
+        <w:ind w:left="4320" w:hanging="360"/>
+      </w:pPr>
+      <w:rPr>
+        <w:rFonts w:ascii="Wingdings" w:hAnsi="Wingdings" w:hint="default"/>
+        <w:sz w:val="20"/>
+      </w:rPr>
+    </w:lvl>
+    <w:lvl w:ilvl="6" w:tentative="1">
+      <w:start w:val="1"/>
+      <w:numFmt w:val="bullet"/>
+      <w:lvlText w:val=""/>
+      <w:lvlJc w:val="left"/>
+      <w:pPr>
+        <w:tabs>
+          <w:tab w:val="num" w:pos="5040"/>
+        </w:tabs>
+        <w:ind w:left="5040" w:hanging="360"/>
+      </w:pPr>
+      <w:rPr>
+        <w:rFonts w:ascii="Wingdings" w:hAnsi="Wingdings" w:hint="default"/>
+        <w:sz w:val="20"/>
+      </w:rPr>
+    </w:lvl>
+    <w:lvl w:ilvl="7" w:tentative="1">
+      <w:start w:val="1"/>
+      <w:numFmt w:val="bullet"/>
+      <w:lvlText w:val=""/>
+      <w:lvlJc w:val="left"/>
+      <w:pPr>
+        <w:tabs>
+          <w:tab w:val="num" w:pos="5760"/>
+        </w:tabs>
+        <w:ind w:left="5760" w:hanging="360"/>
+      </w:pPr>
+      <w:rPr>
+        <w:rFonts w:ascii="Wingdings" w:hAnsi="Wingdings" w:hint="default"/>
+        <w:sz w:val="20"/>
+      </w:rPr>
+    </w:lvl>
+    <w:lvl w:ilvl="8" w:tentative="1">
+      <w:start w:val="1"/>
+      <w:numFmt w:val="bullet"/>
+      <w:lvlText w:val=""/>
+      <w:lvlJc w:val="left"/>
+      <w:pPr>
+        <w:tabs>
+          <w:tab w:val="num" w:pos="6480"/>
+        </w:tabs>
+        <w:ind w:left="6480" w:hanging="360"/>
+      </w:pPr>
+      <w:rPr>
+        <w:rFonts w:ascii="Wingdings" w:hAnsi="Wingdings" w:hint="default"/>
+        <w:sz w:val="20"/>
+      </w:rPr>
+    </w:lvl>
+  </w:abstractNum>
+  <w:abstractNum w:abstractNumId="27">
+    <w:nsid w:val="60A02DA7"/>
+    <w:multiLevelType w:val="multilevel"/>
+    <w:tmpl w:val="1984551A"/>
+    <w:lvl w:ilvl="0">
+      <w:start w:val="1"/>
+      <w:numFmt w:val="bullet"/>
+      <w:lvlText w:val=""/>
+      <w:lvlJc w:val="left"/>
+      <w:pPr>
+        <w:tabs>
+          <w:tab w:val="num" w:pos="720"/>
+        </w:tabs>
+        <w:ind w:left="720" w:hanging="360"/>
+      </w:pPr>
+      <w:rPr>
+        <w:rFonts w:ascii="Symbol" w:hAnsi="Symbol" w:hint="default"/>
+        <w:sz w:val="20"/>
+      </w:rPr>
+    </w:lvl>
+    <w:lvl w:ilvl="1" w:tentative="1">
+      <w:start w:val="1"/>
+      <w:numFmt w:val="bullet"/>
+      <w:lvlText w:val="o"/>
+      <w:lvlJc w:val="left"/>
+      <w:pPr>
+        <w:tabs>
+          <w:tab w:val="num" w:pos="1440"/>
+        </w:tabs>
+        <w:ind w:left="1440" w:hanging="360"/>
+      </w:pPr>
+      <w:rPr>
+        <w:rFonts w:ascii="Courier New" w:hAnsi="Courier New" w:hint="default"/>
+        <w:sz w:val="20"/>
+      </w:rPr>
+    </w:lvl>
+    <w:lvl w:ilvl="2" w:tentative="1">
+      <w:start w:val="1"/>
+      <w:numFmt w:val="bullet"/>
+      <w:lvlText w:val=""/>
+      <w:lvlJc w:val="left"/>
+      <w:pPr>
+        <w:tabs>
+          <w:tab w:val="num" w:pos="2160"/>
+        </w:tabs>
+        <w:ind w:left="2160" w:hanging="360"/>
+      </w:pPr>
+      <w:rPr>
+        <w:rFonts w:ascii="Wingdings" w:hAnsi="Wingdings" w:hint="default"/>
+        <w:sz w:val="20"/>
+      </w:rPr>
+    </w:lvl>
+    <w:lvl w:ilvl="3" w:tentative="1">
+      <w:start w:val="1"/>
+      <w:numFmt w:val="bullet"/>
+      <w:lvlText w:val=""/>
+      <w:lvlJc w:val="left"/>
+      <w:pPr>
+        <w:tabs>
+          <w:tab w:val="num" w:pos="2880"/>
+        </w:tabs>
+        <w:ind w:left="2880" w:hanging="360"/>
+      </w:pPr>
+      <w:rPr>
+        <w:rFonts w:ascii="Wingdings" w:hAnsi="Wingdings" w:hint="default"/>
+        <w:sz w:val="20"/>
+      </w:rPr>
+    </w:lvl>
+    <w:lvl w:ilvl="4" w:tentative="1">
+      <w:start w:val="1"/>
+      <w:numFmt w:val="bullet"/>
+      <w:lvlText w:val=""/>
+      <w:lvlJc w:val="left"/>
+      <w:pPr>
+        <w:tabs>
+          <w:tab w:val="num" w:pos="3600"/>
+        </w:tabs>
+        <w:ind w:left="3600" w:hanging="360"/>
+      </w:pPr>
+      <w:rPr>
+        <w:rFonts w:ascii="Wingdings" w:hAnsi="Wingdings" w:hint="default"/>
+        <w:sz w:val="20"/>
+      </w:rPr>
+    </w:lvl>
+    <w:lvl w:ilvl="5" w:tentative="1">
+      <w:start w:val="1"/>
+      <w:numFmt w:val="bullet"/>
+      <w:lvlText w:val=""/>
+      <w:lvlJc w:val="left"/>
+      <w:pPr>
+        <w:tabs>
+          <w:tab w:val="num" w:pos="4320"/>
+        </w:tabs>
+        <w:ind w:left="4320" w:hanging="360"/>
+      </w:pPr>
+      <w:rPr>
+        <w:rFonts w:ascii="Wingdings" w:hAnsi="Wingdings" w:hint="default"/>
+        <w:sz w:val="20"/>
+      </w:rPr>
+    </w:lvl>
+    <w:lvl w:ilvl="6" w:tentative="1">
+      <w:start w:val="1"/>
+      <w:numFmt w:val="bullet"/>
+      <w:lvlText w:val=""/>
+      <w:lvlJc w:val="left"/>
+      <w:pPr>
+        <w:tabs>
+          <w:tab w:val="num" w:pos="5040"/>
+        </w:tabs>
+        <w:ind w:left="5040" w:hanging="360"/>
+      </w:pPr>
+      <w:rPr>
+        <w:rFonts w:ascii="Wingdings" w:hAnsi="Wingdings" w:hint="default"/>
+        <w:sz w:val="20"/>
+      </w:rPr>
+    </w:lvl>
+    <w:lvl w:ilvl="7" w:tentative="1">
+      <w:start w:val="1"/>
+      <w:numFmt w:val="bullet"/>
+      <w:lvlText w:val=""/>
+      <w:lvlJc w:val="left"/>
+      <w:pPr>
+        <w:tabs>
+          <w:tab w:val="num" w:pos="5760"/>
+        </w:tabs>
+        <w:ind w:left="5760" w:hanging="360"/>
+      </w:pPr>
+      <w:rPr>
+        <w:rFonts w:ascii="Wingdings" w:hAnsi="Wingdings" w:hint="default"/>
+        <w:sz w:val="20"/>
+      </w:rPr>
+    </w:lvl>
+    <w:lvl w:ilvl="8" w:tentative="1">
+      <w:start w:val="1"/>
+      <w:numFmt w:val="bullet"/>
+      <w:lvlText w:val=""/>
+      <w:lvlJc w:val="left"/>
+      <w:pPr>
+        <w:tabs>
+          <w:tab w:val="num" w:pos="6480"/>
+        </w:tabs>
+        <w:ind w:left="6480" w:hanging="360"/>
+      </w:pPr>
+      <w:rPr>
+        <w:rFonts w:ascii="Wingdings" w:hAnsi="Wingdings" w:hint="default"/>
+        <w:sz w:val="20"/>
+      </w:rPr>
+    </w:lvl>
+  </w:abstractNum>
+  <w:abstractNum w:abstractNumId="28">
+    <w:nsid w:val="6B394853"/>
+    <w:multiLevelType w:val="multilevel"/>
+    <w:tmpl w:val="5FD02B02"/>
+    <w:lvl w:ilvl="0">
+      <w:start w:val="26"/>
+      <w:numFmt w:val="decimal"/>
+      <w:lvlText w:val="%1."/>
+      <w:lvlJc w:val="left"/>
+      <w:pPr>
+        <w:tabs>
+          <w:tab w:val="num" w:pos="360"/>
+        </w:tabs>
+        <w:ind w:left="360" w:hanging="360"/>
+      </w:pPr>
+      <w:rPr>
+        <w:sz w:val="18"/>
+        <w:szCs w:val="18"/>
+      </w:rPr>
+    </w:lvl>
+    <w:lvl w:ilvl="1" w:tentative="1">
+      <w:start w:val="1"/>
+      <w:numFmt w:val="decimal"/>
+      <w:lvlText w:val="%2."/>
+      <w:lvlJc w:val="left"/>
+      <w:pPr>
+        <w:tabs>
+          <w:tab w:val="num" w:pos="1440"/>
+        </w:tabs>
+        <w:ind w:left="1440" w:hanging="360"/>
+      </w:pPr>
+    </w:lvl>
+    <w:lvl w:ilvl="2" w:tentative="1">
+      <w:start w:val="1"/>
+      <w:numFmt w:val="decimal"/>
+      <w:lvlText w:val="%3."/>
+      <w:lvlJc w:val="left"/>
+      <w:pPr>
+        <w:tabs>
+          <w:tab w:val="num" w:pos="2160"/>
+        </w:tabs>
+        <w:ind w:left="2160" w:hanging="360"/>
+      </w:pPr>
+    </w:lvl>
+    <w:lvl w:ilvl="3" w:tentative="1">
+      <w:start w:val="1"/>
+      <w:numFmt w:val="decimal"/>
+      <w:lvlText w:val="%4."/>
+      <w:lvlJc w:val="left"/>
+      <w:pPr>
+        <w:tabs>
+          <w:tab w:val="num" w:pos="2880"/>
+        </w:tabs>
+        <w:ind w:left="2880" w:hanging="360"/>
+      </w:pPr>
+    </w:lvl>
+    <w:lvl w:ilvl="4" w:tentative="1">
+      <w:start w:val="1"/>
+      <w:numFmt w:val="decimal"/>
+      <w:lvlText w:val="%5."/>
+      <w:lvlJc w:val="left"/>
+      <w:pPr>
+        <w:tabs>
+          <w:tab w:val="num" w:pos="3600"/>
+        </w:tabs>
+        <w:ind w:left="3600" w:hanging="360"/>
+      </w:pPr>
+    </w:lvl>
+    <w:lvl w:ilvl="5" w:tentative="1">
+      <w:start w:val="1"/>
+      <w:numFmt w:val="decimal"/>
+      <w:lvlText w:val="%6."/>
+      <w:lvlJc w:val="left"/>
+      <w:pPr>
+        <w:tabs>
+          <w:tab w:val="num" w:pos="4320"/>
+        </w:tabs>
+        <w:ind w:left="4320" w:hanging="360"/>
+      </w:pPr>
+    </w:lvl>
+    <w:lvl w:ilvl="6" w:tentative="1">
+      <w:start w:val="1"/>
+      <w:numFmt w:val="decimal"/>
+      <w:lvlText w:val="%7."/>
+      <w:lvlJc w:val="left"/>
+      <w:pPr>
+        <w:tabs>
+          <w:tab w:val="num" w:pos="5040"/>
+        </w:tabs>
+        <w:ind w:left="5040" w:hanging="360"/>
+      </w:pPr>
+    </w:lvl>
+    <w:lvl w:ilvl="7" w:tentative="1">
+      <w:start w:val="1"/>
+      <w:numFmt w:val="decimal"/>
+      <w:lvlText w:val="%8."/>
+      <w:lvlJc w:val="left"/>
+      <w:pPr>
+        <w:tabs>
+          <w:tab w:val="num" w:pos="5760"/>
+        </w:tabs>
+        <w:ind w:left="5760" w:hanging="360"/>
+      </w:pPr>
+    </w:lvl>
+    <w:lvl w:ilvl="8" w:tentative="1">
+      <w:start w:val="1"/>
+      <w:numFmt w:val="decimal"/>
+      <w:lvlText w:val="%9."/>
+      <w:lvlJc w:val="left"/>
+      <w:pPr>
+        <w:tabs>
+          <w:tab w:val="num" w:pos="6480"/>
+        </w:tabs>
+        <w:ind w:left="6480" w:hanging="360"/>
+      </w:pPr>
+    </w:lvl>
+  </w:abstractNum>
+  <w:abstractNum w:abstractNumId="29">
+    <w:nsid w:val="6BBF3E5D"/>
+    <w:multiLevelType w:val="hybridMultilevel"/>
+    <w:tmpl w:val="B8E49D0E"/>
+    <w:lvl w:ilvl="0" w:tplc="F93E8780">
+      <w:start w:val="1"/>
+      <w:numFmt w:val="decimal"/>
+      <w:lvlText w:val="[%1]"/>
+      <w:lvlJc w:val="left"/>
+      <w:pPr>
+        <w:ind w:left="360" w:hanging="360"/>
+      </w:pPr>
+      <w:rPr>
+        <w:rFonts w:hint="default"/>
+      </w:rPr>
+    </w:lvl>
+    <w:lvl w:ilvl="1" w:tplc="04090019" w:tentative="1">
+      <w:start w:val="1"/>
+      <w:numFmt w:val="lowerLetter"/>
+      <w:lvlText w:val="%2."/>
+      <w:lvlJc w:val="left"/>
+      <w:pPr>
+        <w:ind w:left="1080" w:hanging="360"/>
+      </w:pPr>
+    </w:lvl>
+    <w:lvl w:ilvl="2" w:tplc="0409001B" w:tentative="1">
+      <w:start w:val="1"/>
+      <w:numFmt w:val="lowerRoman"/>
+      <w:lvlText w:val="%3."/>
+      <w:lvlJc w:val="right"/>
+      <w:pPr>
+        <w:ind w:left="1800" w:hanging="180"/>
+      </w:pPr>
+    </w:lvl>
+    <w:lvl w:ilvl="3" w:tplc="0409000F" w:tentative="1">
+      <w:start w:val="1"/>
+      <w:numFmt w:val="decimal"/>
+      <w:lvlText w:val="%4."/>
+      <w:lvlJc w:val="left"/>
+      <w:pPr>
+        <w:ind w:left="2520" w:hanging="360"/>
+      </w:pPr>
+    </w:lvl>
+    <w:lvl w:ilvl="4" w:tplc="04090019" w:tentative="1">
+      <w:start w:val="1"/>
+      <w:numFmt w:val="lowerLetter"/>
+      <w:lvlText w:val="%5."/>
+      <w:lvlJc w:val="left"/>
+      <w:pPr>
+        <w:ind w:left="3240" w:hanging="360"/>
+      </w:pPr>
+    </w:lvl>
+    <w:lvl w:ilvl="5" w:tplc="0409001B" w:tentative="1">
+      <w:start w:val="1"/>
+      <w:numFmt w:val="lowerRoman"/>
+      <w:lvlText w:val="%6."/>
+      <w:lvlJc w:val="right"/>
+      <w:pPr>
+        <w:ind w:left="3960" w:hanging="180"/>
+      </w:pPr>
+    </w:lvl>
+    <w:lvl w:ilvl="6" w:tplc="0409000F" w:tentative="1">
+      <w:start w:val="1"/>
+      <w:numFmt w:val="decimal"/>
+      <w:lvlText w:val="%7."/>
+      <w:lvlJc w:val="left"/>
+      <w:pPr>
+        <w:ind w:left="4680" w:hanging="360"/>
+      </w:pPr>
+    </w:lvl>
+    <w:lvl w:ilvl="7" w:tplc="04090019" w:tentative="1">
+      <w:start w:val="1"/>
+      <w:numFmt w:val="lowerLetter"/>
+      <w:lvlText w:val="%8."/>
+      <w:lvlJc w:val="left"/>
+      <w:pPr>
+        <w:ind w:left="5400" w:hanging="360"/>
+      </w:pPr>
+    </w:lvl>
+    <w:lvl w:ilvl="8" w:tplc="0409001B" w:tentative="1">
+      <w:start w:val="1"/>
+      <w:numFmt w:val="lowerRoman"/>
+      <w:lvlText w:val="%9."/>
+      <w:lvlJc w:val="right"/>
+      <w:pPr>
+        <w:ind w:left="6120" w:hanging="180"/>
+      </w:pPr>
+    </w:lvl>
+  </w:abstractNum>
+  <w:abstractNum w:abstractNumId="30">
+    <w:nsid w:val="6C40221B"/>
+    <w:multiLevelType w:val="hybridMultilevel"/>
+    <w:tmpl w:val="0D24A16E"/>
+    <w:lvl w:ilvl="0" w:tplc="04090001">
+      <w:start w:val="1"/>
+      <w:numFmt w:val="bullet"/>
+      <w:lvlText w:val=""/>
+      <w:lvlJc w:val="left"/>
+      <w:pPr>
+        <w:ind w:left="1636" w:hanging="360"/>
+      </w:pPr>
+      <w:rPr>
+        <w:rFonts w:ascii="Symbol" w:hAnsi="Symbol" w:hint="default"/>
+      </w:rPr>
+    </w:lvl>
+    <w:lvl w:ilvl="1" w:tplc="04090003">
+      <w:start w:val="1"/>
+      <w:numFmt w:val="bullet"/>
+      <w:lvlText w:val="o"/>
+      <w:lvlJc w:val="left"/>
+      <w:pPr>
+        <w:ind w:left="2356" w:hanging="360"/>
+      </w:pPr>
+      <w:rPr>
+        <w:rFonts w:ascii="Courier New" w:hAnsi="Courier New" w:cs="Courier New" w:hint="default"/>
+      </w:rPr>
+    </w:lvl>
+    <w:lvl w:ilvl="2" w:tplc="04090005">
+      <w:start w:val="1"/>
+      <w:numFmt w:val="bullet"/>
+      <w:lvlText w:val=""/>
+      <w:lvlJc w:val="left"/>
+      <w:pPr>
+        <w:ind w:left="1636" w:hanging="360"/>
+      </w:pPr>
+      <w:rPr>
+        <w:rFonts w:ascii="Wingdings" w:hAnsi="Wingdings" w:hint="default"/>
+      </w:rPr>
+    </w:lvl>
+    <w:lvl w:ilvl="3" w:tplc="04090001" w:tentative="1">
+      <w:start w:val="1"/>
+      <w:numFmt w:val="bullet"/>
+      <w:lvlText w:val=""/>
+      <w:lvlJc w:val="left"/>
+      <w:pPr>
+        <w:ind w:left="3796" w:hanging="360"/>
+      </w:pPr>
+      <w:rPr>
+        <w:rFonts w:ascii="Symbol" w:hAnsi="Symbol" w:hint="default"/>
+      </w:rPr>
+    </w:lvl>
+    <w:lvl w:ilvl="4" w:tplc="04090003" w:tentative="1">
+      <w:start w:val="1"/>
+      <w:numFmt w:val="bullet"/>
+      <w:lvlText w:val="o"/>
+      <w:lvlJc w:val="left"/>
+      <w:pPr>
+        <w:ind w:left="4516" w:hanging="360"/>
+      </w:pPr>
+      <w:rPr>
+        <w:rFonts w:ascii="Courier New" w:hAnsi="Courier New" w:cs="Courier New" w:hint="default"/>
+      </w:rPr>
+    </w:lvl>
+    <w:lvl w:ilvl="5" w:tplc="04090005" w:tentative="1">
+      <w:start w:val="1"/>
+      <w:numFmt w:val="bullet"/>
+      <w:lvlText w:val=""/>
+      <w:lvlJc w:val="left"/>
+      <w:pPr>
+        <w:ind w:left="5236" w:hanging="360"/>
+      </w:pPr>
+      <w:rPr>
+        <w:rFonts w:ascii="Wingdings" w:hAnsi="Wingdings" w:hint="default"/>
+      </w:rPr>
+    </w:lvl>
+    <w:lvl w:ilvl="6" w:tplc="04090001" w:tentative="1">
+      <w:start w:val="1"/>
+      <w:numFmt w:val="bullet"/>
+      <w:lvlText w:val=""/>
+      <w:lvlJc w:val="left"/>
+      <w:pPr>
+        <w:ind w:left="5956" w:hanging="360"/>
+      </w:pPr>
+      <w:rPr>
+        <w:rFonts w:ascii="Symbol" w:hAnsi="Symbol" w:hint="default"/>
+      </w:rPr>
+    </w:lvl>
+    <w:lvl w:ilvl="7" w:tplc="04090003" w:tentative="1">
+      <w:start w:val="1"/>
+      <w:numFmt w:val="bullet"/>
+      <w:lvlText w:val="o"/>
+      <w:lvlJc w:val="left"/>
+      <w:pPr>
+        <w:ind w:left="6676" w:hanging="360"/>
+      </w:pPr>
+      <w:rPr>
+        <w:rFonts w:ascii="Courier New" w:hAnsi="Courier New" w:cs="Courier New" w:hint="default"/>
+      </w:rPr>
+    </w:lvl>
+    <w:lvl w:ilvl="8" w:tplc="04090005" w:tentative="1">
+      <w:start w:val="1"/>
+      <w:numFmt w:val="bullet"/>
+      <w:lvlText w:val=""/>
+      <w:lvlJc w:val="left"/>
+      <w:pPr>
+        <w:ind w:left="7396" w:hanging="360"/>
+      </w:pPr>
+      <w:rPr>
+        <w:rFonts w:ascii="Wingdings" w:hAnsi="Wingdings" w:hint="default"/>
+      </w:rPr>
+    </w:lvl>
+  </w:abstractNum>
+  <w:abstractNum w:abstractNumId="31">
     <w:nsid w:val="6DC3293B"/>
     <w:multiLevelType w:val="singleLevel"/>
     <w:tmpl w:val="3A8EC28E"/>
@@ -4074,7 +7251,7 @@
       </w:pPr>
     </w:lvl>
   </w:abstractNum>
-  <w:abstractNum w:abstractNumId="7">
+  <w:abstractNum w:abstractNumId="32">
     <w:nsid w:val="730E3672"/>
     <w:multiLevelType w:val="multilevel"/>
     <w:tmpl w:val="F02A1928"/>
@@ -4195,29 +7372,712 @@
       </w:rPr>
     </w:lvl>
   </w:abstractNum>
+  <w:abstractNum w:abstractNumId="33">
+    <w:nsid w:val="74552447"/>
+    <w:multiLevelType w:val="multilevel"/>
+    <w:tmpl w:val="D35E722E"/>
+    <w:lvl w:ilvl="0">
+      <w:start w:val="1"/>
+      <w:numFmt w:val="bullet"/>
+      <w:lvlText w:val=""/>
+      <w:lvlJc w:val="left"/>
+      <w:pPr>
+        <w:tabs>
+          <w:tab w:val="num" w:pos="720"/>
+        </w:tabs>
+        <w:ind w:left="720" w:hanging="360"/>
+      </w:pPr>
+      <w:rPr>
+        <w:rFonts w:ascii="Symbol" w:hAnsi="Symbol" w:hint="default"/>
+        <w:sz w:val="20"/>
+      </w:rPr>
+    </w:lvl>
+    <w:lvl w:ilvl="1" w:tentative="1">
+      <w:start w:val="1"/>
+      <w:numFmt w:val="bullet"/>
+      <w:lvlText w:val="o"/>
+      <w:lvlJc w:val="left"/>
+      <w:pPr>
+        <w:tabs>
+          <w:tab w:val="num" w:pos="1440"/>
+        </w:tabs>
+        <w:ind w:left="1440" w:hanging="360"/>
+      </w:pPr>
+      <w:rPr>
+        <w:rFonts w:ascii="Courier New" w:hAnsi="Courier New" w:hint="default"/>
+        <w:sz w:val="20"/>
+      </w:rPr>
+    </w:lvl>
+    <w:lvl w:ilvl="2" w:tentative="1">
+      <w:start w:val="1"/>
+      <w:numFmt w:val="bullet"/>
+      <w:lvlText w:val=""/>
+      <w:lvlJc w:val="left"/>
+      <w:pPr>
+        <w:tabs>
+          <w:tab w:val="num" w:pos="2160"/>
+        </w:tabs>
+        <w:ind w:left="2160" w:hanging="360"/>
+      </w:pPr>
+      <w:rPr>
+        <w:rFonts w:ascii="Wingdings" w:hAnsi="Wingdings" w:hint="default"/>
+        <w:sz w:val="20"/>
+      </w:rPr>
+    </w:lvl>
+    <w:lvl w:ilvl="3" w:tentative="1">
+      <w:start w:val="1"/>
+      <w:numFmt w:val="bullet"/>
+      <w:lvlText w:val=""/>
+      <w:lvlJc w:val="left"/>
+      <w:pPr>
+        <w:tabs>
+          <w:tab w:val="num" w:pos="2880"/>
+        </w:tabs>
+        <w:ind w:left="2880" w:hanging="360"/>
+      </w:pPr>
+      <w:rPr>
+        <w:rFonts w:ascii="Wingdings" w:hAnsi="Wingdings" w:hint="default"/>
+        <w:sz w:val="20"/>
+      </w:rPr>
+    </w:lvl>
+    <w:lvl w:ilvl="4" w:tentative="1">
+      <w:start w:val="1"/>
+      <w:numFmt w:val="bullet"/>
+      <w:lvlText w:val=""/>
+      <w:lvlJc w:val="left"/>
+      <w:pPr>
+        <w:tabs>
+          <w:tab w:val="num" w:pos="3600"/>
+        </w:tabs>
+        <w:ind w:left="3600" w:hanging="360"/>
+      </w:pPr>
+      <w:rPr>
+        <w:rFonts w:ascii="Wingdings" w:hAnsi="Wingdings" w:hint="default"/>
+        <w:sz w:val="20"/>
+      </w:rPr>
+    </w:lvl>
+    <w:lvl w:ilvl="5" w:tentative="1">
+      <w:start w:val="1"/>
+      <w:numFmt w:val="bullet"/>
+      <w:lvlText w:val=""/>
+      <w:lvlJc w:val="left"/>
+      <w:pPr>
+        <w:tabs>
+          <w:tab w:val="num" w:pos="4320"/>
+        </w:tabs>
+        <w:ind w:left="4320" w:hanging="360"/>
+      </w:pPr>
+      <w:rPr>
+        <w:rFonts w:ascii="Wingdings" w:hAnsi="Wingdings" w:hint="default"/>
+        <w:sz w:val="20"/>
+      </w:rPr>
+    </w:lvl>
+    <w:lvl w:ilvl="6" w:tentative="1">
+      <w:start w:val="1"/>
+      <w:numFmt w:val="bullet"/>
+      <w:lvlText w:val=""/>
+      <w:lvlJc w:val="left"/>
+      <w:pPr>
+        <w:tabs>
+          <w:tab w:val="num" w:pos="5040"/>
+        </w:tabs>
+        <w:ind w:left="5040" w:hanging="360"/>
+      </w:pPr>
+      <w:rPr>
+        <w:rFonts w:ascii="Wingdings" w:hAnsi="Wingdings" w:hint="default"/>
+        <w:sz w:val="20"/>
+      </w:rPr>
+    </w:lvl>
+    <w:lvl w:ilvl="7" w:tentative="1">
+      <w:start w:val="1"/>
+      <w:numFmt w:val="bullet"/>
+      <w:lvlText w:val=""/>
+      <w:lvlJc w:val="left"/>
+      <w:pPr>
+        <w:tabs>
+          <w:tab w:val="num" w:pos="5760"/>
+        </w:tabs>
+        <w:ind w:left="5760" w:hanging="360"/>
+      </w:pPr>
+      <w:rPr>
+        <w:rFonts w:ascii="Wingdings" w:hAnsi="Wingdings" w:hint="default"/>
+        <w:sz w:val="20"/>
+      </w:rPr>
+    </w:lvl>
+    <w:lvl w:ilvl="8" w:tentative="1">
+      <w:start w:val="1"/>
+      <w:numFmt w:val="bullet"/>
+      <w:lvlText w:val=""/>
+      <w:lvlJc w:val="left"/>
+      <w:pPr>
+        <w:tabs>
+          <w:tab w:val="num" w:pos="6480"/>
+        </w:tabs>
+        <w:ind w:left="6480" w:hanging="360"/>
+      </w:pPr>
+      <w:rPr>
+        <w:rFonts w:ascii="Wingdings" w:hAnsi="Wingdings" w:hint="default"/>
+        <w:sz w:val="20"/>
+      </w:rPr>
+    </w:lvl>
+  </w:abstractNum>
+  <w:abstractNum w:abstractNumId="34">
+    <w:nsid w:val="75AF0293"/>
+    <w:multiLevelType w:val="multilevel"/>
+    <w:tmpl w:val="04BAB9F4"/>
+    <w:lvl w:ilvl="0">
+      <w:start w:val="1"/>
+      <w:numFmt w:val="bullet"/>
+      <w:lvlText w:val=""/>
+      <w:lvlJc w:val="left"/>
+      <w:pPr>
+        <w:tabs>
+          <w:tab w:val="num" w:pos="720"/>
+        </w:tabs>
+        <w:ind w:left="720" w:hanging="360"/>
+      </w:pPr>
+      <w:rPr>
+        <w:rFonts w:ascii="Symbol" w:hAnsi="Symbol" w:hint="default"/>
+        <w:sz w:val="20"/>
+      </w:rPr>
+    </w:lvl>
+    <w:lvl w:ilvl="1" w:tentative="1">
+      <w:start w:val="1"/>
+      <w:numFmt w:val="bullet"/>
+      <w:lvlText w:val="o"/>
+      <w:lvlJc w:val="left"/>
+      <w:pPr>
+        <w:tabs>
+          <w:tab w:val="num" w:pos="1440"/>
+        </w:tabs>
+        <w:ind w:left="1440" w:hanging="360"/>
+      </w:pPr>
+      <w:rPr>
+        <w:rFonts w:ascii="Courier New" w:hAnsi="Courier New" w:hint="default"/>
+        <w:sz w:val="20"/>
+      </w:rPr>
+    </w:lvl>
+    <w:lvl w:ilvl="2" w:tentative="1">
+      <w:start w:val="1"/>
+      <w:numFmt w:val="bullet"/>
+      <w:lvlText w:val=""/>
+      <w:lvlJc w:val="left"/>
+      <w:pPr>
+        <w:tabs>
+          <w:tab w:val="num" w:pos="2160"/>
+        </w:tabs>
+        <w:ind w:left="2160" w:hanging="360"/>
+      </w:pPr>
+      <w:rPr>
+        <w:rFonts w:ascii="Wingdings" w:hAnsi="Wingdings" w:hint="default"/>
+        <w:sz w:val="20"/>
+      </w:rPr>
+    </w:lvl>
+    <w:lvl w:ilvl="3" w:tentative="1">
+      <w:start w:val="1"/>
+      <w:numFmt w:val="bullet"/>
+      <w:lvlText w:val=""/>
+      <w:lvlJc w:val="left"/>
+      <w:pPr>
+        <w:tabs>
+          <w:tab w:val="num" w:pos="2880"/>
+        </w:tabs>
+        <w:ind w:left="2880" w:hanging="360"/>
+      </w:pPr>
+      <w:rPr>
+        <w:rFonts w:ascii="Wingdings" w:hAnsi="Wingdings" w:hint="default"/>
+        <w:sz w:val="20"/>
+      </w:rPr>
+    </w:lvl>
+    <w:lvl w:ilvl="4" w:tentative="1">
+      <w:start w:val="1"/>
+      <w:numFmt w:val="bullet"/>
+      <w:lvlText w:val=""/>
+      <w:lvlJc w:val="left"/>
+      <w:pPr>
+        <w:tabs>
+          <w:tab w:val="num" w:pos="3600"/>
+        </w:tabs>
+        <w:ind w:left="3600" w:hanging="360"/>
+      </w:pPr>
+      <w:rPr>
+        <w:rFonts w:ascii="Wingdings" w:hAnsi="Wingdings" w:hint="default"/>
+        <w:sz w:val="20"/>
+      </w:rPr>
+    </w:lvl>
+    <w:lvl w:ilvl="5" w:tentative="1">
+      <w:start w:val="1"/>
+      <w:numFmt w:val="bullet"/>
+      <w:lvlText w:val=""/>
+      <w:lvlJc w:val="left"/>
+      <w:pPr>
+        <w:tabs>
+          <w:tab w:val="num" w:pos="4320"/>
+        </w:tabs>
+        <w:ind w:left="4320" w:hanging="360"/>
+      </w:pPr>
+      <w:rPr>
+        <w:rFonts w:ascii="Wingdings" w:hAnsi="Wingdings" w:hint="default"/>
+        <w:sz w:val="20"/>
+      </w:rPr>
+    </w:lvl>
+    <w:lvl w:ilvl="6" w:tentative="1">
+      <w:start w:val="1"/>
+      <w:numFmt w:val="bullet"/>
+      <w:lvlText w:val=""/>
+      <w:lvlJc w:val="left"/>
+      <w:pPr>
+        <w:tabs>
+          <w:tab w:val="num" w:pos="5040"/>
+        </w:tabs>
+        <w:ind w:left="5040" w:hanging="360"/>
+      </w:pPr>
+      <w:rPr>
+        <w:rFonts w:ascii="Wingdings" w:hAnsi="Wingdings" w:hint="default"/>
+        <w:sz w:val="20"/>
+      </w:rPr>
+    </w:lvl>
+    <w:lvl w:ilvl="7" w:tentative="1">
+      <w:start w:val="1"/>
+      <w:numFmt w:val="bullet"/>
+      <w:lvlText w:val=""/>
+      <w:lvlJc w:val="left"/>
+      <w:pPr>
+        <w:tabs>
+          <w:tab w:val="num" w:pos="5760"/>
+        </w:tabs>
+        <w:ind w:left="5760" w:hanging="360"/>
+      </w:pPr>
+      <w:rPr>
+        <w:rFonts w:ascii="Wingdings" w:hAnsi="Wingdings" w:hint="default"/>
+        <w:sz w:val="20"/>
+      </w:rPr>
+    </w:lvl>
+    <w:lvl w:ilvl="8" w:tentative="1">
+      <w:start w:val="1"/>
+      <w:numFmt w:val="bullet"/>
+      <w:lvlText w:val=""/>
+      <w:lvlJc w:val="left"/>
+      <w:pPr>
+        <w:tabs>
+          <w:tab w:val="num" w:pos="6480"/>
+        </w:tabs>
+        <w:ind w:left="6480" w:hanging="360"/>
+      </w:pPr>
+      <w:rPr>
+        <w:rFonts w:ascii="Wingdings" w:hAnsi="Wingdings" w:hint="default"/>
+        <w:sz w:val="20"/>
+      </w:rPr>
+    </w:lvl>
+  </w:abstractNum>
+  <w:abstractNum w:abstractNumId="35">
+    <w:nsid w:val="7C8679E7"/>
+    <w:multiLevelType w:val="multilevel"/>
+    <w:tmpl w:val="AEBE232E"/>
+    <w:lvl w:ilvl="0">
+      <w:start w:val="1"/>
+      <w:numFmt w:val="bullet"/>
+      <w:lvlText w:val=""/>
+      <w:lvlJc w:val="left"/>
+      <w:pPr>
+        <w:tabs>
+          <w:tab w:val="num" w:pos="720"/>
+        </w:tabs>
+        <w:ind w:left="720" w:hanging="360"/>
+      </w:pPr>
+      <w:rPr>
+        <w:rFonts w:ascii="Symbol" w:hAnsi="Symbol" w:hint="default"/>
+        <w:sz w:val="20"/>
+      </w:rPr>
+    </w:lvl>
+    <w:lvl w:ilvl="1" w:tentative="1">
+      <w:start w:val="1"/>
+      <w:numFmt w:val="bullet"/>
+      <w:lvlText w:val="o"/>
+      <w:lvlJc w:val="left"/>
+      <w:pPr>
+        <w:tabs>
+          <w:tab w:val="num" w:pos="1440"/>
+        </w:tabs>
+        <w:ind w:left="1440" w:hanging="360"/>
+      </w:pPr>
+      <w:rPr>
+        <w:rFonts w:ascii="Courier New" w:hAnsi="Courier New" w:hint="default"/>
+        <w:sz w:val="20"/>
+      </w:rPr>
+    </w:lvl>
+    <w:lvl w:ilvl="2" w:tentative="1">
+      <w:start w:val="1"/>
+      <w:numFmt w:val="bullet"/>
+      <w:lvlText w:val=""/>
+      <w:lvlJc w:val="left"/>
+      <w:pPr>
+        <w:tabs>
+          <w:tab w:val="num" w:pos="2160"/>
+        </w:tabs>
+        <w:ind w:left="2160" w:hanging="360"/>
+      </w:pPr>
+      <w:rPr>
+        <w:rFonts w:ascii="Wingdings" w:hAnsi="Wingdings" w:hint="default"/>
+        <w:sz w:val="20"/>
+      </w:rPr>
+    </w:lvl>
+    <w:lvl w:ilvl="3" w:tentative="1">
+      <w:start w:val="1"/>
+      <w:numFmt w:val="bullet"/>
+      <w:lvlText w:val=""/>
+      <w:lvlJc w:val="left"/>
+      <w:pPr>
+        <w:tabs>
+          <w:tab w:val="num" w:pos="2880"/>
+        </w:tabs>
+        <w:ind w:left="2880" w:hanging="360"/>
+      </w:pPr>
+      <w:rPr>
+        <w:rFonts w:ascii="Wingdings" w:hAnsi="Wingdings" w:hint="default"/>
+        <w:sz w:val="20"/>
+      </w:rPr>
+    </w:lvl>
+    <w:lvl w:ilvl="4" w:tentative="1">
+      <w:start w:val="1"/>
+      <w:numFmt w:val="bullet"/>
+      <w:lvlText w:val=""/>
+      <w:lvlJc w:val="left"/>
+      <w:pPr>
+        <w:tabs>
+          <w:tab w:val="num" w:pos="3600"/>
+        </w:tabs>
+        <w:ind w:left="3600" w:hanging="360"/>
+      </w:pPr>
+      <w:rPr>
+        <w:rFonts w:ascii="Wingdings" w:hAnsi="Wingdings" w:hint="default"/>
+        <w:sz w:val="20"/>
+      </w:rPr>
+    </w:lvl>
+    <w:lvl w:ilvl="5" w:tentative="1">
+      <w:start w:val="1"/>
+      <w:numFmt w:val="bullet"/>
+      <w:lvlText w:val=""/>
+      <w:lvlJc w:val="left"/>
+      <w:pPr>
+        <w:tabs>
+          <w:tab w:val="num" w:pos="4320"/>
+        </w:tabs>
+        <w:ind w:left="4320" w:hanging="360"/>
+      </w:pPr>
+      <w:rPr>
+        <w:rFonts w:ascii="Wingdings" w:hAnsi="Wingdings" w:hint="default"/>
+        <w:sz w:val="20"/>
+      </w:rPr>
+    </w:lvl>
+    <w:lvl w:ilvl="6" w:tentative="1">
+      <w:start w:val="1"/>
+      <w:numFmt w:val="bullet"/>
+      <w:lvlText w:val=""/>
+      <w:lvlJc w:val="left"/>
+      <w:pPr>
+        <w:tabs>
+          <w:tab w:val="num" w:pos="5040"/>
+        </w:tabs>
+        <w:ind w:left="5040" w:hanging="360"/>
+      </w:pPr>
+      <w:rPr>
+        <w:rFonts w:ascii="Wingdings" w:hAnsi="Wingdings" w:hint="default"/>
+        <w:sz w:val="20"/>
+      </w:rPr>
+    </w:lvl>
+    <w:lvl w:ilvl="7" w:tentative="1">
+      <w:start w:val="1"/>
+      <w:numFmt w:val="bullet"/>
+      <w:lvlText w:val=""/>
+      <w:lvlJc w:val="left"/>
+      <w:pPr>
+        <w:tabs>
+          <w:tab w:val="num" w:pos="5760"/>
+        </w:tabs>
+        <w:ind w:left="5760" w:hanging="360"/>
+      </w:pPr>
+      <w:rPr>
+        <w:rFonts w:ascii="Wingdings" w:hAnsi="Wingdings" w:hint="default"/>
+        <w:sz w:val="20"/>
+      </w:rPr>
+    </w:lvl>
+    <w:lvl w:ilvl="8" w:tentative="1">
+      <w:start w:val="1"/>
+      <w:numFmt w:val="bullet"/>
+      <w:lvlText w:val=""/>
+      <w:lvlJc w:val="left"/>
+      <w:pPr>
+        <w:tabs>
+          <w:tab w:val="num" w:pos="6480"/>
+        </w:tabs>
+        <w:ind w:left="6480" w:hanging="360"/>
+      </w:pPr>
+      <w:rPr>
+        <w:rFonts w:ascii="Wingdings" w:hAnsi="Wingdings" w:hint="default"/>
+        <w:sz w:val="20"/>
+      </w:rPr>
+    </w:lvl>
+  </w:abstractNum>
+  <w:abstractNum w:abstractNumId="36">
+    <w:nsid w:val="7D8E03F9"/>
+    <w:multiLevelType w:val="multilevel"/>
+    <w:tmpl w:val="28EE9896"/>
+    <w:lvl w:ilvl="0">
+      <w:start w:val="1"/>
+      <w:numFmt w:val="bullet"/>
+      <w:lvlText w:val=""/>
+      <w:lvlJc w:val="left"/>
+      <w:pPr>
+        <w:tabs>
+          <w:tab w:val="num" w:pos="720"/>
+        </w:tabs>
+        <w:ind w:left="720" w:hanging="360"/>
+      </w:pPr>
+      <w:rPr>
+        <w:rFonts w:ascii="Symbol" w:hAnsi="Symbol" w:hint="default"/>
+        <w:sz w:val="20"/>
+      </w:rPr>
+    </w:lvl>
+    <w:lvl w:ilvl="1" w:tentative="1">
+      <w:start w:val="1"/>
+      <w:numFmt w:val="bullet"/>
+      <w:lvlText w:val="o"/>
+      <w:lvlJc w:val="left"/>
+      <w:pPr>
+        <w:tabs>
+          <w:tab w:val="num" w:pos="1440"/>
+        </w:tabs>
+        <w:ind w:left="1440" w:hanging="360"/>
+      </w:pPr>
+      <w:rPr>
+        <w:rFonts w:ascii="Courier New" w:hAnsi="Courier New" w:hint="default"/>
+        <w:sz w:val="20"/>
+      </w:rPr>
+    </w:lvl>
+    <w:lvl w:ilvl="2" w:tentative="1">
+      <w:start w:val="1"/>
+      <w:numFmt w:val="bullet"/>
+      <w:lvlText w:val=""/>
+      <w:lvlJc w:val="left"/>
+      <w:pPr>
+        <w:tabs>
+          <w:tab w:val="num" w:pos="2160"/>
+        </w:tabs>
+        <w:ind w:left="2160" w:hanging="360"/>
+      </w:pPr>
+      <w:rPr>
+        <w:rFonts w:ascii="Wingdings" w:hAnsi="Wingdings" w:hint="default"/>
+        <w:sz w:val="20"/>
+      </w:rPr>
+    </w:lvl>
+    <w:lvl w:ilvl="3" w:tentative="1">
+      <w:start w:val="1"/>
+      <w:numFmt w:val="bullet"/>
+      <w:lvlText w:val=""/>
+      <w:lvlJc w:val="left"/>
+      <w:pPr>
+        <w:tabs>
+          <w:tab w:val="num" w:pos="2880"/>
+        </w:tabs>
+        <w:ind w:left="2880" w:hanging="360"/>
+      </w:pPr>
+      <w:rPr>
+        <w:rFonts w:ascii="Wingdings" w:hAnsi="Wingdings" w:hint="default"/>
+        <w:sz w:val="20"/>
+      </w:rPr>
+    </w:lvl>
+    <w:lvl w:ilvl="4" w:tentative="1">
+      <w:start w:val="1"/>
+      <w:numFmt w:val="bullet"/>
+      <w:lvlText w:val=""/>
+      <w:lvlJc w:val="left"/>
+      <w:pPr>
+        <w:tabs>
+          <w:tab w:val="num" w:pos="3600"/>
+        </w:tabs>
+        <w:ind w:left="3600" w:hanging="360"/>
+      </w:pPr>
+      <w:rPr>
+        <w:rFonts w:ascii="Wingdings" w:hAnsi="Wingdings" w:hint="default"/>
+        <w:sz w:val="20"/>
+      </w:rPr>
+    </w:lvl>
+    <w:lvl w:ilvl="5" w:tentative="1">
+      <w:start w:val="1"/>
+      <w:numFmt w:val="bullet"/>
+      <w:lvlText w:val=""/>
+      <w:lvlJc w:val="left"/>
+      <w:pPr>
+        <w:tabs>
+          <w:tab w:val="num" w:pos="4320"/>
+        </w:tabs>
+        <w:ind w:left="4320" w:hanging="360"/>
+      </w:pPr>
+      <w:rPr>
+        <w:rFonts w:ascii="Wingdings" w:hAnsi="Wingdings" w:hint="default"/>
+        <w:sz w:val="20"/>
+      </w:rPr>
+    </w:lvl>
+    <w:lvl w:ilvl="6" w:tentative="1">
+      <w:start w:val="1"/>
+      <w:numFmt w:val="bullet"/>
+      <w:lvlText w:val=""/>
+      <w:lvlJc w:val="left"/>
+      <w:pPr>
+        <w:tabs>
+          <w:tab w:val="num" w:pos="5040"/>
+        </w:tabs>
+        <w:ind w:left="5040" w:hanging="360"/>
+      </w:pPr>
+      <w:rPr>
+        <w:rFonts w:ascii="Wingdings" w:hAnsi="Wingdings" w:hint="default"/>
+        <w:sz w:val="20"/>
+      </w:rPr>
+    </w:lvl>
+    <w:lvl w:ilvl="7" w:tentative="1">
+      <w:start w:val="1"/>
+      <w:numFmt w:val="bullet"/>
+      <w:lvlText w:val=""/>
+      <w:lvlJc w:val="left"/>
+      <w:pPr>
+        <w:tabs>
+          <w:tab w:val="num" w:pos="5760"/>
+        </w:tabs>
+        <w:ind w:left="5760" w:hanging="360"/>
+      </w:pPr>
+      <w:rPr>
+        <w:rFonts w:ascii="Wingdings" w:hAnsi="Wingdings" w:hint="default"/>
+        <w:sz w:val="20"/>
+      </w:rPr>
+    </w:lvl>
+    <w:lvl w:ilvl="8" w:tentative="1">
+      <w:start w:val="1"/>
+      <w:numFmt w:val="bullet"/>
+      <w:lvlText w:val=""/>
+      <w:lvlJc w:val="left"/>
+      <w:pPr>
+        <w:tabs>
+          <w:tab w:val="num" w:pos="6480"/>
+        </w:tabs>
+        <w:ind w:left="6480" w:hanging="360"/>
+      </w:pPr>
+      <w:rPr>
+        <w:rFonts w:ascii="Wingdings" w:hAnsi="Wingdings" w:hint="default"/>
+        <w:sz w:val="20"/>
+      </w:rPr>
+    </w:lvl>
+  </w:abstractNum>
   <w:num w:numId="1">
+    <w:abstractNumId w:val="4"/>
+  </w:num>
+  <w:num w:numId="2">
+    <w:abstractNumId w:val="32"/>
+  </w:num>
+  <w:num w:numId="3">
+    <w:abstractNumId w:val="1"/>
+  </w:num>
+  <w:num w:numId="4">
+    <w:abstractNumId w:val="8"/>
+  </w:num>
+  <w:num w:numId="5">
+    <w:abstractNumId w:val="31"/>
+  </w:num>
+  <w:num w:numId="6">
+    <w:abstractNumId w:val="11"/>
+  </w:num>
+  <w:num w:numId="7">
+    <w:abstractNumId w:val="5"/>
+  </w:num>
+  <w:num w:numId="8">
     <w:abstractNumId w:val="2"/>
   </w:num>
-  <w:num w:numId="2">
+  <w:num w:numId="9">
+    <w:abstractNumId w:val="30"/>
+  </w:num>
+  <w:num w:numId="10">
+    <w:abstractNumId w:val="27"/>
+  </w:num>
+  <w:num w:numId="11">
+    <w:abstractNumId w:val="33"/>
+  </w:num>
+  <w:num w:numId="12">
+    <w:abstractNumId w:val="35"/>
+  </w:num>
+  <w:num w:numId="13">
+    <w:abstractNumId w:val="16"/>
+  </w:num>
+  <w:num w:numId="14">
+    <w:abstractNumId w:val="21"/>
+  </w:num>
+  <w:num w:numId="15">
+    <w:abstractNumId w:val="0"/>
+  </w:num>
+  <w:num w:numId="16">
+    <w:abstractNumId w:val="3"/>
+  </w:num>
+  <w:num w:numId="17">
+    <w:abstractNumId w:val="19"/>
+  </w:num>
+  <w:num w:numId="18">
+    <w:abstractNumId w:val="13"/>
+  </w:num>
+  <w:num w:numId="19">
+    <w:abstractNumId w:val="28"/>
+  </w:num>
+  <w:num w:numId="20">
     <w:abstractNumId w:val="7"/>
   </w:num>
-  <w:num w:numId="3">
-    <w:abstractNumId w:val="0"/>
+  <w:num w:numId="21">
+    <w:abstractNumId w:val="29"/>
   </w:num>
-  <w:num w:numId="4">
-    <w:abstractNumId w:val="4"/>
+  <w:num w:numId="22">
+    <w:abstractNumId w:val="12"/>
   </w:num>
-  <w:num w:numId="5">
+  <w:num w:numId="23">
+    <w:abstractNumId w:val="34"/>
+  </w:num>
+  <w:num w:numId="24">
+    <w:abstractNumId w:val="9"/>
+  </w:num>
+  <w:num w:numId="25">
+    <w:abstractNumId w:val="15"/>
+  </w:num>
+  <w:num w:numId="26">
+    <w:abstractNumId w:val="26"/>
+  </w:num>
+  <w:num w:numId="27">
+    <w:abstractNumId w:val="18"/>
+  </w:num>
+  <w:num w:numId="28">
+    <w:abstractNumId w:val="24"/>
+  </w:num>
+  <w:num w:numId="29">
+    <w:abstractNumId w:val="20"/>
+  </w:num>
+  <w:num w:numId="30">
+    <w:abstractNumId w:val="22"/>
+  </w:num>
+  <w:num w:numId="31">
+    <w:abstractNumId w:val="10"/>
+  </w:num>
+  <w:num w:numId="32">
+    <w:abstractNumId w:val="17"/>
+  </w:num>
+  <w:num w:numId="33">
+    <w:abstractNumId w:val="23"/>
+  </w:num>
+  <w:num w:numId="34">
+    <w:abstractNumId w:val="36"/>
+  </w:num>
+  <w:num w:numId="35">
+    <w:abstractNumId w:val="14"/>
+  </w:num>
+  <w:num w:numId="36">
+    <w:abstractNumId w:val="25"/>
+  </w:num>
+  <w:num w:numId="37">
     <w:abstractNumId w:val="6"/>
-  </w:num>
-  <w:num w:numId="6">
-    <w:abstractNumId w:val="5"/>
-  </w:num>
-  <w:num w:numId="7">
-    <w:abstractNumId w:val="3"/>
-  </w:num>
-  <w:num w:numId="8">
-    <w:abstractNumId w:val="1"/>
   </w:num>
 </w:numbering>
 </file>
@@ -4382,6 +8242,75 @@
     <w:rPr>
       <w:sz w:val="22"/>
       <w:szCs w:val="22"/>
+    </w:rPr>
+  </w:style>
+  <w:style w:type="paragraph" w:styleId="Heading1">
+    <w:name w:val="heading 1"/>
+    <w:basedOn w:val="Normal"/>
+    <w:next w:val="Normal"/>
+    <w:link w:val="Heading1Char"/>
+    <w:uiPriority w:val="9"/>
+    <w:qFormat/>
+    <w:rsid w:val="00790A3E"/>
+    <w:pPr>
+      <w:keepNext/>
+      <w:keepLines/>
+      <w:spacing w:before="480" w:after="0" w:line="276" w:lineRule="auto"/>
+      <w:outlineLvl w:val="0"/>
+    </w:pPr>
+    <w:rPr>
+      <w:rFonts w:asciiTheme="majorHAnsi" w:eastAsiaTheme="majorEastAsia" w:hAnsiTheme="majorHAnsi" w:cstheme="majorBidi"/>
+      <w:b/>
+      <w:bCs/>
+      <w:color w:val="2E74B5" w:themeColor="accent1" w:themeShade="BF"/>
+      <w:sz w:val="28"/>
+      <w:szCs w:val="28"/>
+    </w:rPr>
+  </w:style>
+  <w:style w:type="paragraph" w:styleId="Heading2">
+    <w:name w:val="heading 2"/>
+    <w:next w:val="Normal"/>
+    <w:link w:val="Heading2Char"/>
+    <w:uiPriority w:val="9"/>
+    <w:unhideWhenUsed/>
+    <w:qFormat/>
+    <w:rsid w:val="00D55309"/>
+    <w:pPr>
+      <w:keepNext/>
+      <w:keepLines/>
+      <w:spacing w:after="32" w:line="259" w:lineRule="auto"/>
+      <w:jc w:val="right"/>
+      <w:outlineLvl w:val="1"/>
+    </w:pPr>
+    <w:rPr>
+      <w:rFonts w:ascii="Times New Roman" w:eastAsia="Times New Roman" w:hAnsi="Times New Roman"/>
+      <w:b/>
+      <w:color w:val="000000"/>
+      <w:sz w:val="28"/>
+      <w:szCs w:val="22"/>
+      <w:lang w:val="en-IN" w:eastAsia="en-IN"/>
+    </w:rPr>
+  </w:style>
+  <w:style w:type="paragraph" w:styleId="Heading3">
+    <w:name w:val="heading 3"/>
+    <w:basedOn w:val="Normal"/>
+    <w:next w:val="Normal"/>
+    <w:link w:val="Heading3Char"/>
+    <w:uiPriority w:val="9"/>
+    <w:unhideWhenUsed/>
+    <w:qFormat/>
+    <w:rsid w:val="008C6804"/>
+    <w:pPr>
+      <w:keepNext/>
+      <w:keepLines/>
+      <w:spacing w:before="200" w:after="0"/>
+      <w:outlineLvl w:val="2"/>
+    </w:pPr>
+    <w:rPr>
+      <w:rFonts w:asciiTheme="majorHAnsi" w:eastAsiaTheme="majorEastAsia" w:hAnsiTheme="majorHAnsi" w:cstheme="majorBidi"/>
+      <w:b/>
+      <w:bCs/>
+      <w:color w:val="5B9BD5" w:themeColor="accent1"/>
     </w:rPr>
   </w:style>
   <w:style w:type="character" w:default="1" w:styleId="DefaultParagraphFont">
@@ -4629,6 +8558,153 @@
       <w:szCs w:val="24"/>
       <w:lang w:val="en-AU" w:eastAsia="zh-CN"/>
     </w:rPr>
+  </w:style>
+  <w:style w:type="character" w:styleId="Strong">
+    <w:name w:val="Strong"/>
+    <w:basedOn w:val="DefaultParagraphFont"/>
+    <w:uiPriority w:val="22"/>
+    <w:qFormat/>
+    <w:rsid w:val="001C7A84"/>
+    <w:rPr>
+      <w:b/>
+      <w:bCs/>
+    </w:rPr>
+  </w:style>
+  <w:style w:type="paragraph" w:styleId="NormalWeb">
+    <w:name w:val="Normal (Web)"/>
+    <w:basedOn w:val="Normal"/>
+    <w:uiPriority w:val="99"/>
+    <w:unhideWhenUsed/>
+    <w:rsid w:val="00A079B5"/>
+    <w:pPr>
+      <w:spacing w:before="100" w:beforeAutospacing="1" w:after="100" w:afterAutospacing="1" w:line="240" w:lineRule="auto"/>
+    </w:pPr>
+    <w:rPr>
+      <w:rFonts w:ascii="Times New Roman" w:eastAsia="Times New Roman" w:hAnsi="Times New Roman"/>
+      <w:sz w:val="24"/>
+      <w:szCs w:val="24"/>
+      <w:lang w:bidi="te-IN"/>
+    </w:rPr>
+  </w:style>
+  <w:style w:type="character" w:customStyle="1" w:styleId="Heading2Char">
+    <w:name w:val="Heading 2 Char"/>
+    <w:basedOn w:val="DefaultParagraphFont"/>
+    <w:link w:val="Heading2"/>
+    <w:uiPriority w:val="9"/>
+    <w:rsid w:val="00D55309"/>
+    <w:rPr>
+      <w:rFonts w:ascii="Times New Roman" w:eastAsia="Times New Roman" w:hAnsi="Times New Roman"/>
+      <w:b/>
+      <w:color w:val="000000"/>
+      <w:sz w:val="28"/>
+      <w:szCs w:val="22"/>
+      <w:lang w:val="en-IN" w:eastAsia="en-IN"/>
+    </w:rPr>
+  </w:style>
+  <w:style w:type="character" w:customStyle="1" w:styleId="katex-mathml">
+    <w:name w:val="katex-mathml"/>
+    <w:basedOn w:val="DefaultParagraphFont"/>
+    <w:rsid w:val="00D55309"/>
+  </w:style>
+  <w:style w:type="character" w:customStyle="1" w:styleId="mord">
+    <w:name w:val="mord"/>
+    <w:basedOn w:val="DefaultParagraphFont"/>
+    <w:rsid w:val="00D55309"/>
+  </w:style>
+  <w:style w:type="character" w:customStyle="1" w:styleId="vlist-s">
+    <w:name w:val="vlist-s"/>
+    <w:basedOn w:val="DefaultParagraphFont"/>
+    <w:rsid w:val="00D55309"/>
+  </w:style>
+  <w:style w:type="character" w:styleId="Emphasis">
+    <w:name w:val="Emphasis"/>
+    <w:basedOn w:val="DefaultParagraphFont"/>
+    <w:uiPriority w:val="20"/>
+    <w:qFormat/>
+    <w:rsid w:val="00354998"/>
+    <w:rPr>
+      <w:i/>
+      <w:iCs/>
+    </w:rPr>
+  </w:style>
+  <w:style w:type="character" w:customStyle="1" w:styleId="Heading3Char">
+    <w:name w:val="Heading 3 Char"/>
+    <w:basedOn w:val="DefaultParagraphFont"/>
+    <w:link w:val="Heading3"/>
+    <w:uiPriority w:val="9"/>
+    <w:rsid w:val="008C6804"/>
+    <w:rPr>
+      <w:rFonts w:asciiTheme="majorHAnsi" w:eastAsiaTheme="majorEastAsia" w:hAnsiTheme="majorHAnsi" w:cstheme="majorBidi"/>
+      <w:b/>
+      <w:bCs/>
+      <w:color w:val="5B9BD5" w:themeColor="accent1"/>
+      <w:sz w:val="22"/>
+      <w:szCs w:val="22"/>
+    </w:rPr>
+  </w:style>
+  <w:style w:type="paragraph" w:customStyle="1" w:styleId="css-uoqnqe">
+    <w:name w:val="css-uoqnqe"/>
+    <w:basedOn w:val="Normal"/>
+    <w:rsid w:val="00825348"/>
+    <w:pPr>
+      <w:spacing w:before="100" w:beforeAutospacing="1" w:after="100" w:afterAutospacing="1" w:line="240" w:lineRule="auto"/>
+    </w:pPr>
+    <w:rPr>
+      <w:rFonts w:ascii="Times New Roman" w:eastAsia="Times New Roman" w:hAnsi="Times New Roman"/>
+      <w:sz w:val="24"/>
+      <w:szCs w:val="24"/>
+      <w:lang w:bidi="te-IN"/>
+    </w:rPr>
+  </w:style>
+  <w:style w:type="character" w:customStyle="1" w:styleId="mopen">
+    <w:name w:val="mopen"/>
+    <w:basedOn w:val="DefaultParagraphFont"/>
+    <w:rsid w:val="00A47276"/>
+  </w:style>
+  <w:style w:type="character" w:customStyle="1" w:styleId="mclose">
+    <w:name w:val="mclose"/>
+    <w:basedOn w:val="DefaultParagraphFont"/>
+    <w:rsid w:val="00A47276"/>
+  </w:style>
+  <w:style w:type="character" w:customStyle="1" w:styleId="whitespace-normal">
+    <w:name w:val="whitespace-normal"/>
+    <w:basedOn w:val="DefaultParagraphFont"/>
+    <w:rsid w:val="00BD6B62"/>
+  </w:style>
+  <w:style w:type="character" w:customStyle="1" w:styleId="Heading1Char">
+    <w:name w:val="Heading 1 Char"/>
+    <w:basedOn w:val="DefaultParagraphFont"/>
+    <w:link w:val="Heading1"/>
+    <w:uiPriority w:val="9"/>
+    <w:rsid w:val="00790A3E"/>
+    <w:rPr>
+      <w:rFonts w:asciiTheme="majorHAnsi" w:eastAsiaTheme="majorEastAsia" w:hAnsiTheme="majorHAnsi" w:cstheme="majorBidi"/>
+      <w:b/>
+      <w:bCs/>
+      <w:color w:val="2E74B5" w:themeColor="accent1" w:themeShade="BF"/>
+      <w:sz w:val="28"/>
+      <w:szCs w:val="28"/>
+    </w:rPr>
+  </w:style>
+  <w:style w:type="character" w:customStyle="1" w:styleId="mrel">
+    <w:name w:val="mrel"/>
+    <w:basedOn w:val="DefaultParagraphFont"/>
+    <w:rsid w:val="00421C1D"/>
+  </w:style>
+  <w:style w:type="character" w:customStyle="1" w:styleId="mbin">
+    <w:name w:val="mbin"/>
+    <w:basedOn w:val="DefaultParagraphFont"/>
+    <w:rsid w:val="00421C1D"/>
+  </w:style>
+  <w:style w:type="character" w:customStyle="1" w:styleId="mpunct">
+    <w:name w:val="mpunct"/>
+    <w:basedOn w:val="DefaultParagraphFont"/>
+    <w:rsid w:val="00290CC1"/>
+  </w:style>
+  <w:style w:type="character" w:customStyle="1" w:styleId="mop">
+    <w:name w:val="mop"/>
+    <w:basedOn w:val="DefaultParagraphFont"/>
+    <w:rsid w:val="005B3109"/>
   </w:style>
 </w:styles>
 </file>
@@ -4888,18 +8964,38 @@
   <a:extraClrSchemeLst/>
   <a:extLst>
     <a:ext uri="{05A4C25C-085E-4340-85A3-A5531E510DB2}">
-      <thm15:themeFamily xmlns:thm15="http://schemas.microsoft.com/office/thememl/2012/main" xmlns="" name="Office Theme" id="{62F939B6-93AF-4DB8-9C6B-D6C7DFDC589F}" vid="{4A3C46E8-61CC-4603-A589-7422A47A8E4A}"/>
+      <thm15:themeFamily xmlns="" xmlns:thm15="http://schemas.microsoft.com/office/thememl/2012/main" name="Office Theme" id="{62F939B6-93AF-4DB8-9C6B-D6C7DFDC589F}" vid="{4A3C46E8-61CC-4603-A589-7422A47A8E4A}"/>
     </a:ext>
   </a:extLst>
 </a:theme>
 </file>
 
 <file path=customXml/item1.xml><?xml version="1.0" encoding="utf-8"?>
+<CoverPageProperties xmlns="http://schemas.microsoft.com/office/2006/coverPageProps">
+  <PublishDate/>
+  <Abstract/>
+  <CompanyAddress>Paper ID: IJITEST-2026-006          www.ijitest.org       Volume X Issue X, Month 2026
+</CompanyAddress>
+  <CompanyPhone/>
+  <CompanyFax/>
+  <CompanyEmail/>
+</CoverPageProperties>
+</file>
+
+<file path=customXml/item2.xml><?xml version="1.0" encoding="utf-8"?>
 <b:Sources xmlns:b="http://schemas.openxmlformats.org/officeDocument/2006/bibliography" xmlns="http://schemas.openxmlformats.org/officeDocument/2006/bibliography" SelectedStyle="\APASixthEditionOfficeOnline.xsl" StyleName="APA" Version="6"/>
 </file>
 
 <file path=customXml/itemProps1.xml><?xml version="1.0" encoding="utf-8"?>
-<ds:datastoreItem xmlns:ds="http://schemas.openxmlformats.org/officeDocument/2006/customXml" ds:itemID="{F0FF2ECB-9772-409E-80DB-580BA9AF285F}">
+<ds:datastoreItem xmlns:ds="http://schemas.openxmlformats.org/officeDocument/2006/customXml" ds:itemID="{55AF091B-3C7A-41E3-B477-F2FDAA23CFDA}">
+  <ds:schemaRefs>
+    <ds:schemaRef ds:uri="http://schemas.microsoft.com/office/2006/coverPageProps"/>
+  </ds:schemaRefs>
+</ds:datastoreItem>
+</file>
+
+<file path=customXml/itemProps2.xml><?xml version="1.0" encoding="utf-8"?>
+<ds:datastoreItem xmlns:ds="http://schemas.openxmlformats.org/officeDocument/2006/customXml" ds:itemID="{0154A3B8-952E-4265-AB6D-D6891A686637}">
   <ds:schemaRefs>
     <ds:schemaRef ds:uri="http://schemas.openxmlformats.org/officeDocument/2006/bibliography"/>
   </ds:schemaRefs>
